--- a/Layouts/RepealRes.docx
+++ b/Layouts/RepealRes.docx
@@ -2,23 +2,87 @@
 <file path=word/document.xml><?xml version="1.0" encoding="utf-8"?>
 <w:document xmlns:wpc="http://schemas.microsoft.com/office/word/2010/wordprocessingCanvas" xmlns:cx="http://schemas.microsoft.com/office/drawing/2014/chartex" xmlns:cx1="http://schemas.microsoft.com/office/drawing/2015/9/8/chartex" xmlns:cx2="http://schemas.microsoft.com/office/drawing/2015/10/21/chartex" xmlns:cx3="http://schemas.microsoft.com/office/drawing/2016/5/9/chartex" xmlns:cx4="http://schemas.microsoft.com/office/drawing/2016/5/10/chartex" xmlns:cx5="http://schemas.microsoft.com/office/drawing/2016/5/11/chartex" xmlns:cx6="http://schemas.microsoft.com/office/drawing/2016/5/12/chartex" xmlns:cx7="http://schemas.microsoft.com/office/drawing/2016/5/13/chartex" xmlns:cx8="http://schemas.microsoft.com/office/drawing/2016/5/14/chartex" xmlns:mc="http://schemas.openxmlformats.org/markup-compatibility/2006" xmlns:aink="http://schemas.microsoft.com/office/drawing/2016/ink" xmlns:am3d="http://schemas.microsoft.com/office/drawing/2017/model3d" xmlns:o="urn:schemas-microsoft-com:office:office" xmlns:r="http://schemas.openxmlformats.org/officeDocument/2006/relationships" xmlns:m="http://schemas.openxmlformats.org/officeDocument/2006/math" xmlns:v="urn:schemas-microsoft-com:vml" xmlns:wp14="http://schemas.microsoft.com/office/word/2010/wordprocessingDrawing" xmlns:wp="http://schemas.openxmlformats.org/drawingml/2006/wordprocessingDrawing" xmlns:w10="urn:schemas-microsoft-com:office:word" xmlns:w="http://schemas.openxmlformats.org/wordprocessingml/2006/main" xmlns:w14="http://schemas.microsoft.com/office/word/2010/wordml" xmlns:w15="http://schemas.microsoft.com/office/word/2012/wordml" xmlns:w16cid="http://schemas.microsoft.com/office/word/2016/wordml/cid" xmlns:w16se="http://schemas.microsoft.com/office/word/2015/wordml/symex" xmlns:wpg="http://schemas.microsoft.com/office/word/2010/wordprocessingGroup" xmlns:wpi="http://schemas.microsoft.com/office/word/2010/wordprocessingInk" xmlns:wne="http://schemas.microsoft.com/office/word/2006/wordml" xmlns:wps="http://schemas.microsoft.com/office/word/2010/wordprocessingShape" mc:Ignorable="w14 w15 w16se w16cid wp14">
   <w:body>
+    <w:p>
+      <w:pPr>
+        <w:tabs>
+          <w:tab w:val="left" w:pos="6804"/>
+        </w:tabs>
+        <w:spacing w:after="0"/>
+        <w:rPr>
+          <w:rFonts w:ascii="Arial" w:hAnsi="Arial" w:cs="Arial"/>
+          <w:lang w:val="en-US"/>
+        </w:rPr>
+      </w:pPr>
+      <w:sdt>
+        <w:sdtPr>
+          <w:rPr>
+            <w:rFonts w:ascii="Arial" w:hAnsi="Arial" w:cs="Arial"/>
+            <w:lang w:val="en-US"/>
+          </w:rPr>
+          <w:id w:val="-1247033780"/>
+          <w:placeholder>
+            <w:docPart w:val="DefaultPlaceholder_-1854013440"/>
+          </w:placeholder>
+          <w:dataBinding w:prefixMappings="xmlns:ns0='urn:microsoft-dynamics-nav/reports/SVA Repeal Res/50630/'" w:xpath="/ns0:NavWordReportXmlPart[1]/ns0:Occupant[1]/ns0:OName[1]" w:storeItemID="{A8F97DA1-7E35-43AE-9056-21DC708A540C}"/>
+          <w:text/>
+          <w:alias w:val="#Nav: /Occupant/OName"/>
+          <w:tag w:val="#Nav: SVA Repeal Res/50630"/>
+        </w:sdtPr>
+        <w:sdtContent>
+          <w:proofErr w:type="spellStart"/>
+          <w:r>
+            <w:rPr>
+              <w:rFonts w:ascii="Arial" w:hAnsi="Arial" w:cs="Arial"/>
+              <w:lang w:val="en-US"/>
+            </w:rPr>
+            <w:t>OName</w:t>
+          </w:r>
+          <w:proofErr w:type="spellEnd"/>
+        </w:sdtContent>
+      </w:sdt>
+      <w:r>
+        <w:rPr>
+          <w:rFonts w:ascii="Arial" w:hAnsi="Arial" w:cs="Arial"/>
+          <w:lang w:val="en-US"/>
+        </w:rPr>
+        <w:tab/>
+      </w:r>
+      <w:r>
+        <w:rPr>
+          <w:rFonts w:ascii="Arial" w:hAnsi="Arial" w:cs="Arial"/>
+          <w:lang w:val="en-US"/>
+        </w:rPr>
+        <w:tab/>
+      </w:r>
+      <w:r>
+        <w:rPr>
+          <w:rFonts w:ascii="Arial" w:hAnsi="Arial" w:cs="Arial"/>
+          <w:lang w:val="en-US"/>
+        </w:rPr>
+        <w:tab/>
+      </w:r>
+    </w:p>
     <w:sdt>
       <w:sdtPr>
         <w:rPr>
           <w:rFonts w:ascii="Arial" w:hAnsi="Arial" w:cs="Arial"/>
           <w:lang w:val="en-US"/>
         </w:rPr>
-        <w:id w:val="-576674305"/>
+        <w:id w:val="-949932917"/>
         <w:placeholder>
           <w:docPart w:val="DefaultPlaceholder_-1854013440"/>
         </w:placeholder>
-        <w:dataBinding w:prefixMappings="xmlns:ns0='urn:microsoft-dynamics-nav/reports/Occupant_Report_in/50300/' " w:xpath="/ns0:NavWordReportXmlPart[1]/ns0:Occupant[1]/ns0:OCustomer[1]" w:storeItemID="{66F782CE-610B-44ED-B878-984AF63E2BB4}"/>
+        <w:dataBinding w:prefixMappings="xmlns:ns0='urn:microsoft-dynamics-nav/reports/SVA Repeal Res/50630/'" w:xpath="/ns0:NavWordReportXmlPart[1]/ns0:Occupant[1]/ns0:Oaddress[1]" w:storeItemID="{A8F97DA1-7E35-43AE-9056-21DC708A540C}"/>
         <w:text/>
+        <w:alias w:val="#Nav: /Occupant/Oaddress"/>
+        <w:tag w:val="#Nav: SVA Repeal Res/50630"/>
       </w:sdtPr>
-      <w:sdtEndPr/>
       <w:sdtContent>
         <w:p>
           <w:pPr>
+            <w:tabs>
+              <w:tab w:val="right" w:pos="9638"/>
+            </w:tabs>
             <w:spacing w:after="0"/>
             <w:rPr>
               <w:rFonts w:ascii="Arial" w:hAnsi="Arial" w:cs="Arial"/>
@@ -31,7 +95,7 @@
               <w:rFonts w:ascii="Arial" w:hAnsi="Arial" w:cs="Arial"/>
               <w:lang w:val="en-US"/>
             </w:rPr>
-            <w:t>Ocustomer</w:t>
+            <w:t>Oaddress</w:t>
           </w:r>
           <w:proofErr w:type="spellEnd"/>
         </w:p>
@@ -43,72 +107,42 @@
           <w:rFonts w:ascii="Arial" w:hAnsi="Arial" w:cs="Arial"/>
           <w:lang w:val="en-US"/>
         </w:rPr>
-        <w:id w:val="1280606476"/>
+        <w:id w:val="393396109"/>
         <w:placeholder>
           <w:docPart w:val="DefaultPlaceholder_-1854013440"/>
         </w:placeholder>
-        <w:dataBinding w:prefixMappings="xmlns:ns0='urn:microsoft-dynamics-nav/reports/Occupant_Report_in/50300/' " w:xpath="/ns0:NavWordReportXmlPart[1]/ns0:Occupant[1]/ns0:OName[1]" w:storeItemID="{66F782CE-610B-44ED-B878-984AF63E2BB4}"/>
+        <w:dataBinding w:prefixMappings="xmlns:ns0='urn:microsoft-dynamics-nav/reports/SVA Repeal Res/50630/'" w:xpath="/ns0:NavWordReportXmlPart[1]/ns0:Occupant[1]/ns0:OAddress2[1]" w:storeItemID="{A8F97DA1-7E35-43AE-9056-21DC708A540C}"/>
         <w:text/>
+        <w:alias w:val="#Nav: /Occupant/OAddress2"/>
+        <w:tag w:val="#Nav: SVA Repeal Res/50630"/>
       </w:sdtPr>
-      <w:sdtEndPr/>
       <w:sdtContent>
         <w:p>
           <w:pPr>
+            <w:tabs>
+              <w:tab w:val="right" w:pos="9638"/>
+            </w:tabs>
             <w:spacing w:after="0"/>
             <w:rPr>
               <w:rFonts w:ascii="Arial" w:hAnsi="Arial" w:cs="Arial"/>
               <w:lang w:val="en-US"/>
             </w:rPr>
           </w:pPr>
-          <w:proofErr w:type="spellStart"/>
           <w:r>
             <w:rPr>
               <w:rFonts w:ascii="Arial" w:hAnsi="Arial" w:cs="Arial"/>
               <w:lang w:val="en-US"/>
             </w:rPr>
-            <w:t>Oname</w:t>
+            <w:t>OAddress2</w:t>
           </w:r>
-          <w:proofErr w:type="spellEnd"/>
-        </w:p>
-      </w:sdtContent>
-    </w:sdt>
-    <w:sdt>
-      <w:sdtPr>
-        <w:rPr>
-          <w:rFonts w:ascii="Arial" w:hAnsi="Arial" w:cs="Arial"/>
-          <w:lang w:val="en-US"/>
-        </w:rPr>
-        <w:id w:val="-185608587"/>
-        <w:placeholder>
-          <w:docPart w:val="DefaultPlaceholder_-1854013440"/>
-        </w:placeholder>
-        <w:dataBinding w:prefixMappings="xmlns:ns0='urn:microsoft-dynamics-nav/reports/Occupant_Report_in/50300/' " w:xpath="/ns0:NavWordReportXmlPart[1]/ns0:Occupant[1]/ns0:Tenancy[1]/ns0:CAddress[1]" w:storeItemID="{66F782CE-610B-44ED-B878-984AF63E2BB4}"/>
-        <w:text/>
-      </w:sdtPr>
-      <w:sdtEndPr/>
-      <w:sdtContent>
-        <w:p>
-          <w:pPr>
-            <w:spacing w:after="0"/>
-            <w:rPr>
-              <w:rFonts w:ascii="Arial" w:hAnsi="Arial" w:cs="Arial"/>
-              <w:lang w:val="en-US"/>
-            </w:rPr>
-          </w:pPr>
-          <w:proofErr w:type="spellStart"/>
-          <w:r>
-            <w:rPr>
-              <w:rFonts w:ascii="Arial" w:hAnsi="Arial" w:cs="Arial"/>
-              <w:lang w:val="en-US"/>
-            </w:rPr>
-            <w:t>Caddress</w:t>
-          </w:r>
-          <w:proofErr w:type="spellEnd"/>
         </w:p>
       </w:sdtContent>
     </w:sdt>
     <w:p>
       <w:pPr>
+        <w:tabs>
+          <w:tab w:val="right" w:pos="9638"/>
+        </w:tabs>
         <w:spacing w:after="0"/>
         <w:rPr>
           <w:rFonts w:ascii="Arial" w:hAnsi="Arial" w:cs="Arial"/>
@@ -121,14 +155,15 @@
             <w:rFonts w:ascii="Arial" w:hAnsi="Arial" w:cs="Arial"/>
             <w:lang w:val="en-US"/>
           </w:rPr>
-          <w:id w:val="-1579591952"/>
+          <w:id w:val="-440834047"/>
           <w:placeholder>
             <w:docPart w:val="DefaultPlaceholder_-1854013440"/>
           </w:placeholder>
-          <w:dataBinding w:prefixMappings="xmlns:ns0='urn:microsoft-dynamics-nav/reports/Occupant_Report_in/50300/' " w:xpath="/ns0:NavWordReportXmlPart[1]/ns0:Occupant[1]/ns0:Tenancy[1]/ns0:CPostCode[1]" w:storeItemID="{66F782CE-610B-44ED-B878-984AF63E2BB4}"/>
+          <w:dataBinding w:prefixMappings="xmlns:ns0='urn:microsoft-dynamics-nav/reports/SVA Repeal Res/50630/'" w:xpath="/ns0:NavWordReportXmlPart[1]/ns0:Occupant[1]/ns0:OPost_code[1]" w:storeItemID="{A8F97DA1-7E35-43AE-9056-21DC708A540C}"/>
           <w:text/>
+          <w:alias w:val="#Nav: /Occupant/OPost_code"/>
+          <w:tag w:val="#Nav: SVA Repeal Res/50630"/>
         </w:sdtPr>
-        <w:sdtEndPr/>
         <w:sdtContent>
           <w:proofErr w:type="spellStart"/>
           <w:r>
@@ -136,7 +171,7 @@
               <w:rFonts w:ascii="Arial" w:hAnsi="Arial" w:cs="Arial"/>
               <w:lang w:val="en-US"/>
             </w:rPr>
-            <w:t>CpostCode</w:t>
+            <w:t>OPost_code</w:t>
           </w:r>
           <w:proofErr w:type="spellEnd"/>
         </w:sdtContent>
@@ -154,14 +189,15 @@
             <w:rFonts w:ascii="Arial" w:hAnsi="Arial" w:cs="Arial"/>
             <w:lang w:val="en-US"/>
           </w:rPr>
-          <w:id w:val="1650783627"/>
+          <w:id w:val="1218087993"/>
           <w:placeholder>
             <w:docPart w:val="DefaultPlaceholder_-1854013440"/>
           </w:placeholder>
-          <w:dataBinding w:prefixMappings="xmlns:ns0='urn:microsoft-dynamics-nav/reports/Occupant_Report_in/50300/' " w:xpath="/ns0:NavWordReportXmlPart[1]/ns0:Occupant[1]/ns0:Tenancy[1]/ns0:CCity[1]" w:storeItemID="{66F782CE-610B-44ED-B878-984AF63E2BB4}"/>
+          <w:dataBinding w:prefixMappings="xmlns:ns0='urn:microsoft-dynamics-nav/reports/SVA Repeal Res/50630/'" w:xpath="/ns0:NavWordReportXmlPart[1]/ns0:Occupant[1]/ns0:OCity[1]" w:storeItemID="{A8F97DA1-7E35-43AE-9056-21DC708A540C}"/>
           <w:text/>
+          <w:alias w:val="#Nav: /Occupant/OCity"/>
+          <w:tag w:val="#Nav: SVA Repeal Res/50630"/>
         </w:sdtPr>
-        <w:sdtEndPr/>
         <w:sdtContent>
           <w:proofErr w:type="spellStart"/>
           <w:r>
@@ -169,7 +205,7 @@
               <w:rFonts w:ascii="Arial" w:hAnsi="Arial" w:cs="Arial"/>
               <w:lang w:val="en-US"/>
             </w:rPr>
-            <w:t>CCity</w:t>
+            <w:t>OCity</w:t>
           </w:r>
           <w:proofErr w:type="spellEnd"/>
         </w:sdtContent>
@@ -178,14 +214,20 @@
     <w:p>
       <w:pPr>
         <w:tabs>
-          <w:tab w:val="left" w:pos="6804"/>
+          <w:tab w:val="right" w:pos="9638"/>
         </w:tabs>
         <w:spacing w:after="0"/>
         <w:rPr>
           <w:rFonts w:ascii="Arial" w:hAnsi="Arial" w:cs="Arial"/>
+        </w:rPr>
+      </w:pPr>
+      <w:r>
+        <w:rPr>
+          <w:rFonts w:ascii="Arial" w:hAnsi="Arial" w:cs="Arial"/>
           <w:lang w:val="en-US"/>
         </w:rPr>
-      </w:pPr>
+        <w:tab/>
+      </w:r>
       <w:r>
         <w:rPr>
           <w:rFonts w:ascii="Arial" w:hAnsi="Arial" w:cs="Arial"/>
@@ -196,45 +238,6 @@
       <w:r>
         <w:rPr>
           <w:rFonts w:ascii="Arial" w:hAnsi="Arial" w:cs="Arial"/>
-          <w:lang w:val="en-US"/>
-        </w:rPr>
-        <w:tab/>
-      </w:r>
-      <w:r>
-        <w:rPr>
-          <w:rFonts w:ascii="Arial" w:hAnsi="Arial" w:cs="Arial"/>
-          <w:lang w:val="en-US"/>
-        </w:rPr>
-        <w:tab/>
-      </w:r>
-    </w:p>
-    <w:p>
-      <w:pPr>
-        <w:tabs>
-          <w:tab w:val="left" w:pos="6804"/>
-        </w:tabs>
-        <w:spacing w:after="0"/>
-        <w:rPr>
-          <w:rFonts w:ascii="Arial" w:hAnsi="Arial" w:cs="Arial"/>
-        </w:rPr>
-      </w:pPr>
-      <w:r>
-        <w:rPr>
-          <w:rFonts w:ascii="Arial" w:hAnsi="Arial" w:cs="Arial"/>
-          <w:lang w:val="en-US"/>
-        </w:rPr>
-        <w:tab/>
-      </w:r>
-      <w:r>
-        <w:rPr>
-          <w:rFonts w:ascii="Arial" w:hAnsi="Arial" w:cs="Arial"/>
-          <w:lang w:val="en-US"/>
-        </w:rPr>
-        <w:tab/>
-      </w:r>
-      <w:r>
-        <w:rPr>
-          <w:rFonts w:ascii="Arial" w:hAnsi="Arial" w:cs="Arial"/>
         </w:rPr>
         <w:fldChar w:fldCharType="begin"/>
       </w:r>
@@ -255,7 +258,7 @@
           <w:rFonts w:ascii="Arial" w:hAnsi="Arial" w:cs="Arial"/>
           <w:noProof/>
         </w:rPr>
-        <w:t>19. oktober 2018</w:t>
+        <w:t>11. januar 2019</w:t>
       </w:r>
       <w:r>
         <w:rPr>
@@ -351,17 +354,23 @@
       <w:pPr>
         <w:rPr>
           <w:rFonts w:ascii="Arial" w:hAnsi="Arial" w:cs="Arial"/>
+        </w:rPr>
+      </w:pPr>
+      <w:r>
+        <w:rPr>
+          <w:rFonts w:ascii="Arial" w:hAnsi="Arial" w:cs="Arial"/>
           <w:b/>
           <w:u w:val="single"/>
         </w:rPr>
-      </w:pPr>
+        <w:t>Vedr.: Lejemål nr.</w:t>
+      </w:r>
       <w:r>
         <w:rPr>
           <w:rFonts w:ascii="Arial" w:hAnsi="Arial" w:cs="Arial"/>
           <w:b/>
           <w:u w:val="single"/>
         </w:rPr>
-        <w:t xml:space="preserve">Vedr.: Lejemål nr. </w:t>
+        <w:t xml:space="preserve"> </w:t>
       </w:r>
       <w:sdt>
         <w:sdtPr>
@@ -370,14 +379,15 @@
             <w:b/>
             <w:u w:val="single"/>
           </w:rPr>
-          <w:id w:val="1596047250"/>
+          <w:id w:val="-1055011680"/>
           <w:placeholder>
             <w:docPart w:val="DefaultPlaceholder_-1854013440"/>
           </w:placeholder>
-          <w:dataBinding w:prefixMappings="xmlns:ns0='urn:microsoft-dynamics-nav/reports/Occupant_Report_in/50300/' " w:xpath="/ns0:NavWordReportXmlPart[1]/ns0:Occupant[1]/ns0:OTenancy[1]" w:storeItemID="{66F782CE-610B-44ED-B878-984AF63E2BB4}"/>
+          <w:dataBinding w:prefixMappings="xmlns:ns0='urn:microsoft-dynamics-nav/reports/SVA Repeal Res/50630/'" w:xpath="/ns0:NavWordReportXmlPart[1]/ns0:Occupant[1]/ns0:OTenancy[1]" w:storeItemID="{A8F97DA1-7E35-43AE-9056-21DC708A540C}"/>
           <w:text/>
+          <w:alias w:val="#Nav: /Occupant/OTenancy"/>
+          <w:tag w:val="#Nav: SVA Repeal Res/50630"/>
         </w:sdtPr>
-        <w:sdtEndPr/>
         <w:sdtContent>
           <w:proofErr w:type="spellStart"/>
           <w:r>
@@ -386,7 +396,7 @@
               <w:b/>
               <w:u w:val="single"/>
             </w:rPr>
-            <w:t>Otenancy</w:t>
+            <w:t>OTenancy</w:t>
           </w:r>
           <w:proofErr w:type="spellEnd"/>
         </w:sdtContent>
@@ -406,48 +416,15 @@
             <w:b/>
             <w:u w:val="single"/>
           </w:rPr>
-          <w:id w:val="-1716569375"/>
+          <w:id w:val="996384694"/>
           <w:placeholder>
             <w:docPart w:val="DefaultPlaceholder_-1854013440"/>
           </w:placeholder>
-          <w:dataBinding w:prefixMappings="xmlns:ns0='urn:microsoft-dynamics-nav/reports/Occupant_Report_in/50300/' " w:xpath="/ns0:NavWordReportXmlPart[1]/ns0:Occupant[1]/ns0:Tenancy[1]/ns0:TAddress1[1]" w:storeItemID="{66F782CE-610B-44ED-B878-984AF63E2BB4}"/>
+          <w:dataBinding w:prefixMappings="xmlns:ns0='urn:microsoft-dynamics-nav/reports/SVA Repeal Res/50630/'" w:xpath="/ns0:NavWordReportXmlPart[1]/ns0:Occupant[1]/ns0:Tenancy[1]/ns0:TAddress1[1]" w:storeItemID="{A8F97DA1-7E35-43AE-9056-21DC708A540C}"/>
           <w:text/>
+          <w:alias w:val="#Nav: /Occupant/Tenancy/TAddress1"/>
+          <w:tag w:val="#Nav: SVA Repeal Res/50630"/>
         </w:sdtPr>
-        <w:sdtEndPr/>
-        <w:sdtContent>
-          <w:r>
-            <w:rPr>
-              <w:rFonts w:ascii="Arial" w:hAnsi="Arial" w:cs="Arial"/>
-              <w:b/>
-              <w:u w:val="single"/>
-            </w:rPr>
-            <w:t>TAddress1</w:t>
-          </w:r>
-        </w:sdtContent>
-      </w:sdt>
-      <w:r>
-        <w:rPr>
-          <w:rFonts w:ascii="Arial" w:hAnsi="Arial" w:cs="Arial"/>
-          <w:b/>
-          <w:u w:val="single"/>
-        </w:rPr>
-        <w:t xml:space="preserve">, </w:t>
-      </w:r>
-      <w:sdt>
-        <w:sdtPr>
-          <w:rPr>
-            <w:rFonts w:ascii="Arial" w:hAnsi="Arial" w:cs="Arial"/>
-            <w:b/>
-            <w:u w:val="single"/>
-          </w:rPr>
-          <w:id w:val="399487627"/>
-          <w:placeholder>
-            <w:docPart w:val="DefaultPlaceholder_-1854013440"/>
-          </w:placeholder>
-          <w:dataBinding w:prefixMappings="xmlns:ns0='urn:microsoft-dynamics-nav/reports/Occupant_Report_in/50300/' " w:xpath="/ns0:NavWordReportXmlPart[1]/ns0:Occupant[1]/ns0:Tenancy[1]/ns0:TPostCode[1]" w:storeItemID="{66F782CE-610B-44ED-B878-984AF63E2BB4}"/>
-          <w:text/>
-        </w:sdtPr>
-        <w:sdtEndPr/>
         <w:sdtContent>
           <w:proofErr w:type="spellStart"/>
           <w:r>
@@ -456,7 +433,7 @@
               <w:b/>
               <w:u w:val="single"/>
             </w:rPr>
-            <w:t>TpostCode</w:t>
+            <w:t>Adress</w:t>
           </w:r>
           <w:proofErr w:type="spellEnd"/>
         </w:sdtContent>
@@ -476,14 +453,15 @@
             <w:b/>
             <w:u w:val="single"/>
           </w:rPr>
-          <w:id w:val="-622925696"/>
+          <w:id w:val="1697201758"/>
           <w:placeholder>
             <w:docPart w:val="DefaultPlaceholder_-1854013440"/>
           </w:placeholder>
-          <w:dataBinding w:prefixMappings="xmlns:ns0='urn:microsoft-dynamics-nav/reports/Occupant_Report_in/50300/' " w:xpath="/ns0:NavWordReportXmlPart[1]/ns0:Occupant[1]/ns0:Tenancy[1]/ns0:TCity[1]" w:storeItemID="{66F782CE-610B-44ED-B878-984AF63E2BB4}"/>
+          <w:dataBinding w:prefixMappings="xmlns:ns0='urn:microsoft-dynamics-nav/reports/SVA Repeal Res/50630/'" w:xpath="/ns0:NavWordReportXmlPart[1]/ns0:Occupant[1]/ns0:Tenancy[1]/ns0:TPostCode[1]" w:storeItemID="{A8F97DA1-7E35-43AE-9056-21DC708A540C}"/>
           <w:text/>
+          <w:alias w:val="#Nav: /Occupant/Tenancy/TPostCode"/>
+          <w:tag w:val="#Nav: SVA Repeal Res/50630"/>
         </w:sdtPr>
-        <w:sdtEndPr/>
         <w:sdtContent>
           <w:proofErr w:type="spellStart"/>
           <w:r>
@@ -492,11 +470,56 @@
               <w:b/>
               <w:u w:val="single"/>
             </w:rPr>
-            <w:t>Tcity</w:t>
+            <w:t>TPostCode</w:t>
           </w:r>
           <w:proofErr w:type="spellEnd"/>
         </w:sdtContent>
       </w:sdt>
+      <w:r>
+        <w:rPr>
+          <w:rFonts w:ascii="Arial" w:hAnsi="Arial" w:cs="Arial"/>
+          <w:b/>
+          <w:u w:val="single"/>
+        </w:rPr>
+        <w:t xml:space="preserve"> </w:t>
+      </w:r>
+      <w:sdt>
+        <w:sdtPr>
+          <w:rPr>
+            <w:rFonts w:ascii="Arial" w:hAnsi="Arial" w:cs="Arial"/>
+            <w:b/>
+            <w:u w:val="single"/>
+          </w:rPr>
+          <w:id w:val="-531418699"/>
+          <w:placeholder>
+            <w:docPart w:val="DefaultPlaceholder_-1854013440"/>
+          </w:placeholder>
+          <w:dataBinding w:prefixMappings="xmlns:ns0='urn:microsoft-dynamics-nav/reports/SVA Repeal Res/50630/'" w:xpath="/ns0:NavWordReportXmlPart[1]/ns0:Occupant[1]/ns0:Tenancy[1]/ns0:TCity[1]" w:storeItemID="{A8F97DA1-7E35-43AE-9056-21DC708A540C}"/>
+          <w:text/>
+          <w:alias w:val="#Nav: /Occupant/Tenancy/TCity"/>
+          <w:tag w:val="#Nav: SVA Repeal Res/50630"/>
+        </w:sdtPr>
+        <w:sdtContent>
+          <w:r>
+            <w:rPr>
+              <w:rFonts w:ascii="Arial" w:hAnsi="Arial" w:cs="Arial"/>
+              <w:b/>
+              <w:u w:val="single"/>
+            </w:rPr>
+            <w:t>TCity</w:t>
+          </w:r>
+        </w:sdtContent>
+      </w:sdt>
+      <w:r>
+        <w:rPr>
+          <w:rFonts w:ascii="Arial" w:hAnsi="Arial" w:cs="Arial"/>
+          <w:b/>
+          <w:u w:val="single"/>
+        </w:rPr>
+        <w:t>.</w:t>
+      </w:r>
+      <w:bookmarkStart w:name="_GoBack" w:id="0"/>
+      <w:bookmarkEnd w:id="0"/>
     </w:p>
     <w:p>
       <w:pPr>
@@ -504,6 +527,30 @@
           <w:rFonts w:ascii="Arial" w:hAnsi="Arial" w:cs="Arial"/>
         </w:rPr>
       </w:pPr>
+      <w:r>
+        <w:rPr>
+          <w:rFonts w:ascii="Arial" w:hAnsi="Arial" w:cs="Arial"/>
+        </w:rPr>
+        <w:t>Da vi ikke har modtaget pligtige pengeydelser i hen</w:t>
+      </w:r>
+      <w:r>
+        <w:rPr>
+          <w:rFonts w:ascii="Arial" w:hAnsi="Arial" w:cs="Arial"/>
+        </w:rPr>
+        <w:t>h</w:t>
+      </w:r>
+      <w:r>
+        <w:rPr>
+          <w:rFonts w:ascii="Arial" w:hAnsi="Arial" w:cs="Arial"/>
+        </w:rPr>
+        <w:t>old til fremsendte påkrav, skal vi hermed hæve ovennævnte lejemål jf. lejelovens § 93, stk. 1. litra a</w:t>
+      </w:r>
+      <w:r>
+        <w:rPr>
+          <w:rFonts w:ascii="Arial" w:hAnsi="Arial" w:cs="Arial"/>
+        </w:rPr>
+        <w:t>.</w:t>
+      </w:r>
     </w:p>
     <w:p>
       <w:pPr>
@@ -511,30 +558,6 @@
           <w:rFonts w:ascii="Arial" w:hAnsi="Arial" w:cs="Arial"/>
         </w:rPr>
       </w:pPr>
-      <w:r>
-        <w:rPr>
-          <w:rFonts w:ascii="Arial" w:hAnsi="Arial" w:cs="Arial"/>
-        </w:rPr>
-        <w:t>Da vi ikke har modtaget pligtige pengeydelser i hen</w:t>
-      </w:r>
-      <w:r>
-        <w:rPr>
-          <w:rFonts w:ascii="Arial" w:hAnsi="Arial" w:cs="Arial"/>
-        </w:rPr>
-        <w:t>h</w:t>
-      </w:r>
-      <w:r>
-        <w:rPr>
-          <w:rFonts w:ascii="Arial" w:hAnsi="Arial" w:cs="Arial"/>
-        </w:rPr>
-        <w:t>old til fremsendte påkrav, skal vi hermed hæve ovennævnte lejemål jf. lejelovens § 93, stk. 1. litra a</w:t>
-      </w:r>
-      <w:r>
-        <w:rPr>
-          <w:rFonts w:ascii="Arial" w:hAnsi="Arial" w:cs="Arial"/>
-        </w:rPr>
-        <w:t>.</w:t>
-      </w:r>
     </w:p>
     <w:p>
       <w:pPr>
@@ -542,6 +565,12 @@
           <w:rFonts w:ascii="Arial" w:hAnsi="Arial" w:cs="Arial"/>
         </w:rPr>
       </w:pPr>
+      <w:r>
+        <w:rPr>
+          <w:rFonts w:ascii="Arial" w:hAnsi="Arial" w:cs="Arial"/>
+        </w:rPr>
+        <w:t>Ophævelsen medfører pligt til omgående at fraflytte det lejede.</w:t>
+      </w:r>
     </w:p>
     <w:p>
       <w:pPr>
@@ -549,12 +578,6 @@
           <w:rFonts w:ascii="Arial" w:hAnsi="Arial" w:cs="Arial"/>
         </w:rPr>
       </w:pPr>
-      <w:r>
-        <w:rPr>
-          <w:rFonts w:ascii="Arial" w:hAnsi="Arial" w:cs="Arial"/>
-        </w:rPr>
-        <w:t>Ophævelsen medfører pligt til omgående at fraflytte det lejede.</w:t>
-      </w:r>
     </w:p>
     <w:p>
       <w:pPr>
@@ -562,6 +585,36 @@
           <w:rFonts w:ascii="Arial" w:hAnsi="Arial" w:cs="Arial"/>
         </w:rPr>
       </w:pPr>
+      <w:r>
+        <w:rPr>
+          <w:rFonts w:ascii="Arial" w:hAnsi="Arial" w:cs="Arial"/>
+        </w:rPr>
+        <w:t>De bedes fora</w:t>
+      </w:r>
+      <w:r>
+        <w:rPr>
+          <w:rFonts w:ascii="Arial" w:hAnsi="Arial" w:cs="Arial"/>
+        </w:rPr>
+        <w:t>n</w:t>
+      </w:r>
+      <w:r>
+        <w:rPr>
+          <w:rFonts w:ascii="Arial" w:hAnsi="Arial" w:cs="Arial"/>
+        </w:rPr>
+        <w:t>ledige at lejemålet er ryddet og rengjort senes</w:t>
+      </w:r>
+      <w:r>
+        <w:rPr>
+          <w:rFonts w:ascii="Arial" w:hAnsi="Arial" w:cs="Arial"/>
+        </w:rPr>
+        <w:t>t</w:t>
+      </w:r>
+      <w:r>
+        <w:rPr>
+          <w:rFonts w:ascii="Arial" w:hAnsi="Arial" w:cs="Arial"/>
+        </w:rPr>
+        <w:t xml:space="preserve"> den ____________</w:t>
+      </w:r>
     </w:p>
     <w:p>
       <w:pPr>
@@ -569,38 +622,6 @@
           <w:rFonts w:ascii="Arial" w:hAnsi="Arial" w:cs="Arial"/>
         </w:rPr>
       </w:pPr>
-      <w:r>
-        <w:rPr>
-          <w:rFonts w:ascii="Arial" w:hAnsi="Arial" w:cs="Arial"/>
-        </w:rPr>
-        <w:t>De bedes fora</w:t>
-      </w:r>
-      <w:r>
-        <w:rPr>
-          <w:rFonts w:ascii="Arial" w:hAnsi="Arial" w:cs="Arial"/>
-        </w:rPr>
-        <w:t>n</w:t>
-      </w:r>
-      <w:r>
-        <w:rPr>
-          <w:rFonts w:ascii="Arial" w:hAnsi="Arial" w:cs="Arial"/>
-        </w:rPr>
-        <w:t>ledige at lejemålet er ryddet og rengjort senes</w:t>
-      </w:r>
-      <w:r>
-        <w:rPr>
-          <w:rFonts w:ascii="Arial" w:hAnsi="Arial" w:cs="Arial"/>
-        </w:rPr>
-        <w:t>t</w:t>
-      </w:r>
-      <w:bookmarkStart w:id="0" w:name="_GoBack"/>
-      <w:bookmarkEnd w:id="0"/>
-      <w:r>
-        <w:rPr>
-          <w:rFonts w:ascii="Arial" w:hAnsi="Arial" w:cs="Arial"/>
-        </w:rPr>
-        <w:t xml:space="preserve"> den ____________</w:t>
-      </w:r>
     </w:p>
     <w:p>
       <w:pPr>
@@ -608,6 +629,24 @@
           <w:rFonts w:ascii="Arial" w:hAnsi="Arial" w:cs="Arial"/>
         </w:rPr>
       </w:pPr>
+      <w:r>
+        <w:rPr>
+          <w:rFonts w:ascii="Arial" w:hAnsi="Arial" w:cs="Arial"/>
+        </w:rPr>
+        <w:t>Hvis De ikke inden det nævnte tidspunkt har ryddet lejemålet og afleveret nøglerne, vil sagen uden yderligere varsel bli</w:t>
+      </w:r>
+      <w:r>
+        <w:rPr>
+          <w:rFonts w:ascii="Arial" w:hAnsi="Arial" w:cs="Arial"/>
+        </w:rPr>
+        <w:t>v</w:t>
+      </w:r>
+      <w:r>
+        <w:rPr>
+          <w:rFonts w:ascii="Arial" w:hAnsi="Arial" w:cs="Arial"/>
+        </w:rPr>
+        <w:t>e overgivet til fogeden med anmodning om at udsætte Dem af lejemålet. Dette vil medføre yderligere omkostninger for Dem.</w:t>
+      </w:r>
     </w:p>
     <w:p>
       <w:pPr>
@@ -615,24 +654,6 @@
           <w:rFonts w:ascii="Arial" w:hAnsi="Arial" w:cs="Arial"/>
         </w:rPr>
       </w:pPr>
-      <w:r>
-        <w:rPr>
-          <w:rFonts w:ascii="Arial" w:hAnsi="Arial" w:cs="Arial"/>
-        </w:rPr>
-        <w:t>Hvis De ikke inden det nævnte tidspunkt har ryddet lejemålet og afleveret nøglerne, vil sagen uden yderligere varsel bli</w:t>
-      </w:r>
-      <w:r>
-        <w:rPr>
-          <w:rFonts w:ascii="Arial" w:hAnsi="Arial" w:cs="Arial"/>
-        </w:rPr>
-        <w:t>v</w:t>
-      </w:r>
-      <w:r>
-        <w:rPr>
-          <w:rFonts w:ascii="Arial" w:hAnsi="Arial" w:cs="Arial"/>
-        </w:rPr>
-        <w:t>e overgivet til fogeden med anmodning om at udsætte Dem af lejemålet. Dette vil medføre yderligere omkostninger for Dem.</w:t>
-      </w:r>
     </w:p>
     <w:p>
       <w:pPr>
@@ -640,6 +661,36 @@
           <w:rFonts w:ascii="Arial" w:hAnsi="Arial" w:cs="Arial"/>
         </w:rPr>
       </w:pPr>
+      <w:r>
+        <w:rPr>
+          <w:rFonts w:ascii="Arial" w:hAnsi="Arial" w:cs="Arial"/>
+        </w:rPr>
+        <w:t>Denne skrivelse er fremsendt på a</w:t>
+      </w:r>
+      <w:r>
+        <w:rPr>
+          <w:rFonts w:ascii="Arial" w:hAnsi="Arial" w:cs="Arial"/>
+        </w:rPr>
+        <w:t>n</w:t>
+      </w:r>
+      <w:r>
+        <w:rPr>
+          <w:rFonts w:ascii="Arial" w:hAnsi="Arial" w:cs="Arial"/>
+        </w:rPr>
+        <w:t>befalet og som almindeli</w:t>
+      </w:r>
+      <w:r>
+        <w:rPr>
+          <w:rFonts w:ascii="Arial" w:hAnsi="Arial" w:cs="Arial"/>
+        </w:rPr>
+        <w:t>g</w:t>
+      </w:r>
+      <w:r>
+        <w:rPr>
+          <w:rFonts w:ascii="Arial" w:hAnsi="Arial" w:cs="Arial"/>
+        </w:rPr>
+        <w:t xml:space="preserve"> post.</w:t>
+      </w:r>
     </w:p>
     <w:p>
       <w:pPr>
@@ -647,36 +698,6 @@
           <w:rFonts w:ascii="Arial" w:hAnsi="Arial" w:cs="Arial"/>
         </w:rPr>
       </w:pPr>
-      <w:r>
-        <w:rPr>
-          <w:rFonts w:ascii="Arial" w:hAnsi="Arial" w:cs="Arial"/>
-        </w:rPr>
-        <w:t>Denne skrivelse er fremsendt på a</w:t>
-      </w:r>
-      <w:r>
-        <w:rPr>
-          <w:rFonts w:ascii="Arial" w:hAnsi="Arial" w:cs="Arial"/>
-        </w:rPr>
-        <w:t>n</w:t>
-      </w:r>
-      <w:r>
-        <w:rPr>
-          <w:rFonts w:ascii="Arial" w:hAnsi="Arial" w:cs="Arial"/>
-        </w:rPr>
-        <w:t>befalet og som almindeli</w:t>
-      </w:r>
-      <w:r>
-        <w:rPr>
-          <w:rFonts w:ascii="Arial" w:hAnsi="Arial" w:cs="Arial"/>
-        </w:rPr>
-        <w:t>g</w:t>
-      </w:r>
-      <w:r>
-        <w:rPr>
-          <w:rFonts w:ascii="Arial" w:hAnsi="Arial" w:cs="Arial"/>
-        </w:rPr>
-        <w:t xml:space="preserve"> post.</w:t>
-      </w:r>
     </w:p>
     <w:p>
       <w:pPr>
@@ -684,41 +705,27 @@
           <w:rFonts w:ascii="Arial" w:hAnsi="Arial" w:cs="Arial"/>
         </w:rPr>
       </w:pPr>
-    </w:p>
-    <w:p>
-      <w:pPr>
-        <w:rPr>
-          <w:rFonts w:ascii="Arial" w:hAnsi="Arial" w:cs="Arial"/>
-        </w:rPr>
-      </w:pPr>
       <w:r>
         <w:rPr>
           <w:rFonts w:ascii="Arial" w:hAnsi="Arial" w:cs="Arial"/>
         </w:rPr>
         <w:t>Med venlig hilsen</w:t>
       </w:r>
-    </w:p>
-    <w:p>
-      <w:pPr>
-        <w:spacing w:after="0"/>
-        <w:rPr>
-          <w:rFonts w:ascii="Arial" w:hAnsi="Arial" w:cs="Arial"/>
-        </w:rPr>
-      </w:pPr>
     </w:p>
     <w:sdt>
       <w:sdtPr>
         <w:rPr>
           <w:rFonts w:ascii="Arial" w:hAnsi="Arial" w:cs="Arial"/>
         </w:rPr>
-        <w:id w:val="1118795067"/>
+        <w:id w:val="1639461485"/>
         <w:placeholder>
           <w:docPart w:val="DefaultPlaceholder_-1854013440"/>
         </w:placeholder>
-        <w:dataBinding w:prefixMappings="xmlns:ns0='urn:microsoft-dynamics-nav/reports/Occupant_Report_in/50300/' " w:xpath="/ns0:NavWordReportXmlPart[1]/ns0:Occupant[1]/ns0:Tenancy[1]/ns0:CName[1]" w:storeItemID="{66F782CE-610B-44ED-B878-984AF63E2BB4}"/>
+        <w:dataBinding w:prefixMappings="xmlns:ns0='urn:microsoft-dynamics-nav/reports/SVA Repeal Res/50630/'" w:xpath="/ns0:NavWordReportXmlPart[1]/ns0:Company_Information[1]/ns0:CName[1]" w:storeItemID="{A8F97DA1-7E35-43AE-9056-21DC708A540C}"/>
         <w:text/>
+        <w:alias w:val="#Nav: /Company_Information/CName"/>
+        <w:tag w:val="#Nav: SVA Repeal Res/50630"/>
       </w:sdtPr>
-      <w:sdtEndPr/>
       <w:sdtContent>
         <w:p>
           <w:pPr>
@@ -732,7 +739,7 @@
             <w:rPr>
               <w:rFonts w:ascii="Arial" w:hAnsi="Arial" w:cs="Arial"/>
             </w:rPr>
-            <w:t>Cname</w:t>
+            <w:t>CName</w:t>
           </w:r>
           <w:proofErr w:type="spellEnd"/>
         </w:p>
@@ -743,14 +750,15 @@
         <w:rPr>
           <w:rFonts w:ascii="Arial" w:hAnsi="Arial" w:cs="Arial"/>
         </w:rPr>
-        <w:id w:val="-1598174269"/>
+        <w:id w:val="-1832674588"/>
         <w:placeholder>
           <w:docPart w:val="DefaultPlaceholder_-1854013440"/>
         </w:placeholder>
-        <w:dataBinding w:prefixMappings="xmlns:ns0='urn:microsoft-dynamics-nav/reports/Occupant_Report_in/50300/' " w:xpath="/ns0:NavWordReportXmlPart[1]/ns0:Occupant[1]/ns0:Tenancy[1]/ns0:CAddress[1]" w:storeItemID="{66F782CE-610B-44ED-B878-984AF63E2BB4}"/>
+        <w:dataBinding w:prefixMappings="xmlns:ns0='urn:microsoft-dynamics-nav/reports/SVA Repeal Res/50630/'" w:xpath="/ns0:NavWordReportXmlPart[1]/ns0:Company_Information[1]/ns0:CAddress[1]" w:storeItemID="{A8F97DA1-7E35-43AE-9056-21DC708A540C}"/>
         <w:text/>
+        <w:alias w:val="#Nav: /Company_Information/CAddress"/>
+        <w:tag w:val="#Nav: SVA Repeal Res/50630"/>
       </w:sdtPr>
-      <w:sdtEndPr/>
       <w:sdtContent>
         <w:p>
           <w:pPr>
@@ -780,21 +788,22 @@
           <w:rPr>
             <w:rFonts w:ascii="Arial" w:hAnsi="Arial" w:cs="Arial"/>
           </w:rPr>
-          <w:id w:val="1905249897"/>
+          <w:id w:val="-2141878177"/>
           <w:placeholder>
             <w:docPart w:val="DefaultPlaceholder_-1854013440"/>
           </w:placeholder>
-          <w:dataBinding w:prefixMappings="xmlns:ns0='urn:microsoft-dynamics-nav/reports/Occupant_Report_in/50300/' " w:xpath="/ns0:NavWordReportXmlPart[1]/ns0:Occupant[1]/ns0:Tenancy[1]/ns0:CPostCode[1]" w:storeItemID="{66F782CE-610B-44ED-B878-984AF63E2BB4}"/>
+          <w:dataBinding w:prefixMappings="xmlns:ns0='urn:microsoft-dynamics-nav/reports/SVA Repeal Res/50630/'" w:xpath="/ns0:NavWordReportXmlPart[1]/ns0:Company_Information[1]/ns0:CPostCode[1]" w:storeItemID="{A8F97DA1-7E35-43AE-9056-21DC708A540C}"/>
           <w:text/>
+          <w:alias w:val="#Nav: /Company_Information/CPostCode"/>
+          <w:tag w:val="#Nav: SVA Repeal Res/50630"/>
         </w:sdtPr>
-        <w:sdtEndPr/>
         <w:sdtContent>
           <w:proofErr w:type="spellStart"/>
           <w:r>
             <w:rPr>
               <w:rFonts w:ascii="Arial" w:hAnsi="Arial" w:cs="Arial"/>
             </w:rPr>
-            <w:t>CpostCode</w:t>
+            <w:t>CPostCode</w:t>
           </w:r>
           <w:proofErr w:type="spellEnd"/>
         </w:sdtContent>
@@ -810,14 +819,15 @@
           <w:rPr>
             <w:rFonts w:ascii="Arial" w:hAnsi="Arial" w:cs="Arial"/>
           </w:rPr>
-          <w:id w:val="143095301"/>
+          <w:id w:val="189890119"/>
           <w:placeholder>
             <w:docPart w:val="DefaultPlaceholder_-1854013440"/>
           </w:placeholder>
-          <w:dataBinding w:prefixMappings="xmlns:ns0='urn:microsoft-dynamics-nav/reports/Occupant_Report_in/50300/' " w:xpath="/ns0:NavWordReportXmlPart[1]/ns0:Occupant[1]/ns0:Tenancy[1]/ns0:CCity[1]" w:storeItemID="{66F782CE-610B-44ED-B878-984AF63E2BB4}"/>
+          <w:dataBinding w:prefixMappings="xmlns:ns0='urn:microsoft-dynamics-nav/reports/SVA Repeal Res/50630/'" w:xpath="/ns0:NavWordReportXmlPart[1]/ns0:Company_Information[1]/ns0:CCity[1]" w:storeItemID="{A8F97DA1-7E35-43AE-9056-21DC708A540C}"/>
           <w:text/>
+          <w:alias w:val="#Nav: /Company_Information/CCity"/>
+          <w:tag w:val="#Nav: SVA Repeal Res/50630"/>
         </w:sdtPr>
-        <w:sdtEndPr/>
         <w:sdtContent>
           <w:proofErr w:type="spellStart"/>
           <w:r>
@@ -1318,28 +1328,28 @@
     <w:charset w:val="00"/>
     <w:family w:val="swiss"/>
     <w:pitch w:val="variable"/>
-    <w:sig w:usb0="E0002AFF" w:usb1="C000247B" w:usb2="00000009" w:usb3="00000000" w:csb0="000001FF" w:csb1="00000000"/>
+    <w:sig w:usb0="E00002FF" w:usb1="4000ACFF" w:usb2="00000001" w:usb3="00000000" w:csb0="0000019F" w:csb1="00000000"/>
   </w:font>
   <w:font w:name="Times New Roman">
     <w:panose1 w:val="02020603050405020304"/>
     <w:charset w:val="00"/>
     <w:family w:val="roman"/>
     <w:pitch w:val="variable"/>
-    <w:sig w:usb0="E0002EFF" w:usb1="C000785B" w:usb2="00000009" w:usb3="00000000" w:csb0="000001FF" w:csb1="00000000"/>
+    <w:sig w:usb0="E0002EFF" w:usb1="C0007843" w:usb2="00000009" w:usb3="00000000" w:csb0="000001FF" w:csb1="00000000"/>
   </w:font>
   <w:font w:name="Arial">
     <w:panose1 w:val="020B0604020202020204"/>
     <w:charset w:val="00"/>
     <w:family w:val="swiss"/>
     <w:pitch w:val="variable"/>
-    <w:sig w:usb0="E0002EFF" w:usb1="C000785B" w:usb2="00000009" w:usb3="00000000" w:csb0="000001FF" w:csb1="00000000"/>
+    <w:sig w:usb0="E0002AFF" w:usb1="C0007843" w:usb2="00000009" w:usb3="00000000" w:csb0="000001FF" w:csb1="00000000"/>
   </w:font>
   <w:font w:name="Calibri Light">
     <w:panose1 w:val="020F0302020204030204"/>
     <w:charset w:val="00"/>
     <w:family w:val="swiss"/>
     <w:pitch w:val="variable"/>
-    <w:sig w:usb0="E0002AFF" w:usb1="C000247B" w:usb2="00000009" w:usb3="00000000" w:csb0="000001FF" w:csb1="00000000"/>
+    <w:sig w:usb0="A00002EF" w:usb1="4000207B" w:usb2="00000000" w:usb3="00000000" w:csb0="0000019F" w:csb1="00000000"/>
   </w:font>
 </w:fonts>
 </file>
@@ -1362,9 +1372,11 @@
   <w:rsids>
     <w:rsidRoot w:val="00BE11E8"/>
     <w:rsid w:val="001D7977"/>
+    <w:rsid w:val="007A0487"/>
     <w:rsid w:val="009A43F3"/>
     <w:rsid w:val="00B46FCE"/>
     <w:rsid w:val="00BE11E8"/>
+    <w:rsid w:val="00CA0CA1"/>
     <w:rsid w:val="00CA7143"/>
     <w:rsid w:val="00CF32E1"/>
   </w:rsids>
@@ -2129,47 +2141,53 @@
 </a:theme>
 </file>
 
-<file path=customXml/item1.xml>��< ? x m l   v e r s i o n = " 1 . 0 "   e n c o d i n g = " u t f - 1 6 " ? > < N a v W o r d R e p o r t X m l P a r t   x m l n s = " u r n : m i c r o s o f t - d y n a m i c s - n a v / r e p o r t s / O c c u p a n t _ R e p o r t _ i n / 5 0 3 0 0 / " > +<file path=customXML/item2.xml>��< ? x m l   v e r s i o n = " 1 . 0 "   e n c o d i n g = " u t f - 1 6 " ? > + 
+ < N a v W o r d R e p o r t X m l P a r t   x m l n s = " u r n : m i c r o s o f t - d y n a m i c s - n a v / r e p o r t s / S V A   R e p e a l   R e s / 5 0 6 3 0 / " >   
      < O c c u p a n t >   
-         < O C u s t o m e r > O c u s t o m e r < / O C u s t o m e r > - 
-         < O N a m e > O n a m e < / O N a m e > +         < O a d d r e s s > O a d d r e s s < / O a d d r e s s > + 
+         < O A d d r e s s 2 > O A d d r e s s 2 < / O A d d r e s s 2 > + 
+         < O C i t y > O C i t y < / O C i t y > + 
+         < O C u s t o m e r > O C u s t o m e r < / O C u s t o m e r > + 
+         < O N a m e > O N a m e < / O N a m e > + 
+         < O P o s t _ c o d e > O P o s t _ c o d e < / O P o s t _ c o d e >   
          < O S t a r t d a t e > O S t a r t d a t e < / O S t a r t d a t e >   
-         < O T e n a n c y > O t e n a n c y < / O T e n a n c y > +         < O T e n a n c y > O T e n a n c y < / O T e n a n c y >   
          < T e n a n c y >   
-             < C A d d r e s s > C a d d r e s s < / C A d d r e s s > - 
-             < C C i t y > C C i t y < / C C i t y > - 
-             < C N a m e > C n a m e < / C N a m e > - 
-             < C P o s t C o d e > C p o s t C o d e < / C P o s t C o d e > - 
              < T A d d r e s s 1 > T A d d r e s s 1 < / T A d d r e s s 1 >   
              < T A d d r e s s 2 > T A d d r e s s 2 < / T A d d r e s s 2 >   
-             < T C i t y > T c i t y < / T C i t y > - 
-             < T P o s t C o d e > T p o s t C o d e < / T P o s t C o d e > +             < T C i t y > T C i t y < / T C i t y > + 
+             < T P o s t C o d e > T P o s t C o d e < / T P o s t C o d e >   
          < / T e n a n c y >   
      < / O c c u p a n t >   
+     < C o m p a n y _ I n f o r m a t i o n > + 
+         < C A d d r e s s > C A d d r e s s < / C A d d r e s s > + 
+         < C C i t y > C C i t y < / C C i t y > + 
+         < C N a m e > C N a m e < / C N a m e > + 
+         < C P o s t C o d e > C P o s t C o d e < / C P o s t C o d e > + 
+     < / C o m p a n y _ I n f o r m a t i o n > + 
  < / N a v W o r d R e p o r t X m l P a r t > 
-</file>
-
-<file path=customXml/itemProps1.xml><?xml version="1.0" encoding="utf-8"?>
-<ds:datastoreItem xmlns:ds="http://schemas.openxmlformats.org/officeDocument/2006/customXml" ds:itemID="{66F782CE-610B-44ED-B878-984AF63E2BB4}">
-  <ds:schemaRefs>
-    <ds:schemaRef ds:uri="urn:microsoft-dynamics-nav/reports/Occupant_Report_in/50300/"/>
-  </ds:schemaRefs>
-</ds:datastoreItem>
 </file>
--- a/Layouts/RepealRes.docx
+++ b/Layouts/RepealRes.docx
@@ -19,17 +19,17 @@
             <w:rFonts w:ascii="Arial" w:hAnsi="Arial" w:cs="Arial"/>
             <w:lang w:val="en-US"/>
           </w:rPr>
+          <w:alias w:val="#Nav: /Occupant/OName"/>
+          <w:tag w:val="#Nav: SVA Repeal Res/50015"/>
           <w:id w:val="-1247033780"/>
           <w:placeholder>
             <w:docPart w:val="DefaultPlaceholder_-1854013440"/>
           </w:placeholder>
-          <w:dataBinding w:prefixMappings="xmlns:ns0='urn:microsoft-dynamics-nav/reports/SVA Repeal Res/50630/'" w:xpath="/ns0:NavWordReportXmlPart[1]/ns0:Occupant[1]/ns0:OName[1]" w:storeItemID="{A8F97DA1-7E35-43AE-9056-21DC708A540C}"/>
+          <w:dataBinding w:prefixMappings="xmlns:ns0='urn:microsoft-dynamics-nav/reports/SVA Repeal Res/50015/'" w:xpath="/ns0:NavWordReportXmlPart[1]/ns0:Occupant[1]/ns0:OName[1]" w:storeItemID="{D8FC0B5A-C69B-4450-A069-2B652BB4248E}"/>
           <w:text/>
-          <w:alias w:val="#Nav: /Occupant/OName"/>
-          <w:tag w:val="#Nav: SVA Repeal Res/50630"/>
         </w:sdtPr>
+        <w:sdtEndPr/>
         <w:sdtContent>
-          <w:proofErr w:type="spellStart"/>
           <w:r>
             <w:rPr>
               <w:rFonts w:ascii="Arial" w:hAnsi="Arial" w:cs="Arial"/>
@@ -37,7 +37,6 @@
             </w:rPr>
             <w:t>OName</w:t>
           </w:r>
-          <w:proofErr w:type="spellEnd"/>
         </w:sdtContent>
       </w:sdt>
       <w:r>
@@ -68,15 +67,16 @@
           <w:rFonts w:ascii="Arial" w:hAnsi="Arial" w:cs="Arial"/>
           <w:lang w:val="en-US"/>
         </w:rPr>
+        <w:alias w:val="#Nav: /Occupant/Oaddress"/>
+        <w:tag w:val="#Nav: SVA Repeal Res/50015"/>
         <w:id w:val="-949932917"/>
         <w:placeholder>
           <w:docPart w:val="DefaultPlaceholder_-1854013440"/>
         </w:placeholder>
-        <w:dataBinding w:prefixMappings="xmlns:ns0='urn:microsoft-dynamics-nav/reports/SVA Repeal Res/50630/'" w:xpath="/ns0:NavWordReportXmlPart[1]/ns0:Occupant[1]/ns0:Oaddress[1]" w:storeItemID="{A8F97DA1-7E35-43AE-9056-21DC708A540C}"/>
+        <w:dataBinding w:prefixMappings="xmlns:ns0='urn:microsoft-dynamics-nav/reports/SVA Repeal Res/50015/'" w:xpath="/ns0:NavWordReportXmlPart[1]/ns0:Occupant[1]/ns0:Oaddress[1]" w:storeItemID="{D8FC0B5A-C69B-4450-A069-2B652BB4248E}"/>
         <w:text/>
-        <w:alias w:val="#Nav: /Occupant/Oaddress"/>
-        <w:tag w:val="#Nav: SVA Repeal Res/50630"/>
       </w:sdtPr>
+      <w:sdtEndPr/>
       <w:sdtContent>
         <w:p>
           <w:pPr>
@@ -89,7 +89,6 @@
               <w:lang w:val="en-US"/>
             </w:rPr>
           </w:pPr>
-          <w:proofErr w:type="spellStart"/>
           <w:r>
             <w:rPr>
               <w:rFonts w:ascii="Arial" w:hAnsi="Arial" w:cs="Arial"/>
@@ -97,7 +96,6 @@
             </w:rPr>
             <w:t>Oaddress</w:t>
           </w:r>
-          <w:proofErr w:type="spellEnd"/>
         </w:p>
       </w:sdtContent>
     </w:sdt>
@@ -107,15 +105,16 @@
           <w:rFonts w:ascii="Arial" w:hAnsi="Arial" w:cs="Arial"/>
           <w:lang w:val="en-US"/>
         </w:rPr>
+        <w:alias w:val="#Nav: /Occupant/OAddress2"/>
+        <w:tag w:val="#Nav: SVA Repeal Res/50015"/>
         <w:id w:val="393396109"/>
         <w:placeholder>
           <w:docPart w:val="DefaultPlaceholder_-1854013440"/>
         </w:placeholder>
-        <w:dataBinding w:prefixMappings="xmlns:ns0='urn:microsoft-dynamics-nav/reports/SVA Repeal Res/50630/'" w:xpath="/ns0:NavWordReportXmlPart[1]/ns0:Occupant[1]/ns0:OAddress2[1]" w:storeItemID="{A8F97DA1-7E35-43AE-9056-21DC708A540C}"/>
+        <w:dataBinding w:prefixMappings="xmlns:ns0='urn:microsoft-dynamics-nav/reports/SVA Repeal Res/50015/'" w:xpath="/ns0:NavWordReportXmlPart[1]/ns0:Occupant[1]/ns0:OAddress2[1]" w:storeItemID="{D8FC0B5A-C69B-4450-A069-2B652BB4248E}"/>
         <w:text/>
-        <w:alias w:val="#Nav: /Occupant/OAddress2"/>
-        <w:tag w:val="#Nav: SVA Repeal Res/50630"/>
       </w:sdtPr>
+      <w:sdtEndPr/>
       <w:sdtContent>
         <w:p>
           <w:pPr>
@@ -155,17 +154,17 @@
             <w:rFonts w:ascii="Arial" w:hAnsi="Arial" w:cs="Arial"/>
             <w:lang w:val="en-US"/>
           </w:rPr>
+          <w:alias w:val="#Nav: /Occupant/OPost_code"/>
+          <w:tag w:val="#Nav: SVA Repeal Res/50015"/>
           <w:id w:val="-440834047"/>
           <w:placeholder>
             <w:docPart w:val="DefaultPlaceholder_-1854013440"/>
           </w:placeholder>
-          <w:dataBinding w:prefixMappings="xmlns:ns0='urn:microsoft-dynamics-nav/reports/SVA Repeal Res/50630/'" w:xpath="/ns0:NavWordReportXmlPart[1]/ns0:Occupant[1]/ns0:OPost_code[1]" w:storeItemID="{A8F97DA1-7E35-43AE-9056-21DC708A540C}"/>
+          <w:dataBinding w:prefixMappings="xmlns:ns0='urn:microsoft-dynamics-nav/reports/SVA Repeal Res/50015/'" w:xpath="/ns0:NavWordReportXmlPart[1]/ns0:Occupant[1]/ns0:OPost_code[1]" w:storeItemID="{D8FC0B5A-C69B-4450-A069-2B652BB4248E}"/>
           <w:text/>
-          <w:alias w:val="#Nav: /Occupant/OPost_code"/>
-          <w:tag w:val="#Nav: SVA Repeal Res/50630"/>
         </w:sdtPr>
+        <w:sdtEndPr/>
         <w:sdtContent>
-          <w:proofErr w:type="spellStart"/>
           <w:r>
             <w:rPr>
               <w:rFonts w:ascii="Arial" w:hAnsi="Arial" w:cs="Arial"/>
@@ -173,7 +172,6 @@
             </w:rPr>
             <w:t>OPost_code</w:t>
           </w:r>
-          <w:proofErr w:type="spellEnd"/>
         </w:sdtContent>
       </w:sdt>
       <w:r>
@@ -189,17 +187,17 @@
             <w:rFonts w:ascii="Arial" w:hAnsi="Arial" w:cs="Arial"/>
             <w:lang w:val="en-US"/>
           </w:rPr>
+          <w:alias w:val="#Nav: /Occupant/OCity"/>
+          <w:tag w:val="#Nav: SVA Repeal Res/50015"/>
           <w:id w:val="1218087993"/>
           <w:placeholder>
             <w:docPart w:val="DefaultPlaceholder_-1854013440"/>
           </w:placeholder>
-          <w:dataBinding w:prefixMappings="xmlns:ns0='urn:microsoft-dynamics-nav/reports/SVA Repeal Res/50630/'" w:xpath="/ns0:NavWordReportXmlPart[1]/ns0:Occupant[1]/ns0:OCity[1]" w:storeItemID="{A8F97DA1-7E35-43AE-9056-21DC708A540C}"/>
+          <w:dataBinding w:prefixMappings="xmlns:ns0='urn:microsoft-dynamics-nav/reports/SVA Repeal Res/50015/'" w:xpath="/ns0:NavWordReportXmlPart[1]/ns0:Occupant[1]/ns0:OCity[1]" w:storeItemID="{D8FC0B5A-C69B-4450-A069-2B652BB4248E}"/>
           <w:text/>
-          <w:alias w:val="#Nav: /Occupant/OCity"/>
-          <w:tag w:val="#Nav: SVA Repeal Res/50630"/>
         </w:sdtPr>
+        <w:sdtEndPr/>
         <w:sdtContent>
-          <w:proofErr w:type="spellStart"/>
           <w:r>
             <w:rPr>
               <w:rFonts w:ascii="Arial" w:hAnsi="Arial" w:cs="Arial"/>
@@ -207,7 +205,6 @@
             </w:rPr>
             <w:t>OCity</w:t>
           </w:r>
-          <w:proofErr w:type="spellEnd"/>
         </w:sdtContent>
       </w:sdt>
     </w:p>
@@ -258,7 +255,7 @@
           <w:rFonts w:ascii="Arial" w:hAnsi="Arial" w:cs="Arial"/>
           <w:noProof/>
         </w:rPr>
-        <w:t>11. januar 2019</w:t>
+        <w:t>10. december 2019</w:t>
       </w:r>
       <w:r>
         <w:rPr>
@@ -379,17 +376,17 @@
             <w:b/>
             <w:u w:val="single"/>
           </w:rPr>
+          <w:alias w:val="#Nav: /Occupant/OTenancy"/>
+          <w:tag w:val="#Nav: SVA Repeal Res/50015"/>
           <w:id w:val="-1055011680"/>
           <w:placeholder>
             <w:docPart w:val="DefaultPlaceholder_-1854013440"/>
           </w:placeholder>
-          <w:dataBinding w:prefixMappings="xmlns:ns0='urn:microsoft-dynamics-nav/reports/SVA Repeal Res/50630/'" w:xpath="/ns0:NavWordReportXmlPart[1]/ns0:Occupant[1]/ns0:OTenancy[1]" w:storeItemID="{A8F97DA1-7E35-43AE-9056-21DC708A540C}"/>
+          <w:dataBinding w:prefixMappings="xmlns:ns0='urn:microsoft-dynamics-nav/reports/SVA Repeal Res/50015/'" w:xpath="/ns0:NavWordReportXmlPart[1]/ns0:Occupant[1]/ns0:OTenancy[1]" w:storeItemID="{D8FC0B5A-C69B-4450-A069-2B652BB4248E}"/>
           <w:text/>
-          <w:alias w:val="#Nav: /Occupant/OTenancy"/>
-          <w:tag w:val="#Nav: SVA Repeal Res/50630"/>
         </w:sdtPr>
+        <w:sdtEndPr/>
         <w:sdtContent>
-          <w:proofErr w:type="spellStart"/>
           <w:r>
             <w:rPr>
               <w:rFonts w:ascii="Arial" w:hAnsi="Arial" w:cs="Arial"/>
@@ -398,7 +395,6 @@
             </w:rPr>
             <w:t>OTenancy</w:t>
           </w:r>
-          <w:proofErr w:type="spellEnd"/>
         </w:sdtContent>
       </w:sdt>
       <w:r>
@@ -416,26 +412,25 @@
             <w:b/>
             <w:u w:val="single"/>
           </w:rPr>
+          <w:alias w:val="#Nav: /Occupant/Tenancy/TAddress1"/>
+          <w:tag w:val="#Nav: SVA Repeal Res/50015"/>
           <w:id w:val="996384694"/>
           <w:placeholder>
             <w:docPart w:val="DefaultPlaceholder_-1854013440"/>
           </w:placeholder>
-          <w:dataBinding w:prefixMappings="xmlns:ns0='urn:microsoft-dynamics-nav/reports/SVA Repeal Res/50630/'" w:xpath="/ns0:NavWordReportXmlPart[1]/ns0:Occupant[1]/ns0:Tenancy[1]/ns0:TAddress1[1]" w:storeItemID="{A8F97DA1-7E35-43AE-9056-21DC708A540C}"/>
+          <w:dataBinding w:prefixMappings="xmlns:ns0='urn:microsoft-dynamics-nav/reports/SVA Repeal Res/50015/'" w:xpath="/ns0:NavWordReportXmlPart[1]/ns0:Occupant[1]/ns0:Tenancy[1]/ns0:TAddress1[1]" w:storeItemID="{D8FC0B5A-C69B-4450-A069-2B652BB4248E}"/>
           <w:text/>
-          <w:alias w:val="#Nav: /Occupant/Tenancy/TAddress1"/>
-          <w:tag w:val="#Nav: SVA Repeal Res/50630"/>
         </w:sdtPr>
+        <w:sdtEndPr/>
         <w:sdtContent>
-          <w:proofErr w:type="spellStart"/>
           <w:r>
             <w:rPr>
               <w:rFonts w:ascii="Arial" w:hAnsi="Arial" w:cs="Arial"/>
               <w:b/>
               <w:u w:val="single"/>
             </w:rPr>
-            <w:t>Adress</w:t>
+            <w:t>TAddress1</w:t>
           </w:r>
-          <w:proofErr w:type="spellEnd"/>
         </w:sdtContent>
       </w:sdt>
       <w:r>
@@ -453,17 +448,17 @@
             <w:b/>
             <w:u w:val="single"/>
           </w:rPr>
+          <w:alias w:val="#Nav: /Occupant/Tenancy/TPostCode"/>
+          <w:tag w:val="#Nav: SVA Repeal Res/50015"/>
           <w:id w:val="1697201758"/>
           <w:placeholder>
             <w:docPart w:val="DefaultPlaceholder_-1854013440"/>
           </w:placeholder>
-          <w:dataBinding w:prefixMappings="xmlns:ns0='urn:microsoft-dynamics-nav/reports/SVA Repeal Res/50630/'" w:xpath="/ns0:NavWordReportXmlPart[1]/ns0:Occupant[1]/ns0:Tenancy[1]/ns0:TPostCode[1]" w:storeItemID="{A8F97DA1-7E35-43AE-9056-21DC708A540C}"/>
+          <w:dataBinding w:prefixMappings="xmlns:ns0='urn:microsoft-dynamics-nav/reports/SVA Repeal Res/50015/'" w:xpath="/ns0:NavWordReportXmlPart[1]/ns0:Occupant[1]/ns0:Tenancy[1]/ns0:TPostCode[1]" w:storeItemID="{D8FC0B5A-C69B-4450-A069-2B652BB4248E}"/>
           <w:text/>
-          <w:alias w:val="#Nav: /Occupant/Tenancy/TPostCode"/>
-          <w:tag w:val="#Nav: SVA Repeal Res/50630"/>
         </w:sdtPr>
+        <w:sdtEndPr/>
         <w:sdtContent>
-          <w:proofErr w:type="spellStart"/>
           <w:r>
             <w:rPr>
               <w:rFonts w:ascii="Arial" w:hAnsi="Arial" w:cs="Arial"/>
@@ -472,7 +467,6 @@
             </w:rPr>
             <w:t>TPostCode</w:t>
           </w:r>
-          <w:proofErr w:type="spellEnd"/>
         </w:sdtContent>
       </w:sdt>
       <w:r>
@@ -490,15 +484,16 @@
             <w:b/>
             <w:u w:val="single"/>
           </w:rPr>
+          <w:alias w:val="#Nav: /Occupant/Tenancy/TCity"/>
+          <w:tag w:val="#Nav: SVA Repeal Res/50015"/>
           <w:id w:val="-531418699"/>
           <w:placeholder>
             <w:docPart w:val="DefaultPlaceholder_-1854013440"/>
           </w:placeholder>
-          <w:dataBinding w:prefixMappings="xmlns:ns0='urn:microsoft-dynamics-nav/reports/SVA Repeal Res/50630/'" w:xpath="/ns0:NavWordReportXmlPart[1]/ns0:Occupant[1]/ns0:Tenancy[1]/ns0:TCity[1]" w:storeItemID="{A8F97DA1-7E35-43AE-9056-21DC708A540C}"/>
+          <w:dataBinding w:prefixMappings="xmlns:ns0='urn:microsoft-dynamics-nav/reports/SVA Repeal Res/50015/'" w:xpath="/ns0:NavWordReportXmlPart[1]/ns0:Occupant[1]/ns0:Tenancy[1]/ns0:TCity[1]" w:storeItemID="{D8FC0B5A-C69B-4450-A069-2B652BB4248E}"/>
           <w:text/>
-          <w:alias w:val="#Nav: /Occupant/Tenancy/TCity"/>
-          <w:tag w:val="#Nav: SVA Repeal Res/50630"/>
         </w:sdtPr>
+        <w:sdtEndPr/>
         <w:sdtContent>
           <w:r>
             <w:rPr>
@@ -518,8 +513,115 @@
         </w:rPr>
         <w:t>.</w:t>
       </w:r>
+    </w:p>
+    <w:p>
+      <w:pPr>
+        <w:rPr>
+          <w:rFonts w:ascii="Arial" w:hAnsi="Arial" w:cs="Arial"/>
+        </w:rPr>
+      </w:pPr>
+      <w:r>
+        <w:rPr>
+          <w:rFonts w:ascii="Arial" w:hAnsi="Arial" w:cs="Arial"/>
+        </w:rPr>
+        <w:t>Da vi ikke har modtaget pligtige pengeydelser i hen</w:t>
+      </w:r>
+      <w:r>
+        <w:rPr>
+          <w:rFonts w:ascii="Arial" w:hAnsi="Arial" w:cs="Arial"/>
+        </w:rPr>
+        <w:t>h</w:t>
+      </w:r>
+      <w:r>
+        <w:rPr>
+          <w:rFonts w:ascii="Arial" w:hAnsi="Arial" w:cs="Arial"/>
+        </w:rPr>
+        <w:t>old til fremsendte påkrav, skal vi hermed hæve ovennævnte lejemål jf. lejelovens § 93, stk. 1. litra a</w:t>
+      </w:r>
+      <w:r>
+        <w:rPr>
+          <w:rFonts w:ascii="Arial" w:hAnsi="Arial" w:cs="Arial"/>
+        </w:rPr>
+        <w:t>.</w:t>
+      </w:r>
+    </w:p>
+    <w:p>
+      <w:pPr>
+        <w:rPr>
+          <w:rFonts w:ascii="Arial" w:hAnsi="Arial" w:cs="Arial"/>
+        </w:rPr>
+      </w:pPr>
+    </w:p>
+    <w:p>
+      <w:pPr>
+        <w:rPr>
+          <w:rFonts w:ascii="Arial" w:hAnsi="Arial" w:cs="Arial"/>
+        </w:rPr>
+      </w:pPr>
+      <w:r>
+        <w:rPr>
+          <w:rFonts w:ascii="Arial" w:hAnsi="Arial" w:cs="Arial"/>
+        </w:rPr>
+        <w:t>Ophævelsen medfører pligt til omgående at fraflytte det lejede.</w:t>
+      </w:r>
+    </w:p>
+    <w:p>
+      <w:pPr>
+        <w:rPr>
+          <w:rFonts w:ascii="Arial" w:hAnsi="Arial" w:cs="Arial"/>
+        </w:rPr>
+      </w:pPr>
+    </w:p>
+    <w:p>
+      <w:pPr>
+        <w:rPr>
+          <w:rFonts w:ascii="Arial" w:hAnsi="Arial" w:cs="Arial"/>
+        </w:rPr>
+      </w:pPr>
+      <w:r>
+        <w:rPr>
+          <w:rFonts w:ascii="Arial" w:hAnsi="Arial" w:cs="Arial"/>
+        </w:rPr>
+        <w:t>D</w:t>
+      </w:r>
+      <w:r>
+        <w:rPr>
+          <w:rFonts w:ascii="Arial" w:hAnsi="Arial" w:cs="Arial"/>
+        </w:rPr>
+        <w:t>u/I</w:t>
+      </w:r>
       <w:bookmarkStart w:name="_GoBack" w:id="0"/>
       <w:bookmarkEnd w:id="0"/>
+      <w:r>
+        <w:rPr>
+          <w:rFonts w:ascii="Arial" w:hAnsi="Arial" w:cs="Arial"/>
+        </w:rPr>
+        <w:t xml:space="preserve"> bedes fora</w:t>
+      </w:r>
+      <w:r>
+        <w:rPr>
+          <w:rFonts w:ascii="Arial" w:hAnsi="Arial" w:cs="Arial"/>
+        </w:rPr>
+        <w:t>n</w:t>
+      </w:r>
+      <w:r>
+        <w:rPr>
+          <w:rFonts w:ascii="Arial" w:hAnsi="Arial" w:cs="Arial"/>
+        </w:rPr>
+        <w:t>ledige at lejemålet er ryddet og rengjort senes</w:t>
+      </w:r>
+      <w:r>
+        <w:rPr>
+          <w:rFonts w:ascii="Arial" w:hAnsi="Arial" w:cs="Arial"/>
+        </w:rPr>
+        <w:t>t</w:t>
+      </w:r>
+      <w:r>
+        <w:rPr>
+          <w:rFonts w:ascii="Arial" w:hAnsi="Arial" w:cs="Arial"/>
+        </w:rPr>
+        <w:t xml:space="preserve"> den ____________</w:t>
+      </w:r>
     </w:p>
     <w:p>
       <w:pPr>
@@ -527,30 +629,6 @@
           <w:rFonts w:ascii="Arial" w:hAnsi="Arial" w:cs="Arial"/>
         </w:rPr>
       </w:pPr>
-      <w:r>
-        <w:rPr>
-          <w:rFonts w:ascii="Arial" w:hAnsi="Arial" w:cs="Arial"/>
-        </w:rPr>
-        <w:t>Da vi ikke har modtaget pligtige pengeydelser i hen</w:t>
-      </w:r>
-      <w:r>
-        <w:rPr>
-          <w:rFonts w:ascii="Arial" w:hAnsi="Arial" w:cs="Arial"/>
-        </w:rPr>
-        <w:t>h</w:t>
-      </w:r>
-      <w:r>
-        <w:rPr>
-          <w:rFonts w:ascii="Arial" w:hAnsi="Arial" w:cs="Arial"/>
-        </w:rPr>
-        <w:t>old til fremsendte påkrav, skal vi hermed hæve ovennævnte lejemål jf. lejelovens § 93, stk. 1. litra a</w:t>
-      </w:r>
-      <w:r>
-        <w:rPr>
-          <w:rFonts w:ascii="Arial" w:hAnsi="Arial" w:cs="Arial"/>
-        </w:rPr>
-        <w:t>.</w:t>
-      </w:r>
     </w:p>
     <w:p>
       <w:pPr>
@@ -558,94 +636,11 @@
           <w:rFonts w:ascii="Arial" w:hAnsi="Arial" w:cs="Arial"/>
         </w:rPr>
       </w:pPr>
-    </w:p>
-    <w:p>
-      <w:pPr>
-        <w:rPr>
-          <w:rFonts w:ascii="Arial" w:hAnsi="Arial" w:cs="Arial"/>
-        </w:rPr>
-      </w:pPr>
-      <w:r>
-        <w:rPr>
-          <w:rFonts w:ascii="Arial" w:hAnsi="Arial" w:cs="Arial"/>
-        </w:rPr>
-        <w:t>Ophævelsen medfører pligt til omgående at fraflytte det lejede.</w:t>
-      </w:r>
-    </w:p>
-    <w:p>
-      <w:pPr>
-        <w:rPr>
-          <w:rFonts w:ascii="Arial" w:hAnsi="Arial" w:cs="Arial"/>
-        </w:rPr>
-      </w:pPr>
-    </w:p>
-    <w:p>
-      <w:pPr>
-        <w:rPr>
-          <w:rFonts w:ascii="Arial" w:hAnsi="Arial" w:cs="Arial"/>
-        </w:rPr>
-      </w:pPr>
-      <w:r>
-        <w:rPr>
-          <w:rFonts w:ascii="Arial" w:hAnsi="Arial" w:cs="Arial"/>
-        </w:rPr>
-        <w:t>De bedes fora</w:t>
-      </w:r>
-      <w:r>
-        <w:rPr>
-          <w:rFonts w:ascii="Arial" w:hAnsi="Arial" w:cs="Arial"/>
-        </w:rPr>
-        <w:t>n</w:t>
-      </w:r>
-      <w:r>
-        <w:rPr>
-          <w:rFonts w:ascii="Arial" w:hAnsi="Arial" w:cs="Arial"/>
-        </w:rPr>
-        <w:t>ledige at lejemålet er ryddet og rengjort senes</w:t>
-      </w:r>
-      <w:r>
-        <w:rPr>
-          <w:rFonts w:ascii="Arial" w:hAnsi="Arial" w:cs="Arial"/>
-        </w:rPr>
-        <w:t>t</w:t>
-      </w:r>
-      <w:r>
-        <w:rPr>
-          <w:rFonts w:ascii="Arial" w:hAnsi="Arial" w:cs="Arial"/>
-        </w:rPr>
-        <w:t xml:space="preserve"> den ____________</w:t>
-      </w:r>
-    </w:p>
-    <w:p>
-      <w:pPr>
-        <w:rPr>
-          <w:rFonts w:ascii="Arial" w:hAnsi="Arial" w:cs="Arial"/>
-        </w:rPr>
-      </w:pPr>
-    </w:p>
-    <w:p>
-      <w:pPr>
-        <w:rPr>
-          <w:rFonts w:ascii="Arial" w:hAnsi="Arial" w:cs="Arial"/>
-        </w:rPr>
-      </w:pPr>
-      <w:r>
-        <w:rPr>
-          <w:rFonts w:ascii="Arial" w:hAnsi="Arial" w:cs="Arial"/>
-        </w:rPr>
-        <w:t>Hvis De ikke inden det nævnte tidspunkt har ryddet lejemålet og afleveret nøglerne, vil sagen uden yderligere varsel bli</w:t>
-      </w:r>
-      <w:r>
-        <w:rPr>
-          <w:rFonts w:ascii="Arial" w:hAnsi="Arial" w:cs="Arial"/>
-        </w:rPr>
-        <w:t>v</w:t>
-      </w:r>
-      <w:r>
-        <w:rPr>
-          <w:rFonts w:ascii="Arial" w:hAnsi="Arial" w:cs="Arial"/>
-        </w:rPr>
-        <w:t>e overgivet til fogeden med anmodning om at udsætte Dem af lejemålet. Dette vil medføre yderligere omkostninger for Dem.</w:t>
+      <w:r>
+        <w:rPr>
+          <w:rFonts w:ascii="Arial" w:hAnsi="Arial" w:cs="Arial"/>
+        </w:rPr>
+        <w:t>Du/I bedes inden ovenstående dato kontakte undertegnede for aftale om udlevering af nøgler og afholdelse af flyttesyn. Såfremt lejemålet ikke er fraflyttet og ryddeliggjort senest samme dato, vil vi uden yderligere varsel anmode fogedretten om at udsætte dig/jer af lejemålet. Dette vil medføre yderligere omkostninger for dig/jer.</w:t>
       </w:r>
     </w:p>
     <w:p>
@@ -717,48 +712,16 @@
         <w:rPr>
           <w:rFonts w:ascii="Arial" w:hAnsi="Arial" w:cs="Arial"/>
         </w:rPr>
+        <w:alias w:val="#Nav: /Company_Information/CName"/>
+        <w:tag w:val="#Nav: SVA Repeal Res/50015"/>
         <w:id w:val="1639461485"/>
         <w:placeholder>
           <w:docPart w:val="DefaultPlaceholder_-1854013440"/>
         </w:placeholder>
-        <w:dataBinding w:prefixMappings="xmlns:ns0='urn:microsoft-dynamics-nav/reports/SVA Repeal Res/50630/'" w:xpath="/ns0:NavWordReportXmlPart[1]/ns0:Company_Information[1]/ns0:CName[1]" w:storeItemID="{A8F97DA1-7E35-43AE-9056-21DC708A540C}"/>
+        <w:dataBinding w:prefixMappings="xmlns:ns0='urn:microsoft-dynamics-nav/reports/SVA Repeal Res/50015/'" w:xpath="/ns0:NavWordReportXmlPart[1]/ns0:Company_Information[1]/ns0:CName[1]" w:storeItemID="{D8FC0B5A-C69B-4450-A069-2B652BB4248E}"/>
         <w:text/>
-        <w:alias w:val="#Nav: /Company_Information/CName"/>
-        <w:tag w:val="#Nav: SVA Repeal Res/50630"/>
       </w:sdtPr>
-      <w:sdtContent>
-        <w:p>
-          <w:pPr>
-            <w:spacing w:after="0"/>
-            <w:rPr>
-              <w:rFonts w:ascii="Arial" w:hAnsi="Arial" w:cs="Arial"/>
-            </w:rPr>
-          </w:pPr>
-          <w:proofErr w:type="spellStart"/>
-          <w:r>
-            <w:rPr>
-              <w:rFonts w:ascii="Arial" w:hAnsi="Arial" w:cs="Arial"/>
-            </w:rPr>
-            <w:t>CName</w:t>
-          </w:r>
-          <w:proofErr w:type="spellEnd"/>
-        </w:p>
-      </w:sdtContent>
-    </w:sdt>
-    <w:sdt>
-      <w:sdtPr>
-        <w:rPr>
-          <w:rFonts w:ascii="Arial" w:hAnsi="Arial" w:cs="Arial"/>
-        </w:rPr>
-        <w:id w:val="-1832674588"/>
-        <w:placeholder>
-          <w:docPart w:val="DefaultPlaceholder_-1854013440"/>
-        </w:placeholder>
-        <w:dataBinding w:prefixMappings="xmlns:ns0='urn:microsoft-dynamics-nav/reports/SVA Repeal Res/50630/'" w:xpath="/ns0:NavWordReportXmlPart[1]/ns0:Company_Information[1]/ns0:CAddress[1]" w:storeItemID="{A8F97DA1-7E35-43AE-9056-21DC708A540C}"/>
-        <w:text/>
-        <w:alias w:val="#Nav: /Company_Information/CAddress"/>
-        <w:tag w:val="#Nav: SVA Repeal Res/50630"/>
-      </w:sdtPr>
+      <w:sdtEndPr/>
       <w:sdtContent>
         <w:p>
           <w:pPr>
@@ -771,7 +734,39 @@
             <w:rPr>
               <w:rFonts w:ascii="Arial" w:hAnsi="Arial" w:cs="Arial"/>
             </w:rPr>
-            <w:t>Caddress</w:t>
+            <w:t>CName</w:t>
+          </w:r>
+        </w:p>
+      </w:sdtContent>
+    </w:sdt>
+    <w:sdt>
+      <w:sdtPr>
+        <w:rPr>
+          <w:rFonts w:ascii="Arial" w:hAnsi="Arial" w:cs="Arial"/>
+        </w:rPr>
+        <w:alias w:val="#Nav: /Company_Information/CAddress"/>
+        <w:tag w:val="#Nav: SVA Repeal Res/50015"/>
+        <w:id w:val="-1832674588"/>
+        <w:placeholder>
+          <w:docPart w:val="DefaultPlaceholder_-1854013440"/>
+        </w:placeholder>
+        <w:dataBinding w:prefixMappings="xmlns:ns0='urn:microsoft-dynamics-nav/reports/SVA Repeal Res/50015/'" w:xpath="/ns0:NavWordReportXmlPart[1]/ns0:Company_Information[1]/ns0:CAddress[1]" w:storeItemID="{D8FC0B5A-C69B-4450-A069-2B652BB4248E}"/>
+        <w:text/>
+      </w:sdtPr>
+      <w:sdtEndPr/>
+      <w:sdtContent>
+        <w:p>
+          <w:pPr>
+            <w:spacing w:after="0"/>
+            <w:rPr>
+              <w:rFonts w:ascii="Arial" w:hAnsi="Arial" w:cs="Arial"/>
+            </w:rPr>
+          </w:pPr>
+          <w:r>
+            <w:rPr>
+              <w:rFonts w:ascii="Arial" w:hAnsi="Arial" w:cs="Arial"/>
+            </w:rPr>
+            <w:t>CAddress</w:t>
           </w:r>
         </w:p>
       </w:sdtContent>
@@ -788,24 +783,23 @@
           <w:rPr>
             <w:rFonts w:ascii="Arial" w:hAnsi="Arial" w:cs="Arial"/>
           </w:rPr>
+          <w:alias w:val="#Nav: /Company_Information/CPostCode"/>
+          <w:tag w:val="#Nav: SVA Repeal Res/50015"/>
           <w:id w:val="-2141878177"/>
           <w:placeholder>
             <w:docPart w:val="DefaultPlaceholder_-1854013440"/>
           </w:placeholder>
-          <w:dataBinding w:prefixMappings="xmlns:ns0='urn:microsoft-dynamics-nav/reports/SVA Repeal Res/50630/'" w:xpath="/ns0:NavWordReportXmlPart[1]/ns0:Company_Information[1]/ns0:CPostCode[1]" w:storeItemID="{A8F97DA1-7E35-43AE-9056-21DC708A540C}"/>
+          <w:dataBinding w:prefixMappings="xmlns:ns0='urn:microsoft-dynamics-nav/reports/SVA Repeal Res/50015/'" w:xpath="/ns0:NavWordReportXmlPart[1]/ns0:Company_Information[1]/ns0:CPostCode[1]" w:storeItemID="{D8FC0B5A-C69B-4450-A069-2B652BB4248E}"/>
           <w:text/>
-          <w:alias w:val="#Nav: /Company_Information/CPostCode"/>
-          <w:tag w:val="#Nav: SVA Repeal Res/50630"/>
         </w:sdtPr>
+        <w:sdtEndPr/>
         <w:sdtContent>
-          <w:proofErr w:type="spellStart"/>
           <w:r>
             <w:rPr>
               <w:rFonts w:ascii="Arial" w:hAnsi="Arial" w:cs="Arial"/>
             </w:rPr>
             <w:t>CPostCode</w:t>
           </w:r>
-          <w:proofErr w:type="spellEnd"/>
         </w:sdtContent>
       </w:sdt>
       <w:r>
@@ -819,24 +813,23 @@
           <w:rPr>
             <w:rFonts w:ascii="Arial" w:hAnsi="Arial" w:cs="Arial"/>
           </w:rPr>
+          <w:alias w:val="#Nav: /Company_Information/CCity"/>
+          <w:tag w:val="#Nav: SVA Repeal Res/50015"/>
           <w:id w:val="189890119"/>
           <w:placeholder>
             <w:docPart w:val="DefaultPlaceholder_-1854013440"/>
           </w:placeholder>
-          <w:dataBinding w:prefixMappings="xmlns:ns0='urn:microsoft-dynamics-nav/reports/SVA Repeal Res/50630/'" w:xpath="/ns0:NavWordReportXmlPart[1]/ns0:Company_Information[1]/ns0:CCity[1]" w:storeItemID="{A8F97DA1-7E35-43AE-9056-21DC708A540C}"/>
+          <w:dataBinding w:prefixMappings="xmlns:ns0='urn:microsoft-dynamics-nav/reports/SVA Repeal Res/50015/'" w:xpath="/ns0:NavWordReportXmlPart[1]/ns0:Company_Information[1]/ns0:CCity[1]" w:storeItemID="{D8FC0B5A-C69B-4450-A069-2B652BB4248E}"/>
           <w:text/>
-          <w:alias w:val="#Nav: /Company_Information/CCity"/>
-          <w:tag w:val="#Nav: SVA Repeal Res/50630"/>
         </w:sdtPr>
+        <w:sdtEndPr/>
         <w:sdtContent>
-          <w:proofErr w:type="spellStart"/>
           <w:r>
             <w:rPr>
               <w:rFonts w:ascii="Arial" w:hAnsi="Arial" w:cs="Arial"/>
             </w:rPr>
             <w:t>CCity</w:t>
           </w:r>
-          <w:proofErr w:type="spellEnd"/>
         </w:sdtContent>
       </w:sdt>
     </w:p>
@@ -867,7 +860,7 @@
       </w:pPr>
     </w:pPrDefault>
   </w:docDefaults>
-  <w:latentStyles w:defLockedState="0" w:defUIPriority="99" w:defSemiHidden="0" w:defUnhideWhenUsed="0" w:defQFormat="0" w:count="375">
+  <w:latentStyles w:defLockedState="0" w:defUIPriority="99" w:defSemiHidden="0" w:defUnhideWhenUsed="0" w:defQFormat="0" w:count="376">
     <w:lsdException w:name="Normal" w:uiPriority="0" w:qFormat="1"/>
     <w:lsdException w:name="heading 1" w:uiPriority="9" w:qFormat="1"/>
     <w:lsdException w:name="heading 2" w:semiHidden="1" w:uiPriority="9" w:unhideWhenUsed="1" w:qFormat="1"/>
@@ -973,7 +966,6 @@
     <w:lsdException w:name="HTML Sample" w:semiHidden="1" w:unhideWhenUsed="1"/>
     <w:lsdException w:name="HTML Typewriter" w:semiHidden="1" w:unhideWhenUsed="1"/>
     <w:lsdException w:name="HTML Variable" w:semiHidden="1" w:unhideWhenUsed="1"/>
-    <w:lsdException w:name="Normal Table" w:semiHidden="1" w:unhideWhenUsed="1"/>
     <w:lsdException w:name="annotation subject" w:semiHidden="1" w:unhideWhenUsed="1"/>
     <w:lsdException w:name="No List" w:semiHidden="1" w:unhideWhenUsed="1"/>
     <w:lsdException w:name="Outline List 1" w:semiHidden="1" w:unhideWhenUsed="1"/>
@@ -1020,10 +1012,8 @@
     <w:lsdException w:name="Table Subtle 2" w:semiHidden="1" w:unhideWhenUsed="1"/>
     <w:lsdException w:name="Table Web 1" w:semiHidden="1" w:unhideWhenUsed="1"/>
     <w:lsdException w:name="Table Web 2" w:semiHidden="1" w:unhideWhenUsed="1"/>
-    <w:lsdException w:name="Table Web 3" w:semiHidden="1" w:unhideWhenUsed="1"/>
     <w:lsdException w:name="Balloon Text" w:semiHidden="1" w:unhideWhenUsed="1"/>
     <w:lsdException w:name="Table Grid" w:uiPriority="39"/>
-    <w:lsdException w:name="Table Theme" w:semiHidden="1" w:unhideWhenUsed="1"/>
     <w:lsdException w:name="Placeholder Text" w:semiHidden="1"/>
     <w:lsdException w:name="No Spacing" w:uiPriority="1" w:qFormat="1"/>
     <w:lsdException w:name="Light Shading" w:uiPriority="60"/>
@@ -1243,6 +1233,7 @@
     <w:lsdException w:name="Smart Hyperlink" w:semiHidden="1" w:unhideWhenUsed="1"/>
     <w:lsdException w:name="Hashtag" w:semiHidden="1" w:unhideWhenUsed="1"/>
     <w:lsdException w:name="Unresolved Mention" w:semiHidden="1" w:unhideWhenUsed="1"/>
+    <w:lsdException w:name="Smart Link" w:semiHidden="1" w:unhideWhenUsed="1"/>
   </w:latentStyles>
   <w:style w:type="paragraph" w:default="1" w:styleId="Normal">
     <w:name w:val="Normal"/>
@@ -1328,28 +1319,28 @@
     <w:charset w:val="00"/>
     <w:family w:val="swiss"/>
     <w:pitch w:val="variable"/>
-    <w:sig w:usb0="E00002FF" w:usb1="4000ACFF" w:usb2="00000001" w:usb3="00000000" w:csb0="0000019F" w:csb1="00000000"/>
+    <w:sig w:usb0="E0002AFF" w:usb1="C000247B" w:usb2="00000009" w:usb3="00000000" w:csb0="000001FF" w:csb1="00000000"/>
   </w:font>
   <w:font w:name="Times New Roman">
     <w:panose1 w:val="02020603050405020304"/>
     <w:charset w:val="00"/>
     <w:family w:val="roman"/>
     <w:pitch w:val="variable"/>
-    <w:sig w:usb0="E0002EFF" w:usb1="C0007843" w:usb2="00000009" w:usb3="00000000" w:csb0="000001FF" w:csb1="00000000"/>
+    <w:sig w:usb0="E0002EFF" w:usb1="C000785B" w:usb2="00000009" w:usb3="00000000" w:csb0="000001FF" w:csb1="00000000"/>
   </w:font>
   <w:font w:name="Arial">
     <w:panose1 w:val="020B0604020202020204"/>
     <w:charset w:val="00"/>
     <w:family w:val="swiss"/>
     <w:pitch w:val="variable"/>
-    <w:sig w:usb0="E0002AFF" w:usb1="C0007843" w:usb2="00000009" w:usb3="00000000" w:csb0="000001FF" w:csb1="00000000"/>
+    <w:sig w:usb0="E0002EFF" w:usb1="C0007843" w:usb2="00000009" w:usb3="00000000" w:csb0="000001FF" w:csb1="00000000"/>
   </w:font>
   <w:font w:name="Calibri Light">
     <w:panose1 w:val="020F0302020204030204"/>
     <w:charset w:val="00"/>
     <w:family w:val="swiss"/>
     <w:pitch w:val="variable"/>
-    <w:sig w:usb0="A00002EF" w:usb1="4000207B" w:usb2="00000000" w:usb3="00000000" w:csb0="0000019F" w:csb1="00000000"/>
+    <w:sig w:usb0="E0002AFF" w:usb1="C000247B" w:usb2="00000009" w:usb3="00000000" w:csb0="000001FF" w:csb1="00000000"/>
   </w:font>
 </w:fonts>
 </file>
@@ -1372,6 +1363,7 @@
   <w:rsids>
     <w:rsidRoot w:val="00BE11E8"/>
     <w:rsid w:val="001D7977"/>
+    <w:rsid w:val="006E57D1"/>
     <w:rsid w:val="007A0487"/>
     <w:rsid w:val="009A43F3"/>
     <w:rsid w:val="00B46FCE"/>
@@ -1418,7 +1410,7 @@
       </w:pPr>
     </w:pPrDefault>
   </w:docDefaults>
-  <w:latentStyles w:defLockedState="0" w:defUIPriority="99" w:defSemiHidden="0" w:defUnhideWhenUsed="0" w:defQFormat="0" w:count="375">
+  <w:latentStyles w:defLockedState="0" w:defUIPriority="99" w:defSemiHidden="0" w:defUnhideWhenUsed="0" w:defQFormat="0" w:count="376">
     <w:lsdException w:name="Normal" w:uiPriority="0" w:qFormat="1"/>
     <w:lsdException w:name="heading 1" w:uiPriority="9" w:qFormat="1"/>
     <w:lsdException w:name="heading 2" w:semiHidden="1" w:uiPriority="9" w:unhideWhenUsed="1" w:qFormat="1"/>
@@ -1524,7 +1516,6 @@
     <w:lsdException w:name="HTML Sample" w:semiHidden="1" w:unhideWhenUsed="1"/>
     <w:lsdException w:name="HTML Typewriter" w:semiHidden="1" w:unhideWhenUsed="1"/>
     <w:lsdException w:name="HTML Variable" w:semiHidden="1" w:unhideWhenUsed="1"/>
-    <w:lsdException w:name="Normal Table" w:semiHidden="1" w:unhideWhenUsed="1"/>
     <w:lsdException w:name="annotation subject" w:semiHidden="1" w:unhideWhenUsed="1"/>
     <w:lsdException w:name="No List" w:semiHidden="1" w:unhideWhenUsed="1"/>
     <w:lsdException w:name="Outline List 1" w:semiHidden="1" w:unhideWhenUsed="1"/>
@@ -1571,10 +1562,8 @@
     <w:lsdException w:name="Table Subtle 2" w:semiHidden="1" w:unhideWhenUsed="1"/>
     <w:lsdException w:name="Table Web 1" w:semiHidden="1" w:unhideWhenUsed="1"/>
     <w:lsdException w:name="Table Web 2" w:semiHidden="1" w:unhideWhenUsed="1"/>
-    <w:lsdException w:name="Table Web 3" w:semiHidden="1" w:unhideWhenUsed="1"/>
     <w:lsdException w:name="Balloon Text" w:semiHidden="1" w:unhideWhenUsed="1"/>
     <w:lsdException w:name="Table Grid" w:uiPriority="39"/>
-    <w:lsdException w:name="Table Theme" w:semiHidden="1" w:unhideWhenUsed="1"/>
     <w:lsdException w:name="Placeholder Text" w:semiHidden="1"/>
     <w:lsdException w:name="No Spacing" w:uiPriority="1" w:qFormat="1"/>
     <w:lsdException w:name="Light Shading" w:uiPriority="60"/>
@@ -1794,6 +1783,7 @@
     <w:lsdException w:name="Smart Hyperlink" w:semiHidden="1" w:unhideWhenUsed="1"/>
     <w:lsdException w:name="Hashtag" w:semiHidden="1" w:unhideWhenUsed="1"/>
     <w:lsdException w:name="Unresolved Mention" w:semiHidden="1" w:unhideWhenUsed="1"/>
+    <w:lsdException w:name="Smart Link" w:semiHidden="1" w:unhideWhenUsed="1"/>
   </w:latentStyles>
   <w:style w:type="paragraph" w:default="1" w:styleId="Normal">
     <w:name w:val="Normal"/>
@@ -2141,9 +2131,9 @@
 </a:theme>
 </file>
 
-<file path=customXML/item2.xml>��< ? x m l   v e r s i o n = " 1 . 0 "   e n c o d i n g = " u t f - 1 6 " ? > - 
- < N a v W o r d R e p o r t X m l P a r t   x m l n s = " u r n : m i c r o s o f t - d y n a m i c s - n a v / r e p o r t s / S V A   R e p e a l   R e s / 5 0 6 3 0 / " > +<file path=customXml/item1.xml>��< ? x m l   v e r s i o n = " 1 . 0 "   e n c o d i n g = " u t f - 1 6 " ? > + 
+ < N a v W o r d R e p o r t X m l P a r t   x m l n s = " u r n : m i c r o s o f t - d y n a m i c s - n a v / r e p o r t s / S V A   R e p e a l   R e s / 5 0 0 1 5 / " >   
      < O c c u p a n t >   
@@ -2185,9 +2175,31 @@
  
          < C N a m e > C N a m e < / C N a m e >   
+         < C o m p a n y B a n A c c o u n t N o > C o m p a n y B a n A c c o u n t N o < / C o m p a n y B a n A c c o u n t N o > + 
+         < C o m p a n y B a n k B r a n c h N o > C o m p a n y B a n k B r a n c h N o < / C o m p a n y B a n k B r a n c h N o > + 
+         < C o m p a n y B a n k N a m e > C o m p a n y B a n k N a m e < / C o m p a n y B a n k N a m e > + 
+         < C o m p a n y G e t V A T R e g i s t r a t i o n N u m b e r L b l > C o m p a n y G e t V A T R e g i s t r a t i o n N u m b e r L b l < / C o m p a n y G e t V A T R e g i s t r a t i o n N u m b e r L b l > + 
+         < C o m p a n y P h o n e _ N o _ > C o m p a n y P h o n e _ N o _ < / C o m p a n y P h o n e _ N o _ > + 
+         < C O m p a n y P i c t u r e > C O m p a n y P i c t u r e < / C O m p a n y P i c t u r e > + 
+         < C o m p a n y V A T _ R e g i s t r a t i o n _ N o _ > C o m p a n y V A T _ R e g i s t r a t i o n _ N o _ < / C o m p a n y V A T _ R e g i s t r a t i o n _ N o _ > + 
          < C P o s t C o d e > C P o s t C o d e < / C P o s t C o d e >   
      < / C o m p a n y _ I n f o r m a t i o n >   
  < / N a v W o r d R e p o r t X m l P a r t > 
+</file>
+
+<file path=customXml/itemProps1.xml><?xml version="1.0" encoding="utf-8"?>
+<ds:datastoreItem xmlns:ds="http://schemas.openxmlformats.org/officeDocument/2006/customXml" ds:itemID="{D8FC0B5A-C69B-4450-A069-2B652BB4248E}">
+  <ds:schemaRefs>
+    <ds:schemaRef ds:uri="urn:microsoft-dynamics-nav/reports/SVA Repeal Res/50015/"/>
+  </ds:schemaRefs>
+</ds:datastoreItem>
 </file>
--- a/Layouts/RepealRes.docx
+++ b/Layouts/RepealRes.docx
@@ -2131,7 +2131,7 @@
 </a:theme>
 </file>
 
-<file path=customXml/item1.xml>��< ? x m l   v e r s i o n = " 1 . 0 "   e n c o d i n g = " u t f - 1 6 " ? > +<file path=customXML/item2.xml>��< ? x m l   v e r s i o n = " 1 . 0 "   e n c o d i n g = " u t f - 1 6 " ? >   
  < N a v W o r d R e p o r t X m l P a r t   x m l n s = " u r n : m i c r o s o f t - d y n a m i c s - n a v / r e p o r t s / S V A   R e p e a l   R e s / 5 0 0 1 5 / " >   
@@ -2194,12 +2194,4 @@
      < / C o m p a n y _ I n f o r m a t i o n >   
  < / N a v W o r d R e p o r t X m l P a r t > 
-</file>
-
-<file path=customXml/itemProps1.xml><?xml version="1.0" encoding="utf-8"?>
-<ds:datastoreItem xmlns:ds="http://schemas.openxmlformats.org/officeDocument/2006/customXml" ds:itemID="{D8FC0B5A-C69B-4450-A069-2B652BB4248E}">
-  <ds:schemaRefs>
-    <ds:schemaRef ds:uri="urn:microsoft-dynamics-nav/reports/SVA Repeal Res/50015/"/>
-  </ds:schemaRefs>
-</ds:datastoreItem>
 </file>
--- a/Layouts/RepealRes.docx
+++ b/Layouts/RepealRes.docx
@@ -1,6 +1,6 @@
 
 <file path=word/document.xml><?xml version="1.0" encoding="utf-8"?>
-<w:document xmlns:wpc="http://schemas.microsoft.com/office/word/2010/wordprocessingCanvas" xmlns:cx="http://schemas.microsoft.com/office/drawing/2014/chartex" xmlns:cx1="http://schemas.microsoft.com/office/drawing/2015/9/8/chartex" xmlns:cx2="http://schemas.microsoft.com/office/drawing/2015/10/21/chartex" xmlns:cx3="http://schemas.microsoft.com/office/drawing/2016/5/9/chartex" xmlns:cx4="http://schemas.microsoft.com/office/drawing/2016/5/10/chartex" xmlns:cx5="http://schemas.microsoft.com/office/drawing/2016/5/11/chartex" xmlns:cx6="http://schemas.microsoft.com/office/drawing/2016/5/12/chartex" xmlns:cx7="http://schemas.microsoft.com/office/drawing/2016/5/13/chartex" xmlns:cx8="http://schemas.microsoft.com/office/drawing/2016/5/14/chartex" xmlns:mc="http://schemas.openxmlformats.org/markup-compatibility/2006" xmlns:aink="http://schemas.microsoft.com/office/drawing/2016/ink" xmlns:am3d="http://schemas.microsoft.com/office/drawing/2017/model3d" xmlns:o="urn:schemas-microsoft-com:office:office" xmlns:r="http://schemas.openxmlformats.org/officeDocument/2006/relationships" xmlns:m="http://schemas.openxmlformats.org/officeDocument/2006/math" xmlns:v="urn:schemas-microsoft-com:vml" xmlns:wp14="http://schemas.microsoft.com/office/word/2010/wordprocessingDrawing" xmlns:wp="http://schemas.openxmlformats.org/drawingml/2006/wordprocessingDrawing" xmlns:w10="urn:schemas-microsoft-com:office:word" xmlns:w="http://schemas.openxmlformats.org/wordprocessingml/2006/main" xmlns:w14="http://schemas.microsoft.com/office/word/2010/wordml" xmlns:w15="http://schemas.microsoft.com/office/word/2012/wordml" xmlns:w16cid="http://schemas.microsoft.com/office/word/2016/wordml/cid" xmlns:w16se="http://schemas.microsoft.com/office/word/2015/wordml/symex" xmlns:wpg="http://schemas.microsoft.com/office/word/2010/wordprocessingGroup" xmlns:wpi="http://schemas.microsoft.com/office/word/2010/wordprocessingInk" xmlns:wne="http://schemas.microsoft.com/office/word/2006/wordml" xmlns:wps="http://schemas.microsoft.com/office/word/2010/wordprocessingShape" mc:Ignorable="w14 w15 w16se w16cid wp14">
+<w:document xmlns:wpc="http://schemas.microsoft.com/office/word/2010/wordprocessingCanvas" xmlns:cx="http://schemas.microsoft.com/office/drawing/2014/chartex" xmlns:cx1="http://schemas.microsoft.com/office/drawing/2015/9/8/chartex" xmlns:cx2="http://schemas.microsoft.com/office/drawing/2015/10/21/chartex" xmlns:cx3="http://schemas.microsoft.com/office/drawing/2016/5/9/chartex" xmlns:cx4="http://schemas.microsoft.com/office/drawing/2016/5/10/chartex" xmlns:cx5="http://schemas.microsoft.com/office/drawing/2016/5/11/chartex" xmlns:cx6="http://schemas.microsoft.com/office/drawing/2016/5/12/chartex" xmlns:cx7="http://schemas.microsoft.com/office/drawing/2016/5/13/chartex" xmlns:cx8="http://schemas.microsoft.com/office/drawing/2016/5/14/chartex" xmlns:mc="http://schemas.openxmlformats.org/markup-compatibility/2006" xmlns:aink="http://schemas.microsoft.com/office/drawing/2016/ink" xmlns:am3d="http://schemas.microsoft.com/office/drawing/2017/model3d" xmlns:o="urn:schemas-microsoft-com:office:office" xmlns:r="http://schemas.openxmlformats.org/officeDocument/2006/relationships" xmlns:m="http://schemas.openxmlformats.org/officeDocument/2006/math" xmlns:v="urn:schemas-microsoft-com:vml" xmlns:wp14="http://schemas.microsoft.com/office/word/2010/wordprocessingDrawing" xmlns:wp="http://schemas.openxmlformats.org/drawingml/2006/wordprocessingDrawing" xmlns:w10="urn:schemas-microsoft-com:office:word" xmlns:w="http://schemas.openxmlformats.org/wordprocessingml/2006/main" xmlns:w14="http://schemas.microsoft.com/office/word/2010/wordml" xmlns:w15="http://schemas.microsoft.com/office/word/2012/wordml" xmlns:w16cex="http://schemas.microsoft.com/office/word/2018/wordml/cex" xmlns:w16cid="http://schemas.microsoft.com/office/word/2016/wordml/cid" xmlns:w16="http://schemas.microsoft.com/office/word/2018/wordml" xmlns:w16sdtdh="http://schemas.microsoft.com/office/word/2020/wordml/sdtdatahash" xmlns:w16se="http://schemas.microsoft.com/office/word/2015/wordml/symex" xmlns:wpg="http://schemas.microsoft.com/office/word/2010/wordprocessingGroup" xmlns:wpi="http://schemas.microsoft.com/office/word/2010/wordprocessingInk" xmlns:wne="http://schemas.microsoft.com/office/word/2006/wordml" xmlns:wps="http://schemas.microsoft.com/office/word/2010/wordprocessingShape" mc:Ignorable="w14 w15 w16se w16cid w16 w16cex w16sdtdh wp14">
   <w:body>
     <w:p>
       <w:pPr>
@@ -20,16 +20,17 @@
             <w:lang w:val="en-US"/>
           </w:rPr>
           <w:alias w:val="#Nav: /Occupant/OName"/>
-          <w:tag w:val="#Nav: SVA Repeal Res/50015"/>
+          <w:tag w:val="#Nav: SVA_Repeal_Res/50015"/>
           <w:id w:val="-1247033780"/>
           <w:placeholder>
             <w:docPart w:val="DefaultPlaceholder_-1854013440"/>
           </w:placeholder>
-          <w:dataBinding w:prefixMappings="xmlns:ns0='urn:microsoft-dynamics-nav/reports/SVA Repeal Res/50015/'" w:xpath="/ns0:NavWordReportXmlPart[1]/ns0:Occupant[1]/ns0:OName[1]" w:storeItemID="{D8FC0B5A-C69B-4450-A069-2B652BB4248E}"/>
+          <w:dataBinding w:prefixMappings="xmlns:ns0='urn:microsoft-dynamics-nav/reports/SVA_Repeal_Res/50015/'" w:xpath="/ns0:NavWordReportXmlPart[1]/ns0:Occupant[1]/ns0:OName[1]" w:storeItemID="{6D80493C-D03A-4083-8313-DD61B444A23D}"/>
           <w:text/>
         </w:sdtPr>
         <w:sdtEndPr/>
         <w:sdtContent>
+          <w:proofErr w:type="spellStart"/>
           <w:r>
             <w:rPr>
               <w:rFonts w:ascii="Arial" w:hAnsi="Arial" w:cs="Arial"/>
@@ -37,6 +38,7 @@
             </w:rPr>
             <w:t>OName</w:t>
           </w:r>
+          <w:proofErr w:type="spellEnd"/>
         </w:sdtContent>
       </w:sdt>
       <w:r>
@@ -68,12 +70,12 @@
           <w:lang w:val="en-US"/>
         </w:rPr>
         <w:alias w:val="#Nav: /Occupant/Oaddress"/>
-        <w:tag w:val="#Nav: SVA Repeal Res/50015"/>
+        <w:tag w:val="#Nav: SVA_Repeal_Res/50015"/>
         <w:id w:val="-949932917"/>
         <w:placeholder>
           <w:docPart w:val="DefaultPlaceholder_-1854013440"/>
         </w:placeholder>
-        <w:dataBinding w:prefixMappings="xmlns:ns0='urn:microsoft-dynamics-nav/reports/SVA Repeal Res/50015/'" w:xpath="/ns0:NavWordReportXmlPart[1]/ns0:Occupant[1]/ns0:Oaddress[1]" w:storeItemID="{D8FC0B5A-C69B-4450-A069-2B652BB4248E}"/>
+        <w:dataBinding w:prefixMappings="xmlns:ns0='urn:microsoft-dynamics-nav/reports/SVA_Repeal_Res/50015/'" w:xpath="/ns0:NavWordReportXmlPart[1]/ns0:Occupant[1]/ns0:Oaddress[1]" w:storeItemID="{6D80493C-D03A-4083-8313-DD61B444A23D}"/>
         <w:text/>
       </w:sdtPr>
       <w:sdtEndPr/>
@@ -89,6 +91,7 @@
               <w:lang w:val="en-US"/>
             </w:rPr>
           </w:pPr>
+          <w:proofErr w:type="spellStart"/>
           <w:r>
             <w:rPr>
               <w:rFonts w:ascii="Arial" w:hAnsi="Arial" w:cs="Arial"/>
@@ -96,6 +99,7 @@
             </w:rPr>
             <w:t>Oaddress</w:t>
           </w:r>
+          <w:proofErr w:type="spellEnd"/>
         </w:p>
       </w:sdtContent>
     </w:sdt>
@@ -106,12 +110,12 @@
           <w:lang w:val="en-US"/>
         </w:rPr>
         <w:alias w:val="#Nav: /Occupant/OAddress2"/>
-        <w:tag w:val="#Nav: SVA Repeal Res/50015"/>
+        <w:tag w:val="#Nav: SVA_Repeal_Res/50015"/>
         <w:id w:val="393396109"/>
         <w:placeholder>
           <w:docPart w:val="DefaultPlaceholder_-1854013440"/>
         </w:placeholder>
-        <w:dataBinding w:prefixMappings="xmlns:ns0='urn:microsoft-dynamics-nav/reports/SVA Repeal Res/50015/'" w:xpath="/ns0:NavWordReportXmlPart[1]/ns0:Occupant[1]/ns0:OAddress2[1]" w:storeItemID="{D8FC0B5A-C69B-4450-A069-2B652BB4248E}"/>
+        <w:dataBinding w:prefixMappings="xmlns:ns0='urn:microsoft-dynamics-nav/reports/SVA_Repeal_Res/50015/'" w:xpath="/ns0:NavWordReportXmlPart[1]/ns0:Occupant[1]/ns0:OAddress2[1]" w:storeItemID="{6D80493C-D03A-4083-8313-DD61B444A23D}"/>
         <w:text/>
       </w:sdtPr>
       <w:sdtEndPr/>
@@ -155,16 +159,17 @@
             <w:lang w:val="en-US"/>
           </w:rPr>
           <w:alias w:val="#Nav: /Occupant/OPost_code"/>
-          <w:tag w:val="#Nav: SVA Repeal Res/50015"/>
+          <w:tag w:val="#Nav: SVA_Repeal_Res/50015"/>
           <w:id w:val="-440834047"/>
           <w:placeholder>
             <w:docPart w:val="DefaultPlaceholder_-1854013440"/>
           </w:placeholder>
-          <w:dataBinding w:prefixMappings="xmlns:ns0='urn:microsoft-dynamics-nav/reports/SVA Repeal Res/50015/'" w:xpath="/ns0:NavWordReportXmlPart[1]/ns0:Occupant[1]/ns0:OPost_code[1]" w:storeItemID="{D8FC0B5A-C69B-4450-A069-2B652BB4248E}"/>
+          <w:dataBinding w:prefixMappings="xmlns:ns0='urn:microsoft-dynamics-nav/reports/SVA_Repeal_Res/50015/'" w:xpath="/ns0:NavWordReportXmlPart[1]/ns0:Occupant[1]/ns0:OPost_code[1]" w:storeItemID="{6D80493C-D03A-4083-8313-DD61B444A23D}"/>
           <w:text/>
         </w:sdtPr>
         <w:sdtEndPr/>
         <w:sdtContent>
+          <w:proofErr w:type="spellStart"/>
           <w:r>
             <w:rPr>
               <w:rFonts w:ascii="Arial" w:hAnsi="Arial" w:cs="Arial"/>
@@ -172,6 +177,7 @@
             </w:rPr>
             <w:t>OPost_code</w:t>
           </w:r>
+          <w:proofErr w:type="spellEnd"/>
         </w:sdtContent>
       </w:sdt>
       <w:r>
@@ -188,16 +194,17 @@
             <w:lang w:val="en-US"/>
           </w:rPr>
           <w:alias w:val="#Nav: /Occupant/OCity"/>
-          <w:tag w:val="#Nav: SVA Repeal Res/50015"/>
+          <w:tag w:val="#Nav: SVA_Repeal_Res/50015"/>
           <w:id w:val="1218087993"/>
           <w:placeholder>
             <w:docPart w:val="DefaultPlaceholder_-1854013440"/>
           </w:placeholder>
-          <w:dataBinding w:prefixMappings="xmlns:ns0='urn:microsoft-dynamics-nav/reports/SVA Repeal Res/50015/'" w:xpath="/ns0:NavWordReportXmlPart[1]/ns0:Occupant[1]/ns0:OCity[1]" w:storeItemID="{D8FC0B5A-C69B-4450-A069-2B652BB4248E}"/>
+          <w:dataBinding w:prefixMappings="xmlns:ns0='urn:microsoft-dynamics-nav/reports/SVA_Repeal_Res/50015/'" w:xpath="/ns0:NavWordReportXmlPart[1]/ns0:Occupant[1]/ns0:OCity[1]" w:storeItemID="{6D80493C-D03A-4083-8313-DD61B444A23D}"/>
           <w:text/>
         </w:sdtPr>
         <w:sdtEndPr/>
         <w:sdtContent>
+          <w:proofErr w:type="spellStart"/>
           <w:r>
             <w:rPr>
               <w:rFonts w:ascii="Arial" w:hAnsi="Arial" w:cs="Arial"/>
@@ -205,6 +212,7 @@
             </w:rPr>
             <w:t>OCity</w:t>
           </w:r>
+          <w:proofErr w:type="spellEnd"/>
         </w:sdtContent>
       </w:sdt>
     </w:p>
@@ -255,7 +263,7 @@
           <w:rFonts w:ascii="Arial" w:hAnsi="Arial" w:cs="Arial"/>
           <w:noProof/>
         </w:rPr>
-        <w:t>10. december 2019</w:t>
+        <w:t>14. marts 2022</w:t>
       </w:r>
       <w:r>
         <w:rPr>
@@ -318,16 +326,16 @@
         <w:rPr>
           <w:rFonts w:ascii="Arial" w:hAnsi="Arial" w:cs="Arial"/>
           <w:b/>
-          <w:sz w:val="32"/>
-          <w:szCs w:val="32"/>
+          <w:sz w:val="40"/>
+          <w:szCs w:val="40"/>
         </w:rPr>
       </w:pPr>
       <w:r>
         <w:rPr>
           <w:rFonts w:ascii="Arial" w:hAnsi="Arial" w:cs="Arial"/>
           <w:b/>
-          <w:sz w:val="32"/>
-          <w:szCs w:val="32"/>
+          <w:sz w:val="40"/>
+          <w:szCs w:val="40"/>
         </w:rPr>
         <w:t>Ophævelse</w:t>
       </w:r>
@@ -377,16 +385,17 @@
             <w:u w:val="single"/>
           </w:rPr>
           <w:alias w:val="#Nav: /Occupant/OTenancy"/>
-          <w:tag w:val="#Nav: SVA Repeal Res/50015"/>
+          <w:tag w:val="#Nav: SVA_Repeal_Res/50015"/>
           <w:id w:val="-1055011680"/>
           <w:placeholder>
             <w:docPart w:val="DefaultPlaceholder_-1854013440"/>
           </w:placeholder>
-          <w:dataBinding w:prefixMappings="xmlns:ns0='urn:microsoft-dynamics-nav/reports/SVA Repeal Res/50015/'" w:xpath="/ns0:NavWordReportXmlPart[1]/ns0:Occupant[1]/ns0:OTenancy[1]" w:storeItemID="{D8FC0B5A-C69B-4450-A069-2B652BB4248E}"/>
+          <w:dataBinding w:prefixMappings="xmlns:ns0='urn:microsoft-dynamics-nav/reports/SVA_Repeal_Res/50015/'" w:xpath="/ns0:NavWordReportXmlPart[1]/ns0:Occupant[1]/ns0:OTenancy[1]" w:storeItemID="{6D80493C-D03A-4083-8313-DD61B444A23D}"/>
           <w:text/>
         </w:sdtPr>
         <w:sdtEndPr/>
         <w:sdtContent>
+          <w:proofErr w:type="spellStart"/>
           <w:r>
             <w:rPr>
               <w:rFonts w:ascii="Arial" w:hAnsi="Arial" w:cs="Arial"/>
@@ -395,6 +404,7 @@
             </w:rPr>
             <w:t>OTenancy</w:t>
           </w:r>
+          <w:proofErr w:type="spellEnd"/>
         </w:sdtContent>
       </w:sdt>
       <w:r>
@@ -413,12 +423,12 @@
             <w:u w:val="single"/>
           </w:rPr>
           <w:alias w:val="#Nav: /Occupant/Tenancy/TAddress1"/>
-          <w:tag w:val="#Nav: SVA Repeal Res/50015"/>
+          <w:tag w:val="#Nav: SVA_Repeal_Res/50015"/>
           <w:id w:val="996384694"/>
           <w:placeholder>
             <w:docPart w:val="DefaultPlaceholder_-1854013440"/>
           </w:placeholder>
-          <w:dataBinding w:prefixMappings="xmlns:ns0='urn:microsoft-dynamics-nav/reports/SVA Repeal Res/50015/'" w:xpath="/ns0:NavWordReportXmlPart[1]/ns0:Occupant[1]/ns0:Tenancy[1]/ns0:TAddress1[1]" w:storeItemID="{D8FC0B5A-C69B-4450-A069-2B652BB4248E}"/>
+          <w:dataBinding w:prefixMappings="xmlns:ns0='urn:microsoft-dynamics-nav/reports/SVA_Repeal_Res/50015/'" w:xpath="/ns0:NavWordReportXmlPart[1]/ns0:Occupant[1]/ns0:Tenancy[1]/ns0:TAddress1[1]" w:storeItemID="{6D80493C-D03A-4083-8313-DD61B444A23D}"/>
           <w:text/>
         </w:sdtPr>
         <w:sdtEndPr/>
@@ -449,16 +459,17 @@
             <w:u w:val="single"/>
           </w:rPr>
           <w:alias w:val="#Nav: /Occupant/Tenancy/TPostCode"/>
-          <w:tag w:val="#Nav: SVA Repeal Res/50015"/>
+          <w:tag w:val="#Nav: SVA_Repeal_Res/50015"/>
           <w:id w:val="1697201758"/>
           <w:placeholder>
             <w:docPart w:val="DefaultPlaceholder_-1854013440"/>
           </w:placeholder>
-          <w:dataBinding w:prefixMappings="xmlns:ns0='urn:microsoft-dynamics-nav/reports/SVA Repeal Res/50015/'" w:xpath="/ns0:NavWordReportXmlPart[1]/ns0:Occupant[1]/ns0:Tenancy[1]/ns0:TPostCode[1]" w:storeItemID="{D8FC0B5A-C69B-4450-A069-2B652BB4248E}"/>
+          <w:dataBinding w:prefixMappings="xmlns:ns0='urn:microsoft-dynamics-nav/reports/SVA_Repeal_Res/50015/'" w:xpath="/ns0:NavWordReportXmlPart[1]/ns0:Occupant[1]/ns0:Tenancy[1]/ns0:TPostCode[1]" w:storeItemID="{6D80493C-D03A-4083-8313-DD61B444A23D}"/>
           <w:text/>
         </w:sdtPr>
         <w:sdtEndPr/>
         <w:sdtContent>
+          <w:proofErr w:type="spellStart"/>
           <w:r>
             <w:rPr>
               <w:rFonts w:ascii="Arial" w:hAnsi="Arial" w:cs="Arial"/>
@@ -467,6 +478,7 @@
             </w:rPr>
             <w:t>TPostCode</w:t>
           </w:r>
+          <w:proofErr w:type="spellEnd"/>
         </w:sdtContent>
       </w:sdt>
       <w:r>
@@ -485,16 +497,17 @@
             <w:u w:val="single"/>
           </w:rPr>
           <w:alias w:val="#Nav: /Occupant/Tenancy/TCity"/>
-          <w:tag w:val="#Nav: SVA Repeal Res/50015"/>
+          <w:tag w:val="#Nav: SVA_Repeal_Res/50015"/>
           <w:id w:val="-531418699"/>
           <w:placeholder>
             <w:docPart w:val="DefaultPlaceholder_-1854013440"/>
           </w:placeholder>
-          <w:dataBinding w:prefixMappings="xmlns:ns0='urn:microsoft-dynamics-nav/reports/SVA Repeal Res/50015/'" w:xpath="/ns0:NavWordReportXmlPart[1]/ns0:Occupant[1]/ns0:Tenancy[1]/ns0:TCity[1]" w:storeItemID="{D8FC0B5A-C69B-4450-A069-2B652BB4248E}"/>
+          <w:dataBinding w:prefixMappings="xmlns:ns0='urn:microsoft-dynamics-nav/reports/SVA_Repeal_Res/50015/'" w:xpath="/ns0:NavWordReportXmlPart[1]/ns0:Occupant[1]/ns0:Tenancy[1]/ns0:TCity[1]" w:storeItemID="{6D80493C-D03A-4083-8313-DD61B444A23D}"/>
           <w:text/>
         </w:sdtPr>
         <w:sdtEndPr/>
         <w:sdtContent>
+          <w:proofErr w:type="spellStart"/>
           <w:r>
             <w:rPr>
               <w:rFonts w:ascii="Arial" w:hAnsi="Arial" w:cs="Arial"/>
@@ -503,6 +516,7 @@
             </w:rPr>
             <w:t>TCity</w:t>
           </w:r>
+          <w:proofErr w:type="spellEnd"/>
         </w:sdtContent>
       </w:sdt>
       <w:r>
@@ -543,6 +557,19 @@
           <w:rFonts w:ascii="Arial" w:hAnsi="Arial" w:cs="Arial"/>
         </w:rPr>
         <w:t>.</w:t>
+      </w:r>
+    </w:p>
+    <w:p>
+      <w:pPr>
+        <w:rPr>
+          <w:rFonts w:ascii="Arial" w:hAnsi="Arial" w:cs="Arial"/>
+        </w:rPr>
+      </w:pPr>
+      <w:r>
+        <w:rPr>
+          <w:rFonts w:ascii="Arial" w:hAnsi="Arial" w:cs="Arial"/>
+        </w:rPr>
+        <w:t>Ophævelsen medfører pligt til omgående at fraflytte det lejede.</w:t>
       </w:r>
     </w:p>
     <w:p>
@@ -562,7 +589,43 @@
         <w:rPr>
           <w:rFonts w:ascii="Arial" w:hAnsi="Arial" w:cs="Arial"/>
         </w:rPr>
-        <w:t>Ophævelsen medfører pligt til omgående at fraflytte det lejede.</w:t>
+        <w:t>D</w:t>
+      </w:r>
+      <w:r>
+        <w:rPr>
+          <w:rFonts w:ascii="Arial" w:hAnsi="Arial" w:cs="Arial"/>
+        </w:rPr>
+        <w:t>u/I</w:t>
+      </w:r>
+      <w:r>
+        <w:rPr>
+          <w:rFonts w:ascii="Arial" w:hAnsi="Arial" w:cs="Arial"/>
+        </w:rPr>
+        <w:t xml:space="preserve"> bedes fora</w:t>
+      </w:r>
+      <w:r>
+        <w:rPr>
+          <w:rFonts w:ascii="Arial" w:hAnsi="Arial" w:cs="Arial"/>
+        </w:rPr>
+        <w:t>n</w:t>
+      </w:r>
+      <w:r>
+        <w:rPr>
+          <w:rFonts w:ascii="Arial" w:hAnsi="Arial" w:cs="Arial"/>
+        </w:rPr>
+        <w:t>ledige at lejemålet er ryddet og rengjort senes</w:t>
+      </w:r>
+      <w:r>
+        <w:rPr>
+          <w:rFonts w:ascii="Arial" w:hAnsi="Arial" w:cs="Arial"/>
+        </w:rPr>
+        <w:t>t</w:t>
+      </w:r>
+      <w:r>
+        <w:rPr>
+          <w:rFonts w:ascii="Arial" w:hAnsi="Arial" w:cs="Arial"/>
+        </w:rPr>
+        <w:t xml:space="preserve"> den ____________</w:t>
       </w:r>
     </w:p>
     <w:p>
@@ -582,21 +645,32 @@
         <w:rPr>
           <w:rFonts w:ascii="Arial" w:hAnsi="Arial" w:cs="Arial"/>
         </w:rPr>
-        <w:t>D</w:t>
-      </w:r>
-      <w:r>
-        <w:rPr>
-          <w:rFonts w:ascii="Arial" w:hAnsi="Arial" w:cs="Arial"/>
-        </w:rPr>
-        <w:t>u/I</w:t>
-      </w:r>
-      <w:bookmarkStart w:name="_GoBack" w:id="0"/>
-      <w:bookmarkEnd w:id="0"/>
-      <w:r>
-        <w:rPr>
-          <w:rFonts w:ascii="Arial" w:hAnsi="Arial" w:cs="Arial"/>
-        </w:rPr>
-        <w:t xml:space="preserve"> bedes fora</w:t>
+        <w:t>Du/I bedes inden ovenstående dato kontakte undertegnede for aftale om udlevering af nøgler og afholdelse af flyttesyn. Såfremt lejemålet ikke er fraflyttet og ryddeliggjort senest samme dato, vil vi uden yderligere varsel anmode fogedretten om at udsætte dig/jer af lejemålet. Dette vil medføre yderligere omkostninger for dig/jer.</w:t>
+      </w:r>
+    </w:p>
+    <w:p>
+      <w:pPr>
+        <w:rPr>
+          <w:rFonts w:ascii="Arial" w:hAnsi="Arial" w:cs="Arial"/>
+        </w:rPr>
+      </w:pPr>
+      <w:r>
+        <w:rPr>
+          <w:rFonts w:ascii="Arial" w:hAnsi="Arial" w:cs="Arial"/>
+        </w:rPr>
+        <w:t xml:space="preserve">Denne skrivelse er fremsendt </w:t>
+      </w:r>
+      <w:r>
+        <w:rPr>
+          <w:rFonts w:ascii="Arial" w:hAnsi="Arial" w:cs="Arial"/>
+        </w:rPr>
+        <w:t xml:space="preserve">både som </w:t>
+      </w:r>
+      <w:r>
+        <w:rPr>
+          <w:rFonts w:ascii="Arial" w:hAnsi="Arial" w:cs="Arial"/>
+        </w:rPr>
+        <w:t>a</w:t>
       </w:r>
       <w:r>
         <w:rPr>
@@ -608,19 +682,25 @@
         <w:rPr>
           <w:rFonts w:ascii="Arial" w:hAnsi="Arial" w:cs="Arial"/>
         </w:rPr>
-        <w:t>ledige at lejemålet er ryddet og rengjort senes</w:t>
-      </w:r>
-      <w:r>
-        <w:rPr>
-          <w:rFonts w:ascii="Arial" w:hAnsi="Arial" w:cs="Arial"/>
-        </w:rPr>
-        <w:t>t</w:t>
-      </w:r>
-      <w:r>
-        <w:rPr>
-          <w:rFonts w:ascii="Arial" w:hAnsi="Arial" w:cs="Arial"/>
-        </w:rPr>
-        <w:t xml:space="preserve"> den ____________</w:t>
+        <w:t>befalet og som almindeli</w:t>
+      </w:r>
+      <w:r>
+        <w:rPr>
+          <w:rFonts w:ascii="Arial" w:hAnsi="Arial" w:cs="Arial"/>
+        </w:rPr>
+        <w:t>g</w:t>
+      </w:r>
+      <w:r>
+        <w:rPr>
+          <w:rFonts w:ascii="Arial" w:hAnsi="Arial" w:cs="Arial"/>
+        </w:rPr>
+        <w:t xml:space="preserve"> post</w:t>
+      </w:r>
+      <w:r>
+        <w:rPr>
+          <w:rFonts w:ascii="Arial" w:hAnsi="Arial" w:cs="Arial"/>
+        </w:rPr>
+        <w:t xml:space="preserve"> samt mail.</w:t>
       </w:r>
     </w:p>
     <w:p>
@@ -640,7 +720,7 @@
         <w:rPr>
           <w:rFonts w:ascii="Arial" w:hAnsi="Arial" w:cs="Arial"/>
         </w:rPr>
-        <w:t>Du/I bedes inden ovenstående dato kontakte undertegnede for aftale om udlevering af nøgler og afholdelse af flyttesyn. Såfremt lejemålet ikke er fraflyttet og ryddeliggjort senest samme dato, vil vi uden yderligere varsel anmode fogedretten om at udsætte dig/jer af lejemålet. Dette vil medføre yderligere omkostninger for dig/jer.</w:t>
+        <w:t>Med venlig hilsen</w:t>
       </w:r>
     </w:p>
     <w:p>
@@ -650,75 +730,18 @@
         </w:rPr>
       </w:pPr>
     </w:p>
-    <w:p>
-      <w:pPr>
-        <w:rPr>
-          <w:rFonts w:ascii="Arial" w:hAnsi="Arial" w:cs="Arial"/>
-        </w:rPr>
-      </w:pPr>
-      <w:r>
-        <w:rPr>
-          <w:rFonts w:ascii="Arial" w:hAnsi="Arial" w:cs="Arial"/>
-        </w:rPr>
-        <w:t>Denne skrivelse er fremsendt på a</w:t>
-      </w:r>
-      <w:r>
-        <w:rPr>
-          <w:rFonts w:ascii="Arial" w:hAnsi="Arial" w:cs="Arial"/>
-        </w:rPr>
-        <w:t>n</w:t>
-      </w:r>
-      <w:r>
-        <w:rPr>
-          <w:rFonts w:ascii="Arial" w:hAnsi="Arial" w:cs="Arial"/>
-        </w:rPr>
-        <w:t>befalet og som almindeli</w:t>
-      </w:r>
-      <w:r>
-        <w:rPr>
-          <w:rFonts w:ascii="Arial" w:hAnsi="Arial" w:cs="Arial"/>
-        </w:rPr>
-        <w:t>g</w:t>
-      </w:r>
-      <w:r>
-        <w:rPr>
-          <w:rFonts w:ascii="Arial" w:hAnsi="Arial" w:cs="Arial"/>
-        </w:rPr>
-        <w:t xml:space="preserve"> post.</w:t>
-      </w:r>
-    </w:p>
-    <w:p>
-      <w:pPr>
-        <w:rPr>
-          <w:rFonts w:ascii="Arial" w:hAnsi="Arial" w:cs="Arial"/>
-        </w:rPr>
-      </w:pPr>
-    </w:p>
-    <w:p>
-      <w:pPr>
-        <w:rPr>
-          <w:rFonts w:ascii="Arial" w:hAnsi="Arial" w:cs="Arial"/>
-        </w:rPr>
-      </w:pPr>
-      <w:r>
-        <w:rPr>
-          <w:rFonts w:ascii="Arial" w:hAnsi="Arial" w:cs="Arial"/>
-        </w:rPr>
-        <w:t>Med venlig hilsen</w:t>
-      </w:r>
-    </w:p>
     <w:sdt>
       <w:sdtPr>
         <w:rPr>
           <w:rFonts w:ascii="Arial" w:hAnsi="Arial" w:cs="Arial"/>
         </w:rPr>
         <w:alias w:val="#Nav: /Company_Information/CName"/>
-        <w:tag w:val="#Nav: SVA Repeal Res/50015"/>
+        <w:tag w:val="#Nav: SVA_Repeal_Res/50015"/>
         <w:id w:val="1639461485"/>
         <w:placeholder>
           <w:docPart w:val="DefaultPlaceholder_-1854013440"/>
         </w:placeholder>
-        <w:dataBinding w:prefixMappings="xmlns:ns0='urn:microsoft-dynamics-nav/reports/SVA Repeal Res/50015/'" w:xpath="/ns0:NavWordReportXmlPart[1]/ns0:Company_Information[1]/ns0:CName[1]" w:storeItemID="{D8FC0B5A-C69B-4450-A069-2B652BB4248E}"/>
+        <w:dataBinding w:prefixMappings="xmlns:ns0='urn:microsoft-dynamics-nav/reports/SVA_Repeal_Res/50015/'" w:xpath="/ns0:NavWordReportXmlPart[1]/ns0:Company_Information[1]/ns0:CName[1]" w:storeItemID="{6D80493C-D03A-4083-8313-DD61B444A23D}"/>
         <w:text/>
       </w:sdtPr>
       <w:sdtEndPr/>
@@ -730,12 +753,14 @@
               <w:rFonts w:ascii="Arial" w:hAnsi="Arial" w:cs="Arial"/>
             </w:rPr>
           </w:pPr>
+          <w:proofErr w:type="spellStart"/>
           <w:r>
             <w:rPr>
               <w:rFonts w:ascii="Arial" w:hAnsi="Arial" w:cs="Arial"/>
             </w:rPr>
             <w:t>CName</w:t>
           </w:r>
+          <w:proofErr w:type="spellEnd"/>
         </w:p>
       </w:sdtContent>
     </w:sdt>
@@ -745,12 +770,12 @@
           <w:rFonts w:ascii="Arial" w:hAnsi="Arial" w:cs="Arial"/>
         </w:rPr>
         <w:alias w:val="#Nav: /Company_Information/CAddress"/>
-        <w:tag w:val="#Nav: SVA Repeal Res/50015"/>
+        <w:tag w:val="#Nav: SVA_Repeal_Res/50015"/>
         <w:id w:val="-1832674588"/>
         <w:placeholder>
           <w:docPart w:val="DefaultPlaceholder_-1854013440"/>
         </w:placeholder>
-        <w:dataBinding w:prefixMappings="xmlns:ns0='urn:microsoft-dynamics-nav/reports/SVA Repeal Res/50015/'" w:xpath="/ns0:NavWordReportXmlPart[1]/ns0:Company_Information[1]/ns0:CAddress[1]" w:storeItemID="{D8FC0B5A-C69B-4450-A069-2B652BB4248E}"/>
+        <w:dataBinding w:prefixMappings="xmlns:ns0='urn:microsoft-dynamics-nav/reports/SVA_Repeal_Res/50015/'" w:xpath="/ns0:NavWordReportXmlPart[1]/ns0:Company_Information[1]/ns0:CAddress[1]" w:storeItemID="{6D80493C-D03A-4083-8313-DD61B444A23D}"/>
         <w:text/>
       </w:sdtPr>
       <w:sdtEndPr/>
@@ -762,12 +787,14 @@
               <w:rFonts w:ascii="Arial" w:hAnsi="Arial" w:cs="Arial"/>
             </w:rPr>
           </w:pPr>
+          <w:proofErr w:type="spellStart"/>
           <w:r>
             <w:rPr>
               <w:rFonts w:ascii="Arial" w:hAnsi="Arial" w:cs="Arial"/>
             </w:rPr>
             <w:t>CAddress</w:t>
           </w:r>
+          <w:proofErr w:type="spellEnd"/>
         </w:p>
       </w:sdtContent>
     </w:sdt>
@@ -784,22 +811,24 @@
             <w:rFonts w:ascii="Arial" w:hAnsi="Arial" w:cs="Arial"/>
           </w:rPr>
           <w:alias w:val="#Nav: /Company_Information/CPostCode"/>
-          <w:tag w:val="#Nav: SVA Repeal Res/50015"/>
+          <w:tag w:val="#Nav: SVA_Repeal_Res/50015"/>
           <w:id w:val="-2141878177"/>
           <w:placeholder>
             <w:docPart w:val="DefaultPlaceholder_-1854013440"/>
           </w:placeholder>
-          <w:dataBinding w:prefixMappings="xmlns:ns0='urn:microsoft-dynamics-nav/reports/SVA Repeal Res/50015/'" w:xpath="/ns0:NavWordReportXmlPart[1]/ns0:Company_Information[1]/ns0:CPostCode[1]" w:storeItemID="{D8FC0B5A-C69B-4450-A069-2B652BB4248E}"/>
+          <w:dataBinding w:prefixMappings="xmlns:ns0='urn:microsoft-dynamics-nav/reports/SVA_Repeal_Res/50015/'" w:xpath="/ns0:NavWordReportXmlPart[1]/ns0:Company_Information[1]/ns0:CPostCode[1]" w:storeItemID="{6D80493C-D03A-4083-8313-DD61B444A23D}"/>
           <w:text/>
         </w:sdtPr>
         <w:sdtEndPr/>
         <w:sdtContent>
+          <w:proofErr w:type="spellStart"/>
           <w:r>
             <w:rPr>
               <w:rFonts w:ascii="Arial" w:hAnsi="Arial" w:cs="Arial"/>
             </w:rPr>
             <w:t>CPostCode</w:t>
           </w:r>
+          <w:proofErr w:type="spellEnd"/>
         </w:sdtContent>
       </w:sdt>
       <w:r>
@@ -814,26 +843,34 @@
             <w:rFonts w:ascii="Arial" w:hAnsi="Arial" w:cs="Arial"/>
           </w:rPr>
           <w:alias w:val="#Nav: /Company_Information/CCity"/>
-          <w:tag w:val="#Nav: SVA Repeal Res/50015"/>
+          <w:tag w:val="#Nav: SVA_Repeal_Res/50015"/>
           <w:id w:val="189890119"/>
           <w:placeholder>
             <w:docPart w:val="DefaultPlaceholder_-1854013440"/>
           </w:placeholder>
-          <w:dataBinding w:prefixMappings="xmlns:ns0='urn:microsoft-dynamics-nav/reports/SVA Repeal Res/50015/'" w:xpath="/ns0:NavWordReportXmlPart[1]/ns0:Company_Information[1]/ns0:CCity[1]" w:storeItemID="{D8FC0B5A-C69B-4450-A069-2B652BB4248E}"/>
+          <w:dataBinding w:prefixMappings="xmlns:ns0='urn:microsoft-dynamics-nav/reports/SVA_Repeal_Res/50015/'" w:xpath="/ns0:NavWordReportXmlPart[1]/ns0:Company_Information[1]/ns0:CCity[1]" w:storeItemID="{6D80493C-D03A-4083-8313-DD61B444A23D}"/>
           <w:text/>
         </w:sdtPr>
         <w:sdtEndPr/>
         <w:sdtContent>
+          <w:proofErr w:type="spellStart"/>
           <w:r>
             <w:rPr>
               <w:rFonts w:ascii="Arial" w:hAnsi="Arial" w:cs="Arial"/>
             </w:rPr>
             <w:t>CCity</w:t>
           </w:r>
+          <w:proofErr w:type="spellEnd"/>
         </w:sdtContent>
       </w:sdt>
     </w:p>
     <w:sectPr>
+      <w:headerReference w:type="even" r:id="rId7"/>
+      <w:headerReference w:type="default" r:id="rId8"/>
+      <w:footerReference w:type="even" r:id="rId9"/>
+      <w:footerReference w:type="default" r:id="rId10"/>
+      <w:headerReference w:type="first" r:id="rId11"/>
+      <w:footerReference w:type="first" r:id="rId12"/>
       <w:pgSz w:w="11906" w:h="16838"/>
       <w:pgMar w:top="1701" w:right="1134" w:bottom="1701" w:left="1134" w:header="708" w:footer="708" w:gutter="0"/>
       <w:cols w:space="708"/>
@@ -843,8 +880,1132 @@
 </w:document>
 </file>
 
+<file path=word/endnotes.xml><?xml version="1.0" encoding="utf-8"?>
+<w:endnotes xmlns:wpc="http://schemas.microsoft.com/office/word/2010/wordprocessingCanvas" xmlns:cx="http://schemas.microsoft.com/office/drawing/2014/chartex" xmlns:cx1="http://schemas.microsoft.com/office/drawing/2015/9/8/chartex" xmlns:cx2="http://schemas.microsoft.com/office/drawing/2015/10/21/chartex" xmlns:cx3="http://schemas.microsoft.com/office/drawing/2016/5/9/chartex" xmlns:cx4="http://schemas.microsoft.com/office/drawing/2016/5/10/chartex" xmlns:cx5="http://schemas.microsoft.com/office/drawing/2016/5/11/chartex" xmlns:cx6="http://schemas.microsoft.com/office/drawing/2016/5/12/chartex" xmlns:cx7="http://schemas.microsoft.com/office/drawing/2016/5/13/chartex" xmlns:cx8="http://schemas.microsoft.com/office/drawing/2016/5/14/chartex" xmlns:mc="http://schemas.openxmlformats.org/markup-compatibility/2006" xmlns:aink="http://schemas.microsoft.com/office/drawing/2016/ink" xmlns:am3d="http://schemas.microsoft.com/office/drawing/2017/model3d" xmlns:o="urn:schemas-microsoft-com:office:office" xmlns:r="http://schemas.openxmlformats.org/officeDocument/2006/relationships" xmlns:m="http://schemas.openxmlformats.org/officeDocument/2006/math" xmlns:v="urn:schemas-microsoft-com:vml" xmlns:wp14="http://schemas.microsoft.com/office/word/2010/wordprocessingDrawing" xmlns:wp="http://schemas.openxmlformats.org/drawingml/2006/wordprocessingDrawing" xmlns:w10="urn:schemas-microsoft-com:office:word" xmlns:w="http://schemas.openxmlformats.org/wordprocessingml/2006/main" xmlns:w14="http://schemas.microsoft.com/office/word/2010/wordml" xmlns:w15="http://schemas.microsoft.com/office/word/2012/wordml" xmlns:w16cex="http://schemas.microsoft.com/office/word/2018/wordml/cex" xmlns:w16cid="http://schemas.microsoft.com/office/word/2016/wordml/cid" xmlns:w16="http://schemas.microsoft.com/office/word/2018/wordml" xmlns:w16sdtdh="http://schemas.microsoft.com/office/word/2020/wordml/sdtdatahash" xmlns:w16se="http://schemas.microsoft.com/office/word/2015/wordml/symex" xmlns:wpg="http://schemas.microsoft.com/office/word/2010/wordprocessingGroup" xmlns:wpi="http://schemas.microsoft.com/office/word/2010/wordprocessingInk" xmlns:wne="http://schemas.microsoft.com/office/word/2006/wordml" xmlns:wps="http://schemas.microsoft.com/office/word/2010/wordprocessingShape" mc:Ignorable="w14 w15 w16se w16cid w16 w16cex w16sdtdh wp14">
+  <w:endnote w:type="separator" w:id="-1">
+    <w:p>
+      <w:pPr>
+        <w:spacing w:after="0" w:line="240" w:lineRule="auto"/>
+      </w:pPr>
+      <w:r>
+        <w:separator/>
+      </w:r>
+    </w:p>
+  </w:endnote>
+  <w:endnote w:type="continuationSeparator" w:id="0">
+    <w:p>
+      <w:pPr>
+        <w:spacing w:after="0" w:line="240" w:lineRule="auto"/>
+      </w:pPr>
+      <w:r>
+        <w:continuationSeparator/>
+      </w:r>
+    </w:p>
+  </w:endnote>
+</w:endnotes>
+</file>
+
+<file path=word/footer1.xml><?xml version="1.0" encoding="utf-8"?>
+<w:ftr xmlns:wpc="http://schemas.microsoft.com/office/word/2010/wordprocessingCanvas" xmlns:cx="http://schemas.microsoft.com/office/drawing/2014/chartex" xmlns:cx1="http://schemas.microsoft.com/office/drawing/2015/9/8/chartex" xmlns:cx2="http://schemas.microsoft.com/office/drawing/2015/10/21/chartex" xmlns:cx3="http://schemas.microsoft.com/office/drawing/2016/5/9/chartex" xmlns:cx4="http://schemas.microsoft.com/office/drawing/2016/5/10/chartex" xmlns:cx5="http://schemas.microsoft.com/office/drawing/2016/5/11/chartex" xmlns:cx6="http://schemas.microsoft.com/office/drawing/2016/5/12/chartex" xmlns:cx7="http://schemas.microsoft.com/office/drawing/2016/5/13/chartex" xmlns:cx8="http://schemas.microsoft.com/office/drawing/2016/5/14/chartex" xmlns:mc="http://schemas.openxmlformats.org/markup-compatibility/2006" xmlns:aink="http://schemas.microsoft.com/office/drawing/2016/ink" xmlns:am3d="http://schemas.microsoft.com/office/drawing/2017/model3d" xmlns:o="urn:schemas-microsoft-com:office:office" xmlns:r="http://schemas.openxmlformats.org/officeDocument/2006/relationships" xmlns:m="http://schemas.openxmlformats.org/officeDocument/2006/math" xmlns:v="urn:schemas-microsoft-com:vml" xmlns:wp14="http://schemas.microsoft.com/office/word/2010/wordprocessingDrawing" xmlns:wp="http://schemas.openxmlformats.org/drawingml/2006/wordprocessingDrawing" xmlns:w10="urn:schemas-microsoft-com:office:word" xmlns:w="http://schemas.openxmlformats.org/wordprocessingml/2006/main" xmlns:w14="http://schemas.microsoft.com/office/word/2010/wordml" xmlns:w15="http://schemas.microsoft.com/office/word/2012/wordml" xmlns:w16cex="http://schemas.microsoft.com/office/word/2018/wordml/cex" xmlns:w16cid="http://schemas.microsoft.com/office/word/2016/wordml/cid" xmlns:w16="http://schemas.microsoft.com/office/word/2018/wordml" xmlns:w16sdtdh="http://schemas.microsoft.com/office/word/2020/wordml/sdtdatahash" xmlns:w16se="http://schemas.microsoft.com/office/word/2015/wordml/symex" xmlns:wpg="http://schemas.microsoft.com/office/word/2010/wordprocessingGroup" xmlns:wpi="http://schemas.microsoft.com/office/word/2010/wordprocessingInk" xmlns:wne="http://schemas.microsoft.com/office/word/2006/wordml" xmlns:wps="http://schemas.microsoft.com/office/word/2010/wordprocessingShape" mc:Ignorable="w14 w15 w16se w16cid w16 w16cex w16sdtdh wp14">
+  <w:p>
+    <w:pPr>
+      <w:pStyle w:val="Sidefod"/>
+    </w:pPr>
+  </w:p>
+</w:ftr>
+</file>
+
+<file path=word/footer2.xml><?xml version="1.0" encoding="utf-8"?>
+<w:ftr xmlns:wpc="http://schemas.microsoft.com/office/word/2010/wordprocessingCanvas" xmlns:cx="http://schemas.microsoft.com/office/drawing/2014/chartex" xmlns:cx1="http://schemas.microsoft.com/office/drawing/2015/9/8/chartex" xmlns:cx2="http://schemas.microsoft.com/office/drawing/2015/10/21/chartex" xmlns:cx3="http://schemas.microsoft.com/office/drawing/2016/5/9/chartex" xmlns:cx4="http://schemas.microsoft.com/office/drawing/2016/5/10/chartex" xmlns:cx5="http://schemas.microsoft.com/office/drawing/2016/5/11/chartex" xmlns:cx6="http://schemas.microsoft.com/office/drawing/2016/5/12/chartex" xmlns:cx7="http://schemas.microsoft.com/office/drawing/2016/5/13/chartex" xmlns:cx8="http://schemas.microsoft.com/office/drawing/2016/5/14/chartex" xmlns:mc="http://schemas.openxmlformats.org/markup-compatibility/2006" xmlns:aink="http://schemas.microsoft.com/office/drawing/2016/ink" xmlns:am3d="http://schemas.microsoft.com/office/drawing/2017/model3d" xmlns:o="urn:schemas-microsoft-com:office:office" xmlns:r="http://schemas.openxmlformats.org/officeDocument/2006/relationships" xmlns:m="http://schemas.openxmlformats.org/officeDocument/2006/math" xmlns:v="urn:schemas-microsoft-com:vml" xmlns:wp14="http://schemas.microsoft.com/office/word/2010/wordprocessingDrawing" xmlns:wp="http://schemas.openxmlformats.org/drawingml/2006/wordprocessingDrawing" xmlns:w10="urn:schemas-microsoft-com:office:word" xmlns:w="http://schemas.openxmlformats.org/wordprocessingml/2006/main" xmlns:w14="http://schemas.microsoft.com/office/word/2010/wordml" xmlns:w15="http://schemas.microsoft.com/office/word/2012/wordml" xmlns:w16cex="http://schemas.microsoft.com/office/word/2018/wordml/cex" xmlns:w16cid="http://schemas.microsoft.com/office/word/2016/wordml/cid" xmlns:w16="http://schemas.microsoft.com/office/word/2018/wordml" xmlns:w16sdtdh="http://schemas.microsoft.com/office/word/2020/wordml/sdtdatahash" xmlns:w16se="http://schemas.microsoft.com/office/word/2015/wordml/symex" xmlns:wpg="http://schemas.microsoft.com/office/word/2010/wordprocessingGroup" xmlns:wpi="http://schemas.microsoft.com/office/word/2010/wordprocessingInk" xmlns:wne="http://schemas.microsoft.com/office/word/2006/wordml" xmlns:wps="http://schemas.microsoft.com/office/word/2010/wordprocessingShape" mc:Ignorable="w14 w15 w16se w16cid w16 w16cex w16sdtdh wp14">
+  <w:tbl>
+    <w:tblPr>
+      <w:tblStyle w:val="Tabel-Gitter"/>
+      <w:tblW w:w="10632" w:type="dxa"/>
+      <w:tblBorders>
+        <w:top w:val="none" w:color="auto" w:sz="0" w:space="0"/>
+        <w:left w:val="none" w:color="auto" w:sz="0" w:space="0"/>
+        <w:bottom w:val="none" w:color="auto" w:sz="0" w:space="0"/>
+        <w:right w:val="none" w:color="auto" w:sz="0" w:space="0"/>
+        <w:insideH w:val="none" w:color="auto" w:sz="0" w:space="0"/>
+        <w:insideV w:val="none" w:color="auto" w:sz="0" w:space="0"/>
+      </w:tblBorders>
+      <w:tblLayout w:type="fixed"/>
+      <w:tblCellMar>
+        <w:left w:w="0" w:type="dxa"/>
+        <w:right w:w="0" w:type="dxa"/>
+      </w:tblCellMar>
+      <w:tblLook w:val="04A0" w:firstRow="1" w:lastRow="0" w:firstColumn="1" w:lastColumn="0" w:noHBand="0" w:noVBand="1"/>
+    </w:tblPr>
+    <w:tblGrid>
+      <w:gridCol w:w="3402"/>
+      <w:gridCol w:w="993"/>
+      <w:gridCol w:w="2556"/>
+      <w:gridCol w:w="30"/>
+      <w:gridCol w:w="1246"/>
+      <w:gridCol w:w="2405"/>
+    </w:tblGrid>
+    <w:tr>
+      <w:trPr>
+        <w:cantSplit/>
+        <w:trHeight w:val="227"/>
+      </w:trPr>
+      <w:sdt>
+        <w:sdtPr>
+          <w:rPr>
+            <w:b w:val="0"/>
+            <w:bCs/>
+            <w:sz w:val="16"/>
+          </w:rPr>
+          <w:alias w:val="#Nav: /Company_Information/CName"/>
+          <w:tag w:val="#Nav: SVA_Repeal_Res/50015"/>
+          <w:id w:val="176778417"/>
+          <w:placeholder>
+            <w:docPart w:val="DCF9D8F594B94804AAA80EFA93AC6FCD"/>
+          </w:placeholder>
+          <w:dataBinding w:prefixMappings="xmlns:ns0='urn:microsoft-dynamics-nav/reports/SVA_Repeal_Res/50015/'" w:xpath="/ns0:NavWordReportXmlPart[1]/ns0:Company_Information[1]/ns0:CName[1]" w:storeItemID="{6D80493C-D03A-4083-8313-DD61B444A23D}"/>
+          <w:text/>
+        </w:sdtPr>
+        <w:sdtEndPr/>
+        <w:sdtContent>
+          <w:tc>
+            <w:tcPr>
+              <w:tcW w:w="3402" w:type="dxa"/>
+            </w:tcPr>
+            <w:p>
+              <w:pPr>
+                <w:pStyle w:val="Overskrift1"/>
+                <w:ind w:right="-567"/>
+                <w:outlineLvl w:val="0"/>
+                <w:rPr>
+                  <w:b w:val="0"/>
+                  <w:bCs/>
+                  <w:sz w:val="16"/>
+                </w:rPr>
+              </w:pPr>
+              <w:proofErr w:type="spellStart"/>
+              <w:r>
+                <w:rPr>
+                  <w:b w:val="0"/>
+                  <w:bCs/>
+                  <w:sz w:val="16"/>
+                </w:rPr>
+                <w:t>CName</w:t>
+              </w:r>
+              <w:proofErr w:type="spellEnd"/>
+            </w:p>
+          </w:tc>
+        </w:sdtContent>
+      </w:sdt>
+      <w:tc>
+        <w:tcPr>
+          <w:tcW w:w="993" w:type="dxa"/>
+        </w:tcPr>
+        <w:p>
+          <w:pPr>
+            <w:pStyle w:val="Overskrift1"/>
+            <w:ind w:right="-567"/>
+            <w:outlineLvl w:val="0"/>
+            <w:rPr>
+              <w:b w:val="0"/>
+              <w:bCs/>
+              <w:sz w:val="16"/>
+            </w:rPr>
+          </w:pPr>
+          <w:proofErr w:type="spellStart"/>
+          <w:r>
+            <w:rPr>
+              <w:b w:val="0"/>
+              <w:bCs/>
+              <w:sz w:val="16"/>
+            </w:rPr>
+            <w:t>Telefon</w:t>
+          </w:r>
+          <w:proofErr w:type="spellEnd"/>
+          <w:r>
+            <w:rPr>
+              <w:b w:val="0"/>
+              <w:bCs/>
+              <w:sz w:val="16"/>
+            </w:rPr>
+            <w:t>:</w:t>
+          </w:r>
+        </w:p>
+      </w:tc>
+      <w:sdt>
+        <w:sdtPr>
+          <w:rPr>
+            <w:b w:val="0"/>
+            <w:bCs/>
+            <w:sz w:val="16"/>
+          </w:rPr>
+          <w:alias w:val="#Nav: /Company_Information/CompanyPhone_No_"/>
+          <w:tag w:val="#Nav: SVA_Repeal_Res/50015"/>
+          <w:id w:val="1744288301"/>
+          <w:placeholder>
+            <w:docPart w:val="DCF9D8F594B94804AAA80EFA93AC6FCD"/>
+          </w:placeholder>
+          <w:dataBinding w:prefixMappings="xmlns:ns0='urn:microsoft-dynamics-nav/reports/SVA_Repeal_Res/50015/'" w:xpath="/ns0:NavWordReportXmlPart[1]/ns0:Company_Information[1]/ns0:CompanyPhone_No_[1]" w:storeItemID="{6D80493C-D03A-4083-8313-DD61B444A23D}"/>
+          <w:text/>
+        </w:sdtPr>
+        <w:sdtEndPr/>
+        <w:sdtContent>
+          <w:tc>
+            <w:tcPr>
+              <w:tcW w:w="2556" w:type="dxa"/>
+            </w:tcPr>
+            <w:p>
+              <w:pPr>
+                <w:pStyle w:val="Overskrift1"/>
+                <w:ind w:right="-567"/>
+                <w:outlineLvl w:val="0"/>
+                <w:rPr>
+                  <w:b w:val="0"/>
+                  <w:bCs/>
+                  <w:sz w:val="16"/>
+                </w:rPr>
+              </w:pPr>
+              <w:proofErr w:type="spellStart"/>
+              <w:r>
+                <w:rPr>
+                  <w:b w:val="0"/>
+                  <w:bCs/>
+                  <w:sz w:val="16"/>
+                </w:rPr>
+                <w:t>CompanyPhone_No</w:t>
+              </w:r>
+              <w:proofErr w:type="spellEnd"/>
+              <w:r>
+                <w:rPr>
+                  <w:b w:val="0"/>
+                  <w:bCs/>
+                  <w:sz w:val="16"/>
+                </w:rPr>
+                <w:t>_</w:t>
+              </w:r>
+            </w:p>
+          </w:tc>
+        </w:sdtContent>
+      </w:sdt>
+      <w:tc>
+        <w:tcPr>
+          <w:tcW w:w="30" w:type="dxa"/>
+        </w:tcPr>
+        <w:p>
+          <w:pPr>
+            <w:pStyle w:val="Overskrift1"/>
+            <w:ind w:right="-567"/>
+            <w:outlineLvl w:val="0"/>
+            <w:rPr>
+              <w:b w:val="0"/>
+              <w:bCs/>
+              <w:sz w:val="16"/>
+            </w:rPr>
+          </w:pPr>
+        </w:p>
+      </w:tc>
+      <w:tc>
+        <w:tcPr>
+          <w:tcW w:w="1246" w:type="dxa"/>
+        </w:tcPr>
+        <w:p>
+          <w:pPr>
+            <w:pStyle w:val="Overskrift1"/>
+            <w:ind w:right="-567"/>
+            <w:outlineLvl w:val="0"/>
+            <w:rPr>
+              <w:b w:val="0"/>
+              <w:bCs/>
+              <w:sz w:val="16"/>
+            </w:rPr>
+          </w:pPr>
+          <w:r>
+            <w:rPr>
+              <w:b w:val="0"/>
+              <w:bCs/>
+              <w:sz w:val="16"/>
+            </w:rPr>
+            <w:t>Bank</w:t>
+          </w:r>
+        </w:p>
+      </w:tc>
+      <w:sdt>
+        <w:sdtPr>
+          <w:rPr>
+            <w:b w:val="0"/>
+            <w:bCs/>
+            <w:sz w:val="16"/>
+          </w:rPr>
+          <w:alias w:val="#Nav: /Company_Information/CompanyBankName"/>
+          <w:tag w:val="#Nav: SVA_Repeal_Res/50015"/>
+          <w:id w:val="1124503414"/>
+          <w:placeholder>
+            <w:docPart w:val="DefaultPlaceholder_-1854013440"/>
+          </w:placeholder>
+          <w:dataBinding w:prefixMappings="xmlns:ns0='urn:microsoft-dynamics-nav/reports/SVA_Repeal_Res/50015/'" w:xpath="/ns0:NavWordReportXmlPart[1]/ns0:Company_Information[1]/ns0:CompanyBankName[1]" w:storeItemID="{6D80493C-D03A-4083-8313-DD61B444A23D}"/>
+          <w:text/>
+        </w:sdtPr>
+        <w:sdtEndPr/>
+        <w:sdtContent>
+          <w:tc>
+            <w:tcPr>
+              <w:tcW w:w="2405" w:type="dxa"/>
+              <w:tcMar>
+                <w:right w:w="0" w:type="dxa"/>
+              </w:tcMar>
+            </w:tcPr>
+            <w:p>
+              <w:pPr>
+                <w:pStyle w:val="Overskrift1"/>
+                <w:ind w:right="-567"/>
+                <w:outlineLvl w:val="0"/>
+                <w:rPr>
+                  <w:b w:val="0"/>
+                  <w:bCs/>
+                  <w:sz w:val="16"/>
+                </w:rPr>
+              </w:pPr>
+              <w:proofErr w:type="spellStart"/>
+              <w:r>
+                <w:rPr>
+                  <w:b w:val="0"/>
+                  <w:bCs/>
+                  <w:sz w:val="16"/>
+                </w:rPr>
+                <w:t>CompanyBankName</w:t>
+              </w:r>
+              <w:proofErr w:type="spellEnd"/>
+            </w:p>
+          </w:tc>
+        </w:sdtContent>
+      </w:sdt>
+    </w:tr>
+    <w:tr>
+      <w:trPr>
+        <w:cantSplit/>
+        <w:trHeight w:val="227"/>
+      </w:trPr>
+      <w:sdt>
+        <w:sdtPr>
+          <w:rPr>
+            <w:b w:val="0"/>
+            <w:bCs/>
+            <w:sz w:val="16"/>
+          </w:rPr>
+          <w:alias w:val="#Nav: /Company_Information/CAddress"/>
+          <w:tag w:val="#Nav: SVA_Repeal_Res/50015"/>
+          <w:id w:val="-410472333"/>
+          <w:placeholder>
+            <w:docPart w:val="DefaultPlaceholder_-1854013440"/>
+          </w:placeholder>
+          <w:dataBinding w:prefixMappings="xmlns:ns0='urn:microsoft-dynamics-nav/reports/SVA_Repeal_Res/50015/'" w:xpath="/ns0:NavWordReportXmlPart[1]/ns0:Company_Information[1]/ns0:CAddress[1]" w:storeItemID="{6D80493C-D03A-4083-8313-DD61B444A23D}"/>
+          <w:text/>
+        </w:sdtPr>
+        <w:sdtEndPr/>
+        <w:sdtContent>
+          <w:tc>
+            <w:tcPr>
+              <w:tcW w:w="3402" w:type="dxa"/>
+            </w:tcPr>
+            <w:p>
+              <w:pPr>
+                <w:pStyle w:val="Overskrift1"/>
+                <w:ind w:right="-567"/>
+                <w:outlineLvl w:val="0"/>
+                <w:rPr>
+                  <w:b w:val="0"/>
+                  <w:bCs/>
+                  <w:sz w:val="16"/>
+                </w:rPr>
+              </w:pPr>
+              <w:proofErr w:type="spellStart"/>
+              <w:r>
+                <w:rPr>
+                  <w:b w:val="0"/>
+                  <w:bCs/>
+                  <w:sz w:val="16"/>
+                </w:rPr>
+                <w:t>CAddress</w:t>
+              </w:r>
+              <w:proofErr w:type="spellEnd"/>
+            </w:p>
+          </w:tc>
+        </w:sdtContent>
+      </w:sdt>
+      <w:tc>
+        <w:tcPr>
+          <w:tcW w:w="993" w:type="dxa"/>
+        </w:tcPr>
+        <w:p>
+          <w:pPr>
+            <w:pStyle w:val="Overskrift1"/>
+            <w:ind w:right="-567"/>
+            <w:outlineLvl w:val="0"/>
+            <w:rPr>
+              <w:b w:val="0"/>
+              <w:bCs/>
+              <w:sz w:val="16"/>
+            </w:rPr>
+          </w:pPr>
+          <w:r>
+            <w:rPr>
+              <w:b w:val="0"/>
+              <w:sz w:val="16"/>
+            </w:rPr>
+            <w:t>Email</w:t>
+          </w:r>
+          <w:r>
+            <w:rPr>
+              <w:b w:val="0"/>
+              <w:sz w:val="16"/>
+            </w:rPr>
+            <w:t>:</w:t>
+          </w:r>
+        </w:p>
+      </w:tc>
+      <w:tc>
+        <w:tcPr>
+          <w:tcW w:w="2556" w:type="dxa"/>
+        </w:tcPr>
+        <w:p>
+          <w:pPr>
+            <w:pStyle w:val="Overskrift1"/>
+            <w:ind w:left="-291" w:right="-567" w:firstLine="291"/>
+            <w:outlineLvl w:val="0"/>
+            <w:rPr>
+              <w:b w:val="0"/>
+              <w:bCs/>
+              <w:sz w:val="16"/>
+            </w:rPr>
+          </w:pPr>
+        </w:p>
+      </w:tc>
+      <w:tc>
+        <w:tcPr>
+          <w:tcW w:w="30" w:type="dxa"/>
+        </w:tcPr>
+        <w:p>
+          <w:pPr>
+            <w:pStyle w:val="Overskrift1"/>
+            <w:ind w:right="-567"/>
+            <w:outlineLvl w:val="0"/>
+            <w:rPr>
+              <w:b w:val="0"/>
+              <w:bCs/>
+              <w:sz w:val="16"/>
+            </w:rPr>
+          </w:pPr>
+        </w:p>
+      </w:tc>
+      <w:tc>
+        <w:tcPr>
+          <w:tcW w:w="1246" w:type="dxa"/>
+        </w:tcPr>
+        <w:p>
+          <w:pPr>
+            <w:pStyle w:val="Overskrift1"/>
+            <w:ind w:right="-567"/>
+            <w:outlineLvl w:val="0"/>
+            <w:rPr>
+              <w:b w:val="0"/>
+              <w:bCs/>
+              <w:sz w:val="16"/>
+            </w:rPr>
+          </w:pPr>
+          <w:r>
+            <w:rPr>
+              <w:b w:val="0"/>
+              <w:bCs/>
+              <w:sz w:val="16"/>
+            </w:rPr>
+            <w:t xml:space="preserve">Reg. og </w:t>
+          </w:r>
+          <w:proofErr w:type="spellStart"/>
+          <w:r>
+            <w:rPr>
+              <w:b w:val="0"/>
+              <w:bCs/>
+              <w:sz w:val="16"/>
+            </w:rPr>
+            <w:t>kontonnr</w:t>
+          </w:r>
+          <w:proofErr w:type="spellEnd"/>
+        </w:p>
+      </w:tc>
+      <w:tc>
+        <w:tcPr>
+          <w:tcW w:w="2405" w:type="dxa"/>
+          <w:tcMar>
+            <w:right w:w="0" w:type="dxa"/>
+          </w:tcMar>
+        </w:tcPr>
+        <w:p>
+          <w:pPr>
+            <w:pStyle w:val="Overskrift1"/>
+            <w:ind w:right="-567"/>
+            <w:outlineLvl w:val="0"/>
+            <w:rPr>
+              <w:b w:val="0"/>
+              <w:bCs/>
+              <w:sz w:val="16"/>
+            </w:rPr>
+          </w:pPr>
+          <w:sdt>
+            <w:sdtPr>
+              <w:rPr>
+                <w:b w:val="0"/>
+                <w:bCs/>
+                <w:sz w:val="16"/>
+              </w:rPr>
+              <w:alias w:val="#Nav: /Company_Information/CompanyBankBranchNo"/>
+              <w:tag w:val="#Nav: SVA_Repeal_Res/50015"/>
+              <w:id w:val="1558742583"/>
+              <w:placeholder>
+                <w:docPart w:val="DCF9D8F594B94804AAA80EFA93AC6FCD"/>
+              </w:placeholder>
+              <w:dataBinding w:prefixMappings="xmlns:ns0='urn:microsoft-dynamics-nav/reports/SVA_Repeal_Res/50015/'" w:xpath="/ns0:NavWordReportXmlPart[1]/ns0:Company_Information[1]/ns0:CompanyBankBranchNo[1]" w:storeItemID="{6D80493C-D03A-4083-8313-DD61B444A23D}"/>
+              <w:text/>
+            </w:sdtPr>
+            <w:sdtEndPr/>
+            <w:sdtContent>
+              <w:proofErr w:type="spellStart"/>
+              <w:r>
+                <w:rPr>
+                  <w:b w:val="0"/>
+                  <w:bCs/>
+                  <w:sz w:val="16"/>
+                </w:rPr>
+                <w:t>CompanyBankBranchNo</w:t>
+              </w:r>
+              <w:proofErr w:type="spellEnd"/>
+            </w:sdtContent>
+          </w:sdt>
+          <w:r>
+            <w:rPr>
+              <w:b w:val="0"/>
+              <w:bCs/>
+              <w:sz w:val="16"/>
+            </w:rPr>
+            <w:t xml:space="preserve"> </w:t>
+          </w:r>
+          <w:sdt>
+            <w:sdtPr>
+              <w:rPr>
+                <w:b w:val="0"/>
+                <w:bCs/>
+                <w:sz w:val="16"/>
+              </w:rPr>
+              <w:alias w:val="#Nav: /Company_Information/CompanyBanAccountNo"/>
+              <w:tag w:val="#Nav: SVA_Repeal_Res/50015"/>
+              <w:id w:val="-2082289390"/>
+              <w:placeholder>
+                <w:docPart w:val="DCF9D8F594B94804AAA80EFA93AC6FCD"/>
+              </w:placeholder>
+              <w:dataBinding w:prefixMappings="xmlns:ns0='urn:microsoft-dynamics-nav/reports/SVA_Repeal_Res/50015/'" w:xpath="/ns0:NavWordReportXmlPart[1]/ns0:Company_Information[1]/ns0:CompanyBanAccountNo[1]" w:storeItemID="{6D80493C-D03A-4083-8313-DD61B444A23D}"/>
+              <w:text/>
+            </w:sdtPr>
+            <w:sdtEndPr/>
+            <w:sdtContent>
+              <w:proofErr w:type="spellStart"/>
+              <w:r>
+                <w:rPr>
+                  <w:b w:val="0"/>
+                  <w:bCs/>
+                  <w:sz w:val="16"/>
+                </w:rPr>
+                <w:t>CompanyBanAccountNo</w:t>
+              </w:r>
+              <w:proofErr w:type="spellEnd"/>
+            </w:sdtContent>
+          </w:sdt>
+        </w:p>
+      </w:tc>
+    </w:tr>
+    <w:tr>
+      <w:trPr>
+        <w:cantSplit/>
+        <w:trHeight w:val="227"/>
+      </w:trPr>
+      <w:tc>
+        <w:tcPr>
+          <w:tcW w:w="3402" w:type="dxa"/>
+        </w:tcPr>
+        <w:p>
+          <w:pPr>
+            <w:pStyle w:val="Overskrift1"/>
+            <w:ind w:right="-567"/>
+            <w:outlineLvl w:val="0"/>
+            <w:rPr>
+              <w:b w:val="0"/>
+              <w:bCs/>
+              <w:sz w:val="16"/>
+            </w:rPr>
+          </w:pPr>
+          <w:sdt>
+            <w:sdtPr>
+              <w:rPr>
+                <w:b w:val="0"/>
+                <w:bCs/>
+                <w:sz w:val="16"/>
+              </w:rPr>
+              <w:alias w:val="#Nav: /Company_Information/CPostCode"/>
+              <w:tag w:val="#Nav: SVA_Repeal_Res/50015"/>
+              <w:id w:val="1108087409"/>
+              <w:placeholder>
+                <w:docPart w:val="54D9A68769C641878FBFC2A6A0682E52"/>
+              </w:placeholder>
+              <w:dataBinding w:prefixMappings="xmlns:ns0='urn:microsoft-dynamics-nav/reports/SVA_Repeal_Res/50015/'" w:xpath="/ns0:NavWordReportXmlPart[1]/ns0:Company_Information[1]/ns0:CPostCode[1]" w:storeItemID="{6D80493C-D03A-4083-8313-DD61B444A23D}"/>
+              <w:text/>
+            </w:sdtPr>
+            <w:sdtContent>
+              <w:proofErr w:type="spellStart"/>
+              <w:r>
+                <w:rPr>
+                  <w:b w:val="0"/>
+                  <w:bCs/>
+                  <w:sz w:val="16"/>
+                </w:rPr>
+                <w:t>CPostCode</w:t>
+              </w:r>
+              <w:proofErr w:type="spellEnd"/>
+            </w:sdtContent>
+          </w:sdt>
+          <w:r>
+            <w:rPr>
+              <w:b w:val="0"/>
+              <w:bCs/>
+              <w:sz w:val="16"/>
+            </w:rPr>
+            <w:t xml:space="preserve"> </w:t>
+          </w:r>
+          <w:sdt>
+            <w:sdtPr>
+              <w:rPr>
+                <w:b w:val="0"/>
+                <w:bCs/>
+                <w:sz w:val="16"/>
+              </w:rPr>
+              <w:alias w:val="#Nav: /Company_Information/CCity"/>
+              <w:tag w:val="#Nav: SVA_Repeal_Res/50015"/>
+              <w:id w:val="1779753711"/>
+              <w:placeholder>
+                <w:docPart w:val="54D9A68769C641878FBFC2A6A0682E52"/>
+              </w:placeholder>
+              <w:dataBinding w:prefixMappings="xmlns:ns0='urn:microsoft-dynamics-nav/reports/SVA_Repeal_Res/50015/'" w:xpath="/ns0:NavWordReportXmlPart[1]/ns0:Company_Information[1]/ns0:CCity[1]" w:storeItemID="{6D80493C-D03A-4083-8313-DD61B444A23D}"/>
+              <w:text/>
+            </w:sdtPr>
+            <w:sdtContent>
+              <w:proofErr w:type="spellStart"/>
+              <w:r>
+                <w:rPr>
+                  <w:b w:val="0"/>
+                  <w:bCs/>
+                  <w:sz w:val="16"/>
+                </w:rPr>
+                <w:t>CCity</w:t>
+              </w:r>
+              <w:proofErr w:type="spellEnd"/>
+            </w:sdtContent>
+          </w:sdt>
+        </w:p>
+      </w:tc>
+      <w:tc>
+        <w:tcPr>
+          <w:tcW w:w="993" w:type="dxa"/>
+        </w:tcPr>
+        <w:p>
+          <w:pPr>
+            <w:pStyle w:val="Overskrift1"/>
+            <w:ind w:right="-567"/>
+            <w:outlineLvl w:val="0"/>
+            <w:rPr>
+              <w:b w:val="0"/>
+              <w:bCs/>
+              <w:sz w:val="16"/>
+            </w:rPr>
+          </w:pPr>
+          <w:r>
+            <w:rPr>
+              <w:b w:val="0"/>
+              <w:sz w:val="16"/>
+            </w:rPr>
+            <w:t>Web:</w:t>
+          </w:r>
+        </w:p>
+      </w:tc>
+      <w:tc>
+        <w:tcPr>
+          <w:tcW w:w="2556" w:type="dxa"/>
+        </w:tcPr>
+        <w:p>
+          <w:pPr>
+            <w:pStyle w:val="Overskrift1"/>
+            <w:ind w:right="-567"/>
+            <w:outlineLvl w:val="0"/>
+            <w:rPr>
+              <w:b w:val="0"/>
+              <w:bCs/>
+              <w:sz w:val="16"/>
+            </w:rPr>
+          </w:pPr>
+        </w:p>
+      </w:tc>
+      <w:tc>
+        <w:tcPr>
+          <w:tcW w:w="30" w:type="dxa"/>
+        </w:tcPr>
+        <w:p>
+          <w:pPr>
+            <w:pStyle w:val="Overskrift1"/>
+            <w:ind w:right="-567"/>
+            <w:outlineLvl w:val="0"/>
+            <w:rPr>
+              <w:b w:val="0"/>
+              <w:bCs/>
+              <w:sz w:val="16"/>
+            </w:rPr>
+          </w:pPr>
+        </w:p>
+      </w:tc>
+      <w:tc>
+        <w:tcPr>
+          <w:tcW w:w="1246" w:type="dxa"/>
+        </w:tcPr>
+        <w:p>
+          <w:pPr>
+            <w:pStyle w:val="Overskrift1"/>
+            <w:ind w:right="-567"/>
+            <w:outlineLvl w:val="0"/>
+            <w:rPr>
+              <w:b w:val="0"/>
+              <w:bCs/>
+              <w:sz w:val="16"/>
+            </w:rPr>
+          </w:pPr>
+          <w:r>
+            <w:rPr>
+              <w:b w:val="0"/>
+              <w:bCs/>
+              <w:sz w:val="16"/>
+            </w:rPr>
+            <w:t>CVR nr.</w:t>
+          </w:r>
+        </w:p>
+      </w:tc>
+      <w:sdt>
+        <w:sdtPr>
+          <w:rPr>
+            <w:b w:val="0"/>
+            <w:bCs/>
+            <w:sz w:val="16"/>
+          </w:rPr>
+          <w:alias w:val="#Nav: /Company_Information/CompanyVAT_Registration_No_"/>
+          <w:tag w:val="#Nav: SVA_Repeal_Res/50015"/>
+          <w:id w:val="-748656536"/>
+          <w:placeholder>
+            <w:docPart w:val="0CB00AC2465C4756AD598E1BBE5053AD"/>
+          </w:placeholder>
+          <w:dataBinding w:prefixMappings="xmlns:ns0='urn:microsoft-dynamics-nav/reports/SVA_Repeal_Res/50015/'" w:xpath="/ns0:NavWordReportXmlPart[1]/ns0:Company_Information[1]/ns0:CompanyVAT_Registration_No_[1]" w:storeItemID="{6D80493C-D03A-4083-8313-DD61B444A23D}"/>
+          <w:text/>
+        </w:sdtPr>
+        <w:sdtContent>
+          <w:tc>
+            <w:tcPr>
+              <w:tcW w:w="2405" w:type="dxa"/>
+              <w:tcMar>
+                <w:right w:w="0" w:type="dxa"/>
+              </w:tcMar>
+            </w:tcPr>
+            <w:p>
+              <w:pPr>
+                <w:pStyle w:val="Overskrift1"/>
+                <w:ind w:right="-567"/>
+                <w:outlineLvl w:val="0"/>
+                <w:rPr>
+                  <w:b w:val="0"/>
+                  <w:bCs/>
+                  <w:sz w:val="16"/>
+                </w:rPr>
+              </w:pPr>
+              <w:proofErr w:type="spellStart"/>
+              <w:r>
+                <w:rPr>
+                  <w:b w:val="0"/>
+                  <w:bCs/>
+                  <w:sz w:val="16"/>
+                </w:rPr>
+                <w:t>CompanyVAT_Registration_No</w:t>
+              </w:r>
+              <w:proofErr w:type="spellEnd"/>
+              <w:r>
+                <w:rPr>
+                  <w:b w:val="0"/>
+                  <w:bCs/>
+                  <w:sz w:val="16"/>
+                </w:rPr>
+                <w:t>_</w:t>
+              </w:r>
+            </w:p>
+          </w:tc>
+        </w:sdtContent>
+      </w:sdt>
+    </w:tr>
+    <w:tr>
+      <w:trPr>
+        <w:cantSplit/>
+        <w:trHeight w:val="227"/>
+      </w:trPr>
+      <w:tc>
+        <w:tcPr>
+          <w:tcW w:w="3402" w:type="dxa"/>
+        </w:tcPr>
+        <w:p>
+          <w:pPr>
+            <w:pStyle w:val="Overskrift1"/>
+            <w:ind w:right="-567"/>
+            <w:outlineLvl w:val="0"/>
+            <w:rPr>
+              <w:b w:val="0"/>
+              <w:bCs/>
+              <w:sz w:val="16"/>
+            </w:rPr>
+          </w:pPr>
+        </w:p>
+      </w:tc>
+      <w:tc>
+        <w:tcPr>
+          <w:tcW w:w="993" w:type="dxa"/>
+        </w:tcPr>
+        <w:p>
+          <w:pPr>
+            <w:pStyle w:val="Overskrift1"/>
+            <w:ind w:right="-567"/>
+            <w:outlineLvl w:val="0"/>
+            <w:rPr>
+              <w:b w:val="0"/>
+              <w:bCs/>
+              <w:sz w:val="16"/>
+            </w:rPr>
+          </w:pPr>
+        </w:p>
+      </w:tc>
+      <w:tc>
+        <w:tcPr>
+          <w:tcW w:w="2556" w:type="dxa"/>
+        </w:tcPr>
+        <w:p>
+          <w:pPr>
+            <w:pStyle w:val="Overskrift1"/>
+            <w:ind w:right="-567"/>
+            <w:outlineLvl w:val="0"/>
+            <w:rPr>
+              <w:b w:val="0"/>
+              <w:bCs/>
+              <w:sz w:val="16"/>
+            </w:rPr>
+          </w:pPr>
+        </w:p>
+      </w:tc>
+      <w:tc>
+        <w:tcPr>
+          <w:tcW w:w="30" w:type="dxa"/>
+        </w:tcPr>
+        <w:p>
+          <w:pPr>
+            <w:pStyle w:val="Overskrift1"/>
+            <w:ind w:right="-567"/>
+            <w:outlineLvl w:val="0"/>
+            <w:rPr>
+              <w:b w:val="0"/>
+              <w:bCs/>
+              <w:sz w:val="16"/>
+            </w:rPr>
+          </w:pPr>
+        </w:p>
+      </w:tc>
+      <w:tc>
+        <w:tcPr>
+          <w:tcW w:w="1246" w:type="dxa"/>
+        </w:tcPr>
+        <w:p>
+          <w:pPr>
+            <w:pStyle w:val="Overskrift1"/>
+            <w:ind w:right="-567"/>
+            <w:outlineLvl w:val="0"/>
+            <w:rPr>
+              <w:b w:val="0"/>
+              <w:bCs/>
+              <w:sz w:val="16"/>
+            </w:rPr>
+          </w:pPr>
+        </w:p>
+      </w:tc>
+      <w:tc>
+        <w:tcPr>
+          <w:tcW w:w="2405" w:type="dxa"/>
+          <w:tcMar>
+            <w:right w:w="0" w:type="dxa"/>
+          </w:tcMar>
+        </w:tcPr>
+        <w:p>
+          <w:pPr>
+            <w:pStyle w:val="Overskrift1"/>
+            <w:ind w:right="-567"/>
+            <w:outlineLvl w:val="0"/>
+            <w:rPr>
+              <w:b w:val="0"/>
+              <w:bCs/>
+              <w:sz w:val="16"/>
+            </w:rPr>
+          </w:pPr>
+        </w:p>
+      </w:tc>
+    </w:tr>
+    <w:tr>
+      <w:trPr>
+        <w:cantSplit/>
+        <w:trHeight w:val="227"/>
+      </w:trPr>
+      <w:tc>
+        <w:tcPr>
+          <w:tcW w:w="3402" w:type="dxa"/>
+        </w:tcPr>
+        <w:p>
+          <w:pPr>
+            <w:pStyle w:val="Overskrift1"/>
+            <w:ind w:right="-567"/>
+            <w:outlineLvl w:val="0"/>
+            <w:rPr>
+              <w:b w:val="0"/>
+              <w:bCs/>
+              <w:sz w:val="16"/>
+            </w:rPr>
+          </w:pPr>
+        </w:p>
+      </w:tc>
+      <w:tc>
+        <w:tcPr>
+          <w:tcW w:w="993" w:type="dxa"/>
+        </w:tcPr>
+        <w:p>
+          <w:pPr>
+            <w:pStyle w:val="Overskrift1"/>
+            <w:ind w:right="-567"/>
+            <w:outlineLvl w:val="0"/>
+            <w:rPr>
+              <w:b w:val="0"/>
+              <w:bCs/>
+              <w:sz w:val="16"/>
+            </w:rPr>
+          </w:pPr>
+        </w:p>
+      </w:tc>
+      <w:tc>
+        <w:tcPr>
+          <w:tcW w:w="2556" w:type="dxa"/>
+        </w:tcPr>
+        <w:p>
+          <w:pPr>
+            <w:pStyle w:val="Overskrift1"/>
+            <w:ind w:left="-638" w:right="-567"/>
+            <w:outlineLvl w:val="0"/>
+            <w:rPr>
+              <w:b w:val="0"/>
+              <w:bCs/>
+              <w:sz w:val="16"/>
+            </w:rPr>
+          </w:pPr>
+        </w:p>
+      </w:tc>
+      <w:tc>
+        <w:tcPr>
+          <w:tcW w:w="30" w:type="dxa"/>
+        </w:tcPr>
+        <w:p>
+          <w:pPr>
+            <w:pStyle w:val="Overskrift1"/>
+            <w:ind w:right="-567"/>
+            <w:outlineLvl w:val="0"/>
+            <w:rPr>
+              <w:b w:val="0"/>
+              <w:bCs/>
+              <w:sz w:val="16"/>
+            </w:rPr>
+          </w:pPr>
+        </w:p>
+      </w:tc>
+      <w:tc>
+        <w:tcPr>
+          <w:tcW w:w="1246" w:type="dxa"/>
+        </w:tcPr>
+        <w:p>
+          <w:pPr>
+            <w:pStyle w:val="Overskrift1"/>
+            <w:ind w:right="-567"/>
+            <w:outlineLvl w:val="0"/>
+            <w:rPr>
+              <w:b w:val="0"/>
+              <w:bCs/>
+              <w:sz w:val="16"/>
+            </w:rPr>
+          </w:pPr>
+        </w:p>
+      </w:tc>
+      <w:tc>
+        <w:tcPr>
+          <w:tcW w:w="2405" w:type="dxa"/>
+          <w:tcMar>
+            <w:right w:w="0" w:type="dxa"/>
+          </w:tcMar>
+        </w:tcPr>
+        <w:p>
+          <w:pPr>
+            <w:pStyle w:val="Overskrift1"/>
+            <w:ind w:right="-567"/>
+            <w:outlineLvl w:val="0"/>
+            <w:rPr>
+              <w:b w:val="0"/>
+              <w:bCs/>
+              <w:sz w:val="16"/>
+            </w:rPr>
+          </w:pPr>
+        </w:p>
+      </w:tc>
+    </w:tr>
+  </w:tbl>
+  <w:p>
+    <w:pPr>
+      <w:pStyle w:val="Sidefod"/>
+    </w:pPr>
+  </w:p>
+</w:ftr>
+</file>
+
+<file path=word/footer3.xml><?xml version="1.0" encoding="utf-8"?>
+<w:ftr xmlns:wpc="http://schemas.microsoft.com/office/word/2010/wordprocessingCanvas" xmlns:cx="http://schemas.microsoft.com/office/drawing/2014/chartex" xmlns:cx1="http://schemas.microsoft.com/office/drawing/2015/9/8/chartex" xmlns:cx2="http://schemas.microsoft.com/office/drawing/2015/10/21/chartex" xmlns:cx3="http://schemas.microsoft.com/office/drawing/2016/5/9/chartex" xmlns:cx4="http://schemas.microsoft.com/office/drawing/2016/5/10/chartex" xmlns:cx5="http://schemas.microsoft.com/office/drawing/2016/5/11/chartex" xmlns:cx6="http://schemas.microsoft.com/office/drawing/2016/5/12/chartex" xmlns:cx7="http://schemas.microsoft.com/office/drawing/2016/5/13/chartex" xmlns:cx8="http://schemas.microsoft.com/office/drawing/2016/5/14/chartex" xmlns:mc="http://schemas.openxmlformats.org/markup-compatibility/2006" xmlns:aink="http://schemas.microsoft.com/office/drawing/2016/ink" xmlns:am3d="http://schemas.microsoft.com/office/drawing/2017/model3d" xmlns:o="urn:schemas-microsoft-com:office:office" xmlns:r="http://schemas.openxmlformats.org/officeDocument/2006/relationships" xmlns:m="http://schemas.openxmlformats.org/officeDocument/2006/math" xmlns:v="urn:schemas-microsoft-com:vml" xmlns:wp14="http://schemas.microsoft.com/office/word/2010/wordprocessingDrawing" xmlns:wp="http://schemas.openxmlformats.org/drawingml/2006/wordprocessingDrawing" xmlns:w10="urn:schemas-microsoft-com:office:word" xmlns:w="http://schemas.openxmlformats.org/wordprocessingml/2006/main" xmlns:w14="http://schemas.microsoft.com/office/word/2010/wordml" xmlns:w15="http://schemas.microsoft.com/office/word/2012/wordml" xmlns:w16cex="http://schemas.microsoft.com/office/word/2018/wordml/cex" xmlns:w16cid="http://schemas.microsoft.com/office/word/2016/wordml/cid" xmlns:w16="http://schemas.microsoft.com/office/word/2018/wordml" xmlns:w16sdtdh="http://schemas.microsoft.com/office/word/2020/wordml/sdtdatahash" xmlns:w16se="http://schemas.microsoft.com/office/word/2015/wordml/symex" xmlns:wpg="http://schemas.microsoft.com/office/word/2010/wordprocessingGroup" xmlns:wpi="http://schemas.microsoft.com/office/word/2010/wordprocessingInk" xmlns:wne="http://schemas.microsoft.com/office/word/2006/wordml" xmlns:wps="http://schemas.microsoft.com/office/word/2010/wordprocessingShape" mc:Ignorable="w14 w15 w16se w16cid w16 w16cex w16sdtdh wp14">
+  <w:p>
+    <w:pPr>
+      <w:pStyle w:val="Sidefod"/>
+    </w:pPr>
+  </w:p>
+</w:ftr>
+</file>
+
+<file path=word/footnotes.xml><?xml version="1.0" encoding="utf-8"?>
+<w:footnotes xmlns:wpc="http://schemas.microsoft.com/office/word/2010/wordprocessingCanvas" xmlns:cx="http://schemas.microsoft.com/office/drawing/2014/chartex" xmlns:cx1="http://schemas.microsoft.com/office/drawing/2015/9/8/chartex" xmlns:cx2="http://schemas.microsoft.com/office/drawing/2015/10/21/chartex" xmlns:cx3="http://schemas.microsoft.com/office/drawing/2016/5/9/chartex" xmlns:cx4="http://schemas.microsoft.com/office/drawing/2016/5/10/chartex" xmlns:cx5="http://schemas.microsoft.com/office/drawing/2016/5/11/chartex" xmlns:cx6="http://schemas.microsoft.com/office/drawing/2016/5/12/chartex" xmlns:cx7="http://schemas.microsoft.com/office/drawing/2016/5/13/chartex" xmlns:cx8="http://schemas.microsoft.com/office/drawing/2016/5/14/chartex" xmlns:mc="http://schemas.openxmlformats.org/markup-compatibility/2006" xmlns:aink="http://schemas.microsoft.com/office/drawing/2016/ink" xmlns:am3d="http://schemas.microsoft.com/office/drawing/2017/model3d" xmlns:o="urn:schemas-microsoft-com:office:office" xmlns:r="http://schemas.openxmlformats.org/officeDocument/2006/relationships" xmlns:m="http://schemas.openxmlformats.org/officeDocument/2006/math" xmlns:v="urn:schemas-microsoft-com:vml" xmlns:wp14="http://schemas.microsoft.com/office/word/2010/wordprocessingDrawing" xmlns:wp="http://schemas.openxmlformats.org/drawingml/2006/wordprocessingDrawing" xmlns:w10="urn:schemas-microsoft-com:office:word" xmlns:w="http://schemas.openxmlformats.org/wordprocessingml/2006/main" xmlns:w14="http://schemas.microsoft.com/office/word/2010/wordml" xmlns:w15="http://schemas.microsoft.com/office/word/2012/wordml" xmlns:w16cex="http://schemas.microsoft.com/office/word/2018/wordml/cex" xmlns:w16cid="http://schemas.microsoft.com/office/word/2016/wordml/cid" xmlns:w16="http://schemas.microsoft.com/office/word/2018/wordml" xmlns:w16sdtdh="http://schemas.microsoft.com/office/word/2020/wordml/sdtdatahash" xmlns:w16se="http://schemas.microsoft.com/office/word/2015/wordml/symex" xmlns:wpg="http://schemas.microsoft.com/office/word/2010/wordprocessingGroup" xmlns:wpi="http://schemas.microsoft.com/office/word/2010/wordprocessingInk" xmlns:wne="http://schemas.microsoft.com/office/word/2006/wordml" xmlns:wps="http://schemas.microsoft.com/office/word/2010/wordprocessingShape" mc:Ignorable="w14 w15 w16se w16cid w16 w16cex w16sdtdh wp14">
+  <w:footnote w:type="separator" w:id="-1">
+    <w:p>
+      <w:pPr>
+        <w:spacing w:after="0" w:line="240" w:lineRule="auto"/>
+      </w:pPr>
+      <w:r>
+        <w:separator/>
+      </w:r>
+    </w:p>
+  </w:footnote>
+  <w:footnote w:type="continuationSeparator" w:id="0">
+    <w:p>
+      <w:pPr>
+        <w:spacing w:after="0" w:line="240" w:lineRule="auto"/>
+      </w:pPr>
+      <w:r>
+        <w:continuationSeparator/>
+      </w:r>
+    </w:p>
+  </w:footnote>
+</w:footnotes>
+</file>
+
+<file path=word/header1.xml><?xml version="1.0" encoding="utf-8"?>
+<w:hdr xmlns:wpc="http://schemas.microsoft.com/office/word/2010/wordprocessingCanvas" xmlns:cx="http://schemas.microsoft.com/office/drawing/2014/chartex" xmlns:cx1="http://schemas.microsoft.com/office/drawing/2015/9/8/chartex" xmlns:cx2="http://schemas.microsoft.com/office/drawing/2015/10/21/chartex" xmlns:cx3="http://schemas.microsoft.com/office/drawing/2016/5/9/chartex" xmlns:cx4="http://schemas.microsoft.com/office/drawing/2016/5/10/chartex" xmlns:cx5="http://schemas.microsoft.com/office/drawing/2016/5/11/chartex" xmlns:cx6="http://schemas.microsoft.com/office/drawing/2016/5/12/chartex" xmlns:cx7="http://schemas.microsoft.com/office/drawing/2016/5/13/chartex" xmlns:cx8="http://schemas.microsoft.com/office/drawing/2016/5/14/chartex" xmlns:mc="http://schemas.openxmlformats.org/markup-compatibility/2006" xmlns:aink="http://schemas.microsoft.com/office/drawing/2016/ink" xmlns:am3d="http://schemas.microsoft.com/office/drawing/2017/model3d" xmlns:o="urn:schemas-microsoft-com:office:office" xmlns:r="http://schemas.openxmlformats.org/officeDocument/2006/relationships" xmlns:m="http://schemas.openxmlformats.org/officeDocument/2006/math" xmlns:v="urn:schemas-microsoft-com:vml" xmlns:wp14="http://schemas.microsoft.com/office/word/2010/wordprocessingDrawing" xmlns:wp="http://schemas.openxmlformats.org/drawingml/2006/wordprocessingDrawing" xmlns:w10="urn:schemas-microsoft-com:office:word" xmlns:w="http://schemas.openxmlformats.org/wordprocessingml/2006/main" xmlns:w14="http://schemas.microsoft.com/office/word/2010/wordml" xmlns:w15="http://schemas.microsoft.com/office/word/2012/wordml" xmlns:w16cex="http://schemas.microsoft.com/office/word/2018/wordml/cex" xmlns:w16cid="http://schemas.microsoft.com/office/word/2016/wordml/cid" xmlns:w16="http://schemas.microsoft.com/office/word/2018/wordml" xmlns:w16sdtdh="http://schemas.microsoft.com/office/word/2020/wordml/sdtdatahash" xmlns:w16se="http://schemas.microsoft.com/office/word/2015/wordml/symex" xmlns:wpg="http://schemas.microsoft.com/office/word/2010/wordprocessingGroup" xmlns:wpi="http://schemas.microsoft.com/office/word/2010/wordprocessingInk" xmlns:wne="http://schemas.microsoft.com/office/word/2006/wordml" xmlns:wps="http://schemas.microsoft.com/office/word/2010/wordprocessingShape" mc:Ignorable="w14 w15 w16se w16cid w16 w16cex w16sdtdh wp14">
+  <w:p>
+    <w:pPr>
+      <w:pStyle w:val="Sidehoved"/>
+    </w:pPr>
+  </w:p>
+</w:hdr>
+</file>
+
+<file path=word/header2.xml><?xml version="1.0" encoding="utf-8"?>
+<w:hdr xmlns:a="http://schemas.openxmlformats.org/drawingml/2006/main" xmlns:pic="http://schemas.openxmlformats.org/drawingml/2006/picture" xmlns:wpc="http://schemas.microsoft.com/office/word/2010/wordprocessingCanvas" xmlns:cx="http://schemas.microsoft.com/office/drawing/2014/chartex" xmlns:cx1="http://schemas.microsoft.com/office/drawing/2015/9/8/chartex" xmlns:cx2="http://schemas.microsoft.com/office/drawing/2015/10/21/chartex" xmlns:cx3="http://schemas.microsoft.com/office/drawing/2016/5/9/chartex" xmlns:cx4="http://schemas.microsoft.com/office/drawing/2016/5/10/chartex" xmlns:cx5="http://schemas.microsoft.com/office/drawing/2016/5/11/chartex" xmlns:cx6="http://schemas.microsoft.com/office/drawing/2016/5/12/chartex" xmlns:cx7="http://schemas.microsoft.com/office/drawing/2016/5/13/chartex" xmlns:cx8="http://schemas.microsoft.com/office/drawing/2016/5/14/chartex" xmlns:mc="http://schemas.openxmlformats.org/markup-compatibility/2006" xmlns:aink="http://schemas.microsoft.com/office/drawing/2016/ink" xmlns:am3d="http://schemas.microsoft.com/office/drawing/2017/model3d" xmlns:o="urn:schemas-microsoft-com:office:office" xmlns:r="http://schemas.openxmlformats.org/officeDocument/2006/relationships" xmlns:m="http://schemas.openxmlformats.org/officeDocument/2006/math" xmlns:v="urn:schemas-microsoft-com:vml" xmlns:wp14="http://schemas.microsoft.com/office/word/2010/wordprocessingDrawing" xmlns:wp="http://schemas.openxmlformats.org/drawingml/2006/wordprocessingDrawing" xmlns:w10="urn:schemas-microsoft-com:office:word" xmlns:w="http://schemas.openxmlformats.org/wordprocessingml/2006/main" xmlns:w14="http://schemas.microsoft.com/office/word/2010/wordml" xmlns:w15="http://schemas.microsoft.com/office/word/2012/wordml" xmlns:w16cex="http://schemas.microsoft.com/office/word/2018/wordml/cex" xmlns:w16cid="http://schemas.microsoft.com/office/word/2016/wordml/cid" xmlns:w16="http://schemas.microsoft.com/office/word/2018/wordml" xmlns:w16sdtdh="http://schemas.microsoft.com/office/word/2020/wordml/sdtdatahash" xmlns:w16se="http://schemas.microsoft.com/office/word/2015/wordml/symex" xmlns:wpg="http://schemas.microsoft.com/office/word/2010/wordprocessingGroup" xmlns:wpi="http://schemas.microsoft.com/office/word/2010/wordprocessingInk" xmlns:wne="http://schemas.microsoft.com/office/word/2006/wordml" xmlns:wps="http://schemas.microsoft.com/office/word/2010/wordprocessingShape" mc:Ignorable="w14 w15 w16se w16cid w16 w16cex w16sdtdh wp14">
+  <w:sdt>
+    <w:sdtPr>
+      <w:alias w:val="#Nav: /Company_Information/COmpanyPicture"/>
+      <w:tag w:val="#Nav: SVA_Repeal_Res/50015"/>
+      <w:id w:val="1222869064"/>
+      <w:dataBinding w:prefixMappings="xmlns:ns0='urn:microsoft-dynamics-nav/reports/SVA_Repeal_Res/50015/'" w:xpath="/ns0:NavWordReportXmlPart[1]/ns0:Company_Information[1]/ns0:COmpanyPicture[1]" w:storeItemID="{6D80493C-D03A-4083-8313-DD61B444A23D}"/>
+      <w:picture/>
+    </w:sdtPr>
+    <w:sdtEndPr/>
+    <w:sdtContent>
+      <w:p>
+        <w:pPr>
+          <w:pStyle w:val="Sidehoved"/>
+          <w:jc w:val="center"/>
+        </w:pPr>
+        <w:r>
+          <w:rPr>
+            <w:noProof/>
+          </w:rPr>
+          <w:drawing>
+            <wp:inline distT="0" distB="0" distL="0" distR="0" wp14:anchorId="1F5976F5" wp14:editId="4CF6F9CB">
+              <wp:extent cx="1905000" cy="1905000"/>
+              <wp:effectExtent l="0" t="0" r="0" b="0"/>
+              <wp:docPr id="1" name="Billede 1"/>
+              <wp:cNvGraphicFramePr>
+                <a:graphicFrameLocks xmlns:a="http://schemas.openxmlformats.org/drawingml/2006/main" noChangeAspect="1"/>
+              </wp:cNvGraphicFramePr>
+              <a:graphic xmlns:a="http://schemas.openxmlformats.org/drawingml/2006/main">
+                <a:graphicData uri="http://schemas.openxmlformats.org/drawingml/2006/picture">
+                  <pic:pic xmlns:pic="http://schemas.openxmlformats.org/drawingml/2006/picture">
+                    <pic:nvPicPr>
+                      <pic:cNvPr id="1" name="Billede 1"/>
+                      <pic:cNvPicPr>
+                        <a:picLocks noChangeAspect="1" noChangeArrowheads="1"/>
+                      </pic:cNvPicPr>
+                    </pic:nvPicPr>
+                    <pic:blipFill>
+                      <a:blip r:embed="rId1"/>
+                      <a:stretch>
+                        <a:fillRect/>
+                      </a:stretch>
+                    </pic:blipFill>
+                    <pic:spPr bwMode="auto">
+                      <a:xfrm>
+                        <a:off x="0" y="0"/>
+                        <a:ext cx="1905000" cy="1905000"/>
+                      </a:xfrm>
+                      <a:prstGeom prst="rect">
+                        <a:avLst/>
+                      </a:prstGeom>
+                      <a:noFill/>
+                      <a:ln>
+                        <a:noFill/>
+                      </a:ln>
+                    </pic:spPr>
+                  </pic:pic>
+                </a:graphicData>
+              </a:graphic>
+            </wp:inline>
+          </w:drawing>
+        </w:r>
+      </w:p>
+    </w:sdtContent>
+  </w:sdt>
+</w:hdr>
+</file>
+
+<file path=word/header3.xml><?xml version="1.0" encoding="utf-8"?>
+<w:hdr xmlns:wpc="http://schemas.microsoft.com/office/word/2010/wordprocessingCanvas" xmlns:cx="http://schemas.microsoft.com/office/drawing/2014/chartex" xmlns:cx1="http://schemas.microsoft.com/office/drawing/2015/9/8/chartex" xmlns:cx2="http://schemas.microsoft.com/office/drawing/2015/10/21/chartex" xmlns:cx3="http://schemas.microsoft.com/office/drawing/2016/5/9/chartex" xmlns:cx4="http://schemas.microsoft.com/office/drawing/2016/5/10/chartex" xmlns:cx5="http://schemas.microsoft.com/office/drawing/2016/5/11/chartex" xmlns:cx6="http://schemas.microsoft.com/office/drawing/2016/5/12/chartex" xmlns:cx7="http://schemas.microsoft.com/office/drawing/2016/5/13/chartex" xmlns:cx8="http://schemas.microsoft.com/office/drawing/2016/5/14/chartex" xmlns:mc="http://schemas.openxmlformats.org/markup-compatibility/2006" xmlns:aink="http://schemas.microsoft.com/office/drawing/2016/ink" xmlns:am3d="http://schemas.microsoft.com/office/drawing/2017/model3d" xmlns:o="urn:schemas-microsoft-com:office:office" xmlns:r="http://schemas.openxmlformats.org/officeDocument/2006/relationships" xmlns:m="http://schemas.openxmlformats.org/officeDocument/2006/math" xmlns:v="urn:schemas-microsoft-com:vml" xmlns:wp14="http://schemas.microsoft.com/office/word/2010/wordprocessingDrawing" xmlns:wp="http://schemas.openxmlformats.org/drawingml/2006/wordprocessingDrawing" xmlns:w10="urn:schemas-microsoft-com:office:word" xmlns:w="http://schemas.openxmlformats.org/wordprocessingml/2006/main" xmlns:w14="http://schemas.microsoft.com/office/word/2010/wordml" xmlns:w15="http://schemas.microsoft.com/office/word/2012/wordml" xmlns:w16cex="http://schemas.microsoft.com/office/word/2018/wordml/cex" xmlns:w16cid="http://schemas.microsoft.com/office/word/2016/wordml/cid" xmlns:w16="http://schemas.microsoft.com/office/word/2018/wordml" xmlns:w16sdtdh="http://schemas.microsoft.com/office/word/2020/wordml/sdtdatahash" xmlns:w16se="http://schemas.microsoft.com/office/word/2015/wordml/symex" xmlns:wpg="http://schemas.microsoft.com/office/word/2010/wordprocessingGroup" xmlns:wpi="http://schemas.microsoft.com/office/word/2010/wordprocessingInk" xmlns:wne="http://schemas.microsoft.com/office/word/2006/wordml" xmlns:wps="http://schemas.microsoft.com/office/word/2010/wordprocessingShape" mc:Ignorable="w14 w15 w16se w16cid w16 w16cex w16sdtdh wp14">
+  <w:p>
+    <w:pPr>
+      <w:pStyle w:val="Sidehoved"/>
+    </w:pPr>
+  </w:p>
+</w:hdr>
+</file>
+
 <file path=word/styles.xml><?xml version="1.0" encoding="utf-8"?>
-<w:styles xmlns:mc="http://schemas.openxmlformats.org/markup-compatibility/2006" xmlns:r="http://schemas.openxmlformats.org/officeDocument/2006/relationships" xmlns:w="http://schemas.openxmlformats.org/wordprocessingml/2006/main" xmlns:w14="http://schemas.microsoft.com/office/word/2010/wordml" xmlns:w15="http://schemas.microsoft.com/office/word/2012/wordml" xmlns:w16cid="http://schemas.microsoft.com/office/word/2016/wordml/cid" xmlns:w16se="http://schemas.microsoft.com/office/word/2015/wordml/symex" mc:Ignorable="w14 w15 w16se w16cid">
+<w:styles xmlns:mc="http://schemas.openxmlformats.org/markup-compatibility/2006" xmlns:r="http://schemas.openxmlformats.org/officeDocument/2006/relationships" xmlns:w="http://schemas.openxmlformats.org/wordprocessingml/2006/main" xmlns:w14="http://schemas.microsoft.com/office/word/2010/wordml" xmlns:w15="http://schemas.microsoft.com/office/word/2012/wordml" xmlns:w16cex="http://schemas.microsoft.com/office/word/2018/wordml/cex" xmlns:w16cid="http://schemas.microsoft.com/office/word/2016/wordml/cid" xmlns:w16="http://schemas.microsoft.com/office/word/2018/wordml" xmlns:w16sdtdh="http://schemas.microsoft.com/office/word/2020/wordml/sdtdatahash" xmlns:w16se="http://schemas.microsoft.com/office/word/2015/wordml/symex" mc:Ignorable="w14 w15 w16se w16cid w16 w16cex w16sdtdh">
   <w:docDefaults>
     <w:rPrDefault>
       <w:rPr>
@@ -966,6 +2127,7 @@
     <w:lsdException w:name="HTML Sample" w:semiHidden="1" w:unhideWhenUsed="1"/>
     <w:lsdException w:name="HTML Typewriter" w:semiHidden="1" w:unhideWhenUsed="1"/>
     <w:lsdException w:name="HTML Variable" w:semiHidden="1" w:unhideWhenUsed="1"/>
+    <w:lsdException w:name="Normal Table" w:semiHidden="1" w:unhideWhenUsed="1"/>
     <w:lsdException w:name="annotation subject" w:semiHidden="1" w:unhideWhenUsed="1"/>
     <w:lsdException w:name="No List" w:semiHidden="1" w:unhideWhenUsed="1"/>
     <w:lsdException w:name="Outline List 1" w:semiHidden="1" w:unhideWhenUsed="1"/>
@@ -1012,8 +2174,753 @@
     <w:lsdException w:name="Table Subtle 2" w:semiHidden="1" w:unhideWhenUsed="1"/>
     <w:lsdException w:name="Table Web 1" w:semiHidden="1" w:unhideWhenUsed="1"/>
     <w:lsdException w:name="Table Web 2" w:semiHidden="1" w:unhideWhenUsed="1"/>
+    <w:lsdException w:name="Table Web 3" w:semiHidden="1" w:unhideWhenUsed="1"/>
     <w:lsdException w:name="Balloon Text" w:semiHidden="1" w:unhideWhenUsed="1"/>
     <w:lsdException w:name="Table Grid" w:uiPriority="39"/>
+    <w:lsdException w:name="Table Theme" w:semiHidden="1" w:unhideWhenUsed="1"/>
+    <w:lsdException w:name="Placeholder Text" w:semiHidden="1"/>
+    <w:lsdException w:name="No Spacing" w:uiPriority="1" w:qFormat="1"/>
+    <w:lsdException w:name="Light Shading" w:uiPriority="60"/>
+    <w:lsdException w:name="Light List" w:uiPriority="61"/>
+    <w:lsdException w:name="Light Grid" w:uiPriority="62"/>
+    <w:lsdException w:name="Medium Shading 1" w:uiPriority="63"/>
+    <w:lsdException w:name="Medium Shading 2" w:uiPriority="64"/>
+    <w:lsdException w:name="Medium List 1" w:uiPriority="65"/>
+    <w:lsdException w:name="Medium List 2" w:uiPriority="66"/>
+    <w:lsdException w:name="Medium Grid 1" w:uiPriority="67"/>
+    <w:lsdException w:name="Medium Grid 2" w:uiPriority="68"/>
+    <w:lsdException w:name="Medium Grid 3" w:uiPriority="69"/>
+    <w:lsdException w:name="Dark List" w:uiPriority="70"/>
+    <w:lsdException w:name="Colorful Shading" w:uiPriority="71"/>
+    <w:lsdException w:name="Colorful List" w:uiPriority="72"/>
+    <w:lsdException w:name="Colorful Grid" w:uiPriority="73"/>
+    <w:lsdException w:name="Light Shading Accent 1" w:uiPriority="60"/>
+    <w:lsdException w:name="Light List Accent 1" w:uiPriority="61"/>
+    <w:lsdException w:name="Light Grid Accent 1" w:uiPriority="62"/>
+    <w:lsdException w:name="Medium Shading 1 Accent 1" w:uiPriority="63"/>
+    <w:lsdException w:name="Medium Shading 2 Accent 1" w:uiPriority="64"/>
+    <w:lsdException w:name="Medium List 1 Accent 1" w:uiPriority="65"/>
+    <w:lsdException w:name="Revision" w:semiHidden="1"/>
+    <w:lsdException w:name="List Paragraph" w:uiPriority="34" w:qFormat="1"/>
+    <w:lsdException w:name="Quote" w:uiPriority="29" w:qFormat="1"/>
+    <w:lsdException w:name="Intense Quote" w:uiPriority="30" w:qFormat="1"/>
+    <w:lsdException w:name="Medium List 2 Accent 1" w:uiPriority="66"/>
+    <w:lsdException w:name="Medium Grid 1 Accent 1" w:uiPriority="67"/>
+    <w:lsdException w:name="Medium Grid 2 Accent 1" w:uiPriority="68"/>
+    <w:lsdException w:name="Medium Grid 3 Accent 1" w:uiPriority="69"/>
+    <w:lsdException w:name="Dark List Accent 1" w:uiPriority="70"/>
+    <w:lsdException w:name="Colorful Shading Accent 1" w:uiPriority="71"/>
+    <w:lsdException w:name="Colorful List Accent 1" w:uiPriority="72"/>
+    <w:lsdException w:name="Colorful Grid Accent 1" w:uiPriority="73"/>
+    <w:lsdException w:name="Light Shading Accent 2" w:uiPriority="60"/>
+    <w:lsdException w:name="Light List Accent 2" w:uiPriority="61"/>
+    <w:lsdException w:name="Light Grid Accent 2" w:uiPriority="62"/>
+    <w:lsdException w:name="Medium Shading 1 Accent 2" w:uiPriority="63"/>
+    <w:lsdException w:name="Medium Shading 2 Accent 2" w:uiPriority="64"/>
+    <w:lsdException w:name="Medium List 1 Accent 2" w:uiPriority="65"/>
+    <w:lsdException w:name="Medium List 2 Accent 2" w:uiPriority="66"/>
+    <w:lsdException w:name="Medium Grid 1 Accent 2" w:uiPriority="67"/>
+    <w:lsdException w:name="Medium Grid 2 Accent 2" w:uiPriority="68"/>
+    <w:lsdException w:name="Medium Grid 3 Accent 2" w:uiPriority="69"/>
+    <w:lsdException w:name="Dark List Accent 2" w:uiPriority="70"/>
+    <w:lsdException w:name="Colorful Shading Accent 2" w:uiPriority="71"/>
+    <w:lsdException w:name="Colorful List Accent 2" w:uiPriority="72"/>
+    <w:lsdException w:name="Colorful Grid Accent 2" w:uiPriority="73"/>
+    <w:lsdException w:name="Light Shading Accent 3" w:uiPriority="60"/>
+    <w:lsdException w:name="Light List Accent 3" w:uiPriority="61"/>
+    <w:lsdException w:name="Light Grid Accent 3" w:uiPriority="62"/>
+    <w:lsdException w:name="Medium Shading 1 Accent 3" w:uiPriority="63"/>
+    <w:lsdException w:name="Medium Shading 2 Accent 3" w:uiPriority="64"/>
+    <w:lsdException w:name="Medium List 1 Accent 3" w:uiPriority="65"/>
+    <w:lsdException w:name="Medium List 2 Accent 3" w:uiPriority="66"/>
+    <w:lsdException w:name="Medium Grid 1 Accent 3" w:uiPriority="67"/>
+    <w:lsdException w:name="Medium Grid 2 Accent 3" w:uiPriority="68"/>
+    <w:lsdException w:name="Medium Grid 3 Accent 3" w:uiPriority="69"/>
+    <w:lsdException w:name="Dark List Accent 3" w:uiPriority="70"/>
+    <w:lsdException w:name="Colorful Shading Accent 3" w:uiPriority="71"/>
+    <w:lsdException w:name="Colorful List Accent 3" w:uiPriority="72"/>
+    <w:lsdException w:name="Colorful Grid Accent 3" w:uiPriority="73"/>
+    <w:lsdException w:name="Light Shading Accent 4" w:uiPriority="60"/>
+    <w:lsdException w:name="Light List Accent 4" w:uiPriority="61"/>
+    <w:lsdException w:name="Light Grid Accent 4" w:uiPriority="62"/>
+    <w:lsdException w:name="Medium Shading 1 Accent 4" w:uiPriority="63"/>
+    <w:lsdException w:name="Medium Shading 2 Accent 4" w:uiPriority="64"/>
+    <w:lsdException w:name="Medium List 1 Accent 4" w:uiPriority="65"/>
+    <w:lsdException w:name="Medium List 2 Accent 4" w:uiPriority="66"/>
+    <w:lsdException w:name="Medium Grid 1 Accent 4" w:uiPriority="67"/>
+    <w:lsdException w:name="Medium Grid 2 Accent 4" w:uiPriority="68"/>
+    <w:lsdException w:name="Medium Grid 3 Accent 4" w:uiPriority="69"/>
+    <w:lsdException w:name="Dark List Accent 4" w:uiPriority="70"/>
+    <w:lsdException w:name="Colorful Shading Accent 4" w:uiPriority="71"/>
+    <w:lsdException w:name="Colorful List Accent 4" w:uiPriority="72"/>
+    <w:lsdException w:name="Colorful Grid Accent 4" w:uiPriority="73"/>
+    <w:lsdException w:name="Light Shading Accent 5" w:uiPriority="60"/>
+    <w:lsdException w:name="Light List Accent 5" w:uiPriority="61"/>
+    <w:lsdException w:name="Light Grid Accent 5" w:uiPriority="62"/>
+    <w:lsdException w:name="Medium Shading 1 Accent 5" w:uiPriority="63"/>
+    <w:lsdException w:name="Medium Shading 2 Accent 5" w:uiPriority="64"/>
+    <w:lsdException w:name="Medium List 1 Accent 5" w:uiPriority="65"/>
+    <w:lsdException w:name="Medium List 2 Accent 5" w:uiPriority="66"/>
+    <w:lsdException w:name="Medium Grid 1 Accent 5" w:uiPriority="67"/>
+    <w:lsdException w:name="Medium Grid 2 Accent 5" w:uiPriority="68"/>
+    <w:lsdException w:name="Medium Grid 3 Accent 5" w:uiPriority="69"/>
+    <w:lsdException w:name="Dark List Accent 5" w:uiPriority="70"/>
+    <w:lsdException w:name="Colorful Shading Accent 5" w:uiPriority="71"/>
+    <w:lsdException w:name="Colorful List Accent 5" w:uiPriority="72"/>
+    <w:lsdException w:name="Colorful Grid Accent 5" w:uiPriority="73"/>
+    <w:lsdException w:name="Light Shading Accent 6" w:uiPriority="60"/>
+    <w:lsdException w:name="Light List Accent 6" w:uiPriority="61"/>
+    <w:lsdException w:name="Light Grid Accent 6" w:uiPriority="62"/>
+    <w:lsdException w:name="Medium Shading 1 Accent 6" w:uiPriority="63"/>
+    <w:lsdException w:name="Medium Shading 2 Accent 6" w:uiPriority="64"/>
+    <w:lsdException w:name="Medium List 1 Accent 6" w:uiPriority="65"/>
+    <w:lsdException w:name="Medium List 2 Accent 6" w:uiPriority="66"/>
+    <w:lsdException w:name="Medium Grid 1 Accent 6" w:uiPriority="67"/>
+    <w:lsdException w:name="Medium Grid 2 Accent 6" w:uiPriority="68"/>
+    <w:lsdException w:name="Medium Grid 3 Accent 6" w:uiPriority="69"/>
+    <w:lsdException w:name="Dark List Accent 6" w:uiPriority="70"/>
+    <w:lsdException w:name="Colorful Shading Accent 6" w:uiPriority="71"/>
+    <w:lsdException w:name="Colorful List Accent 6" w:uiPriority="72"/>
+    <w:lsdException w:name="Colorful Grid Accent 6" w:uiPriority="73"/>
+    <w:lsdException w:name="Subtle Emphasis" w:uiPriority="19" w:qFormat="1"/>
+    <w:lsdException w:name="Intense Emphasis" w:uiPriority="21" w:qFormat="1"/>
+    <w:lsdException w:name="Subtle Reference" w:uiPriority="31" w:qFormat="1"/>
+    <w:lsdException w:name="Intense Reference" w:uiPriority="32" w:qFormat="1"/>
+    <w:lsdException w:name="Book Title" w:uiPriority="33" w:qFormat="1"/>
+    <w:lsdException w:name="Bibliography" w:semiHidden="1" w:uiPriority="37" w:unhideWhenUsed="1"/>
+    <w:lsdException w:name="TOC Heading" w:semiHidden="1" w:uiPriority="39" w:unhideWhenUsed="1" w:qFormat="1"/>
+    <w:lsdException w:name="Plain Table 1" w:uiPriority="41"/>
+    <w:lsdException w:name="Plain Table 2" w:uiPriority="42"/>
+    <w:lsdException w:name="Plain Table 3" w:uiPriority="43"/>
+    <w:lsdException w:name="Plain Table 4" w:uiPriority="44"/>
+    <w:lsdException w:name="Plain Table 5" w:uiPriority="45"/>
+    <w:lsdException w:name="Grid Table Light" w:uiPriority="40"/>
+    <w:lsdException w:name="Grid Table 1 Light" w:uiPriority="46"/>
+    <w:lsdException w:name="Grid Table 2" w:uiPriority="47"/>
+    <w:lsdException w:name="Grid Table 3" w:uiPriority="48"/>
+    <w:lsdException w:name="Grid Table 4" w:uiPriority="49"/>
+    <w:lsdException w:name="Grid Table 5 Dark" w:uiPriority="50"/>
+    <w:lsdException w:name="Grid Table 6 Colorful" w:uiPriority="51"/>
+    <w:lsdException w:name="Grid Table 7 Colorful" w:uiPriority="52"/>
+    <w:lsdException w:name="Grid Table 1 Light Accent 1" w:uiPriority="46"/>
+    <w:lsdException w:name="Grid Table 2 Accent 1" w:uiPriority="47"/>
+    <w:lsdException w:name="Grid Table 3 Accent 1" w:uiPriority="48"/>
+    <w:lsdException w:name="Grid Table 4 Accent 1" w:uiPriority="49"/>
+    <w:lsdException w:name="Grid Table 5 Dark Accent 1" w:uiPriority="50"/>
+    <w:lsdException w:name="Grid Table 6 Colorful Accent 1" w:uiPriority="51"/>
+    <w:lsdException w:name="Grid Table 7 Colorful Accent 1" w:uiPriority="52"/>
+    <w:lsdException w:name="Grid Table 1 Light Accent 2" w:uiPriority="46"/>
+    <w:lsdException w:name="Grid Table 2 Accent 2" w:uiPriority="47"/>
+    <w:lsdException w:name="Grid Table 3 Accent 2" w:uiPriority="48"/>
+    <w:lsdException w:name="Grid Table 4 Accent 2" w:uiPriority="49"/>
+    <w:lsdException w:name="Grid Table 5 Dark Accent 2" w:uiPriority="50"/>
+    <w:lsdException w:name="Grid Table 6 Colorful Accent 2" w:uiPriority="51"/>
+    <w:lsdException w:name="Grid Table 7 Colorful Accent 2" w:uiPriority="52"/>
+    <w:lsdException w:name="Grid Table 1 Light Accent 3" w:uiPriority="46"/>
+    <w:lsdException w:name="Grid Table 2 Accent 3" w:uiPriority="47"/>
+    <w:lsdException w:name="Grid Table 3 Accent 3" w:uiPriority="48"/>
+    <w:lsdException w:name="Grid Table 4 Accent 3" w:uiPriority="49"/>
+    <w:lsdException w:name="Grid Table 5 Dark Accent 3" w:uiPriority="50"/>
+    <w:lsdException w:name="Grid Table 6 Colorful Accent 3" w:uiPriority="51"/>
+    <w:lsdException w:name="Grid Table 7 Colorful Accent 3" w:uiPriority="52"/>
+    <w:lsdException w:name="Grid Table 1 Light Accent 4" w:uiPriority="46"/>
+    <w:lsdException w:name="Grid Table 2 Accent 4" w:uiPriority="47"/>
+    <w:lsdException w:name="Grid Table 3 Accent 4" w:uiPriority="48"/>
+    <w:lsdException w:name="Grid Table 4 Accent 4" w:uiPriority="49"/>
+    <w:lsdException w:name="Grid Table 5 Dark Accent 4" w:uiPriority="50"/>
+    <w:lsdException w:name="Grid Table 6 Colorful Accent 4" w:uiPriority="51"/>
+    <w:lsdException w:name="Grid Table 7 Colorful Accent 4" w:uiPriority="52"/>
+    <w:lsdException w:name="Grid Table 1 Light Accent 5" w:uiPriority="46"/>
+    <w:lsdException w:name="Grid Table 2 Accent 5" w:uiPriority="47"/>
+    <w:lsdException w:name="Grid Table 3 Accent 5" w:uiPriority="48"/>
+    <w:lsdException w:name="Grid Table 4 Accent 5" w:uiPriority="49"/>
+    <w:lsdException w:name="Grid Table 5 Dark Accent 5" w:uiPriority="50"/>
+    <w:lsdException w:name="Grid Table 6 Colorful Accent 5" w:uiPriority="51"/>
+    <w:lsdException w:name="Grid Table 7 Colorful Accent 5" w:uiPriority="52"/>
+    <w:lsdException w:name="Grid Table 1 Light Accent 6" w:uiPriority="46"/>
+    <w:lsdException w:name="Grid Table 2 Accent 6" w:uiPriority="47"/>
+    <w:lsdException w:name="Grid Table 3 Accent 6" w:uiPriority="48"/>
+    <w:lsdException w:name="Grid Table 4 Accent 6" w:uiPriority="49"/>
+    <w:lsdException w:name="Grid Table 5 Dark Accent 6" w:uiPriority="50"/>
+    <w:lsdException w:name="Grid Table 6 Colorful Accent 6" w:uiPriority="51"/>
+    <w:lsdException w:name="Grid Table 7 Colorful Accent 6" w:uiPriority="52"/>
+    <w:lsdException w:name="List Table 1 Light" w:uiPriority="46"/>
+    <w:lsdException w:name="List Table 2" w:uiPriority="47"/>
+    <w:lsdException w:name="List Table 3" w:uiPriority="48"/>
+    <w:lsdException w:name="List Table 4" w:uiPriority="49"/>
+    <w:lsdException w:name="List Table 5 Dark" w:uiPriority="50"/>
+    <w:lsdException w:name="List Table 6 Colorful" w:uiPriority="51"/>
+    <w:lsdException w:name="List Table 7 Colorful" w:uiPriority="52"/>
+    <w:lsdException w:name="List Table 1 Light Accent 1" w:uiPriority="46"/>
+    <w:lsdException w:name="List Table 2 Accent 1" w:uiPriority="47"/>
+    <w:lsdException w:name="List Table 3 Accent 1" w:uiPriority="48"/>
+    <w:lsdException w:name="List Table 4 Accent 1" w:uiPriority="49"/>
+    <w:lsdException w:name="List Table 5 Dark Accent 1" w:uiPriority="50"/>
+    <w:lsdException w:name="List Table 6 Colorful Accent 1" w:uiPriority="51"/>
+    <w:lsdException w:name="List Table 7 Colorful Accent 1" w:uiPriority="52"/>
+    <w:lsdException w:name="List Table 1 Light Accent 2" w:uiPriority="46"/>
+    <w:lsdException w:name="List Table 2 Accent 2" w:uiPriority="47"/>
+    <w:lsdException w:name="List Table 3 Accent 2" w:uiPriority="48"/>
+    <w:lsdException w:name="List Table 4 Accent 2" w:uiPriority="49"/>
+    <w:lsdException w:name="List Table 5 Dark Accent 2" w:uiPriority="50"/>
+    <w:lsdException w:name="List Table 6 Colorful Accent 2" w:uiPriority="51"/>
+    <w:lsdException w:name="List Table 7 Colorful Accent 2" w:uiPriority="52"/>
+    <w:lsdException w:name="List Table 1 Light Accent 3" w:uiPriority="46"/>
+    <w:lsdException w:name="List Table 2 Accent 3" w:uiPriority="47"/>
+    <w:lsdException w:name="List Table 3 Accent 3" w:uiPriority="48"/>
+    <w:lsdException w:name="List Table 4 Accent 3" w:uiPriority="49"/>
+    <w:lsdException w:name="List Table 5 Dark Accent 3" w:uiPriority="50"/>
+    <w:lsdException w:name="List Table 6 Colorful Accent 3" w:uiPriority="51"/>
+    <w:lsdException w:name="List Table 7 Colorful Accent 3" w:uiPriority="52"/>
+    <w:lsdException w:name="List Table 1 Light Accent 4" w:uiPriority="46"/>
+    <w:lsdException w:name="List Table 2 Accent 4" w:uiPriority="47"/>
+    <w:lsdException w:name="List Table 3 Accent 4" w:uiPriority="48"/>
+    <w:lsdException w:name="List Table 4 Accent 4" w:uiPriority="49"/>
+    <w:lsdException w:name="List Table 5 Dark Accent 4" w:uiPriority="50"/>
+    <w:lsdException w:name="List Table 6 Colorful Accent 4" w:uiPriority="51"/>
+    <w:lsdException w:name="List Table 7 Colorful Accent 4" w:uiPriority="52"/>
+    <w:lsdException w:name="List Table 1 Light Accent 5" w:uiPriority="46"/>
+    <w:lsdException w:name="List Table 2 Accent 5" w:uiPriority="47"/>
+    <w:lsdException w:name="List Table 3 Accent 5" w:uiPriority="48"/>
+    <w:lsdException w:name="List Table 4 Accent 5" w:uiPriority="49"/>
+    <w:lsdException w:name="List Table 5 Dark Accent 5" w:uiPriority="50"/>
+    <w:lsdException w:name="List Table 6 Colorful Accent 5" w:uiPriority="51"/>
+    <w:lsdException w:name="List Table 7 Colorful Accent 5" w:uiPriority="52"/>
+    <w:lsdException w:name="List Table 1 Light Accent 6" w:uiPriority="46"/>
+    <w:lsdException w:name="List Table 2 Accent 6" w:uiPriority="47"/>
+    <w:lsdException w:name="List Table 3 Accent 6" w:uiPriority="48"/>
+    <w:lsdException w:name="List Table 4 Accent 6" w:uiPriority="49"/>
+    <w:lsdException w:name="List Table 5 Dark Accent 6" w:uiPriority="50"/>
+    <w:lsdException w:name="List Table 6 Colorful Accent 6" w:uiPriority="51"/>
+    <w:lsdException w:name="List Table 7 Colorful Accent 6" w:uiPriority="52"/>
+    <w:lsdException w:name="Mention" w:semiHidden="1" w:unhideWhenUsed="1"/>
+    <w:lsdException w:name="Smart Hyperlink" w:semiHidden="1" w:unhideWhenUsed="1"/>
+    <w:lsdException w:name="Hashtag" w:semiHidden="1" w:unhideWhenUsed="1"/>
+    <w:lsdException w:name="Unresolved Mention" w:semiHidden="1" w:unhideWhenUsed="1"/>
+    <w:lsdException w:name="Smart Link" w:semiHidden="1" w:unhideWhenUsed="1"/>
+  </w:latentStyles>
+  <w:style w:type="paragraph" w:default="1" w:styleId="Normal">
+    <w:name w:val="Normal"/>
+    <w:qFormat/>
+  </w:style>
+  <w:style w:type="paragraph" w:styleId="Overskrift1">
+    <w:name w:val="heading 1"/>
+    <w:basedOn w:val="Normal"/>
+    <w:next w:val="Normal"/>
+    <w:link w:val="Overskrift1Tegn"/>
+    <w:uiPriority w:val="9"/>
+    <w:qFormat/>
+    <w:rsid w:val="00274C43"/>
+    <w:pPr>
+      <w:spacing w:after="0" w:line="200" w:lineRule="exact"/>
+      <w:outlineLvl w:val="0"/>
+    </w:pPr>
+    <w:rPr>
+      <w:rFonts w:eastAsiaTheme="minorHAnsi"/>
+      <w:b/>
+      <w:sz w:val="18"/>
+      <w:szCs w:val="16"/>
+      <w:lang w:val="en-US" w:eastAsia="en-US"/>
+    </w:rPr>
+  </w:style>
+  <w:style w:type="character" w:default="1" w:styleId="Standardskrifttypeiafsnit">
+    <w:name w:val="Default Paragraph Font"/>
+    <w:uiPriority w:val="1"/>
+    <w:semiHidden/>
+    <w:unhideWhenUsed/>
+  </w:style>
+  <w:style w:type="table" w:default="1" w:styleId="Tabel-Normal">
+    <w:name w:val="Normal Table"/>
+    <w:uiPriority w:val="99"/>
+    <w:semiHidden/>
+    <w:unhideWhenUsed/>
+    <w:tblPr>
+      <w:tblInd w:w="0" w:type="dxa"/>
+      <w:tblCellMar>
+        <w:top w:w="0" w:type="dxa"/>
+        <w:left w:w="108" w:type="dxa"/>
+        <w:bottom w:w="0" w:type="dxa"/>
+        <w:right w:w="108" w:type="dxa"/>
+      </w:tblCellMar>
+    </w:tblPr>
+  </w:style>
+  <w:style w:type="numbering" w:default="1" w:styleId="Ingenoversigt">
+    <w:name w:val="No List"/>
+    <w:uiPriority w:val="99"/>
+    <w:semiHidden/>
+    <w:unhideWhenUsed/>
+  </w:style>
+  <w:style w:type="character" w:styleId="Pladsholdertekst">
+    <w:name w:val="Placeholder Text"/>
+    <w:basedOn w:val="Standardskrifttypeiafsnit"/>
+    <w:uiPriority w:val="99"/>
+    <w:semiHidden/>
+    <w:rsid w:val="001927CB"/>
+    <w:rPr>
+      <w:color w:val="808080"/>
+    </w:rPr>
+  </w:style>
+  <w:style w:type="paragraph" w:styleId="Sidehoved">
+    <w:name w:val="header"/>
+    <w:basedOn w:val="Normal"/>
+    <w:link w:val="SidehovedTegn"/>
+    <w:uiPriority w:val="99"/>
+    <w:unhideWhenUsed/>
+    <w:rsid w:val="00AA6BF3"/>
+    <w:pPr>
+      <w:tabs>
+        <w:tab w:val="center" w:pos="4819"/>
+        <w:tab w:val="right" w:pos="9638"/>
+      </w:tabs>
+      <w:spacing w:after="0" w:line="240" w:lineRule="auto"/>
+    </w:pPr>
+  </w:style>
+  <w:style w:type="character" w:customStyle="1" w:styleId="SidehovedTegn">
+    <w:name w:val="Sidehoved Tegn"/>
+    <w:basedOn w:val="Standardskrifttypeiafsnit"/>
+    <w:link w:val="Sidehoved"/>
+    <w:uiPriority w:val="99"/>
+    <w:rsid w:val="00AA6BF3"/>
+  </w:style>
+  <w:style w:type="paragraph" w:styleId="Sidefod">
+    <w:name w:val="footer"/>
+    <w:basedOn w:val="Normal"/>
+    <w:link w:val="SidefodTegn"/>
+    <w:uiPriority w:val="99"/>
+    <w:unhideWhenUsed/>
+    <w:rsid w:val="00AA6BF3"/>
+    <w:pPr>
+      <w:tabs>
+        <w:tab w:val="center" w:pos="4819"/>
+        <w:tab w:val="right" w:pos="9638"/>
+      </w:tabs>
+      <w:spacing w:after="0" w:line="240" w:lineRule="auto"/>
+    </w:pPr>
+  </w:style>
+  <w:style w:type="character" w:customStyle="1" w:styleId="SidefodTegn">
+    <w:name w:val="Sidefod Tegn"/>
+    <w:basedOn w:val="Standardskrifttypeiafsnit"/>
+    <w:link w:val="Sidefod"/>
+    <w:uiPriority w:val="99"/>
+    <w:rsid w:val="00AA6BF3"/>
+  </w:style>
+  <w:style w:type="character" w:customStyle="1" w:styleId="Overskrift1Tegn">
+    <w:name w:val="Overskrift 1 Tegn"/>
+    <w:basedOn w:val="Standardskrifttypeiafsnit"/>
+    <w:link w:val="Overskrift1"/>
+    <w:uiPriority w:val="9"/>
+    <w:rsid w:val="00274C43"/>
+    <w:rPr>
+      <w:rFonts w:eastAsiaTheme="minorHAnsi"/>
+      <w:b/>
+      <w:sz w:val="18"/>
+      <w:szCs w:val="16"/>
+      <w:lang w:val="en-US" w:eastAsia="en-US"/>
+    </w:rPr>
+  </w:style>
+  <w:style w:type="table" w:styleId="Tabel-Gitter">
+    <w:name w:val="Table Grid"/>
+    <w:basedOn w:val="Tabel-Normal"/>
+    <w:uiPriority w:val="39"/>
+    <w:rsid w:val="00274C43"/>
+    <w:pPr>
+      <w:spacing w:after="0" w:line="240" w:lineRule="auto"/>
+    </w:pPr>
+    <w:tblPr>
+      <w:tblBorders>
+        <w:top w:val="single" w:sz="4" w:space="0" w:color="auto"/>
+        <w:left w:val="single" w:sz="4" w:space="0" w:color="auto"/>
+        <w:bottom w:val="single" w:sz="4" w:space="0" w:color="auto"/>
+        <w:right w:val="single" w:sz="4" w:space="0" w:color="auto"/>
+        <w:insideH w:val="single" w:sz="4" w:space="0" w:color="auto"/>
+        <w:insideV w:val="single" w:sz="4" w:space="0" w:color="auto"/>
+      </w:tblBorders>
+    </w:tblPr>
+  </w:style>
+</w:styles>
+</file>
+
+<file path=word/glossary/document.xml><?xml version="1.0" encoding="utf-8"?>
+<w:glossaryDocument xmlns:wpc="http://schemas.microsoft.com/office/word/2010/wordprocessingCanvas" xmlns:cx="http://schemas.microsoft.com/office/drawing/2014/chartex" xmlns:cx1="http://schemas.microsoft.com/office/drawing/2015/9/8/chartex" xmlns:cx2="http://schemas.microsoft.com/office/drawing/2015/10/21/chartex" xmlns:cx3="http://schemas.microsoft.com/office/drawing/2016/5/9/chartex" xmlns:cx4="http://schemas.microsoft.com/office/drawing/2016/5/10/chartex" xmlns:cx5="http://schemas.microsoft.com/office/drawing/2016/5/11/chartex" xmlns:cx6="http://schemas.microsoft.com/office/drawing/2016/5/12/chartex" xmlns:cx7="http://schemas.microsoft.com/office/drawing/2016/5/13/chartex" xmlns:cx8="http://schemas.microsoft.com/office/drawing/2016/5/14/chartex" xmlns:mc="http://schemas.openxmlformats.org/markup-compatibility/2006" xmlns:aink="http://schemas.microsoft.com/office/drawing/2016/ink" xmlns:am3d="http://schemas.microsoft.com/office/drawing/2017/model3d" xmlns:o="urn:schemas-microsoft-com:office:office" xmlns:r="http://schemas.openxmlformats.org/officeDocument/2006/relationships" xmlns:m="http://schemas.openxmlformats.org/officeDocument/2006/math" xmlns:v="urn:schemas-microsoft-com:vml" xmlns:wp14="http://schemas.microsoft.com/office/word/2010/wordprocessingDrawing" xmlns:wp="http://schemas.openxmlformats.org/drawingml/2006/wordprocessingDrawing" xmlns:w10="urn:schemas-microsoft-com:office:word" xmlns:w="http://schemas.openxmlformats.org/wordprocessingml/2006/main" xmlns:w14="http://schemas.microsoft.com/office/word/2010/wordml" xmlns:w15="http://schemas.microsoft.com/office/word/2012/wordml" xmlns:w16cex="http://schemas.microsoft.com/office/word/2018/wordml/cex" xmlns:w16cid="http://schemas.microsoft.com/office/word/2016/wordml/cid" xmlns:w16="http://schemas.microsoft.com/office/word/2018/wordml" xmlns:w16sdtdh="http://schemas.microsoft.com/office/word/2020/wordml/sdtdatahash" xmlns:w16se="http://schemas.microsoft.com/office/word/2015/wordml/symex" xmlns:wpg="http://schemas.microsoft.com/office/word/2010/wordprocessingGroup" xmlns:wpi="http://schemas.microsoft.com/office/word/2010/wordprocessingInk" xmlns:wne="http://schemas.microsoft.com/office/word/2006/wordml" xmlns:wps="http://schemas.microsoft.com/office/word/2010/wordprocessingShape" mc:Ignorable="w14 w15 w16se w16cid w16 w16cex w16sdtdh wp14">
+  <w:docParts>
+    <w:docPart>
+      <w:docPartPr>
+        <w:name w:val="DefaultPlaceholder_-1854013440"/>
+        <w:category>
+          <w:name w:val="Generelt"/>
+          <w:gallery w:val="placeholder"/>
+        </w:category>
+        <w:types>
+          <w:type w:val="bbPlcHdr"/>
+        </w:types>
+        <w:behaviors>
+          <w:behavior w:val="content"/>
+        </w:behaviors>
+        <w:guid w:val="{77DFBDD7-904D-4D5A-8B4C-2C872C42EDD9}"/>
+      </w:docPartPr>
+      <w:docPartBody>
+        <w:p>
+          <w:r>
+            <w:rPr>
+              <w:rStyle w:val="Pladsholdertekst"/>
+            </w:rPr>
+            <w:t>Klik eller tryk her for at skrive tekst.</w:t>
+          </w:r>
+        </w:p>
+      </w:docPartBody>
+    </w:docPart>
+    <w:docPart>
+      <w:docPartPr>
+        <w:name w:val="DCF9D8F594B94804AAA80EFA93AC6FCD"/>
+        <w:category>
+          <w:name w:val="Generelt"/>
+          <w:gallery w:val="placeholder"/>
+        </w:category>
+        <w:types>
+          <w:type w:val="bbPlcHdr"/>
+        </w:types>
+        <w:behaviors>
+          <w:behavior w:val="content"/>
+        </w:behaviors>
+        <w:guid w:val="{EEA8B7F3-B76B-40A0-9890-F355CB82E709}"/>
+      </w:docPartPr>
+      <w:docPartBody>
+        <w:p>
+          <w:pPr>
+            <w:pStyle w:val="DCF9D8F594B94804AAA80EFA93AC6FCD"/>
+          </w:pPr>
+          <w:r>
+            <w:rPr>
+              <w:rStyle w:val="Pladsholdertekst"/>
+            </w:rPr>
+            <w:t>Klik eller tryk her for at skrive tekst.</w:t>
+          </w:r>
+        </w:p>
+      </w:docPartBody>
+    </w:docPart>
+    <w:docPart>
+      <w:docPartPr>
+        <w:name w:val="54D9A68769C641878FBFC2A6A0682E52"/>
+        <w:category>
+          <w:name w:val="Generelt"/>
+          <w:gallery w:val="placeholder"/>
+        </w:category>
+        <w:types>
+          <w:type w:val="bbPlcHdr"/>
+        </w:types>
+        <w:behaviors>
+          <w:behavior w:val="content"/>
+        </w:behaviors>
+        <w:guid w:val="{E228D8BB-692D-41D3-A354-409ECAA08E62}"/>
+      </w:docPartPr>
+      <w:docPartBody>
+        <w:p>
+          <w:pPr>
+            <w:pStyle w:val="54D9A68769C641878FBFC2A6A0682E52"/>
+          </w:pPr>
+          <w:r>
+            <w:rPr>
+              <w:rStyle w:val="Pladsholdertekst"/>
+            </w:rPr>
+            <w:t>Klik eller tryk her for at skrive tekst.</w:t>
+          </w:r>
+        </w:p>
+      </w:docPartBody>
+    </w:docPart>
+    <w:docPart>
+      <w:docPartPr>
+        <w:name w:val="0CB00AC2465C4756AD598E1BBE5053AD"/>
+        <w:category>
+          <w:name w:val="Generelt"/>
+          <w:gallery w:val="placeholder"/>
+        </w:category>
+        <w:types>
+          <w:type w:val="bbPlcHdr"/>
+        </w:types>
+        <w:behaviors>
+          <w:behavior w:val="content"/>
+        </w:behaviors>
+        <w:guid w:val="{DCC5B037-95F0-463A-AC2A-3CC6116C54C9}"/>
+      </w:docPartPr>
+      <w:docPartBody>
+        <w:p>
+          <w:pPr>
+            <w:pStyle w:val="0CB00AC2465C4756AD598E1BBE5053AD"/>
+          </w:pPr>
+          <w:r>
+            <w:rPr>
+              <w:rStyle w:val="Pladsholdertekst"/>
+            </w:rPr>
+            <w:t>Klik eller tryk her for at skrive tekst.</w:t>
+          </w:r>
+        </w:p>
+      </w:docPartBody>
+    </w:docPart>
+  </w:docParts>
+</w:glossaryDocument>
+</file>
+
+<file path=word/glossary/fontTable.xml><?xml version="1.0" encoding="utf-8"?>
+<w:fonts xmlns:mc="http://schemas.openxmlformats.org/markup-compatibility/2006" xmlns:r="http://schemas.openxmlformats.org/officeDocument/2006/relationships" xmlns:w="http://schemas.openxmlformats.org/wordprocessingml/2006/main" xmlns:w14="http://schemas.microsoft.com/office/word/2010/wordml" xmlns:w15="http://schemas.microsoft.com/office/word/2012/wordml" xmlns:w16cex="http://schemas.microsoft.com/office/word/2018/wordml/cex" xmlns:w16cid="http://schemas.microsoft.com/office/word/2016/wordml/cid" xmlns:w16="http://schemas.microsoft.com/office/word/2018/wordml" xmlns:w16sdtdh="http://schemas.microsoft.com/office/word/2020/wordml/sdtdatahash" xmlns:w16se="http://schemas.microsoft.com/office/word/2015/wordml/symex" mc:Ignorable="w14 w15 w16se w16cid w16 w16cex w16sdtdh">
+  <w:font w:name="Calibri">
+    <w:panose1 w:val="020F0502020204030204"/>
+    <w:charset w:val="00"/>
+    <w:family w:val="swiss"/>
+    <w:pitch w:val="variable"/>
+    <w:sig w:usb0="E0002AFF" w:usb1="C000247B" w:usb2="00000009" w:usb3="00000000" w:csb0="000001FF" w:csb1="00000000"/>
+  </w:font>
+  <w:font w:name="Times New Roman">
+    <w:panose1 w:val="02020603050405020304"/>
+    <w:charset w:val="00"/>
+    <w:family w:val="roman"/>
+    <w:pitch w:val="variable"/>
+    <w:sig w:usb0="E0002EFF" w:usb1="C000785B" w:usb2="00000009" w:usb3="00000000" w:csb0="000001FF" w:csb1="00000000"/>
+  </w:font>
+  <w:font w:name="Arial">
+    <w:panose1 w:val="020B0604020202020204"/>
+    <w:charset w:val="00"/>
+    <w:family w:val="swiss"/>
+    <w:pitch w:val="variable"/>
+    <w:sig w:usb0="E0002EFF" w:usb1="C0007843" w:usb2="00000009" w:usb3="00000000" w:csb0="000001FF" w:csb1="00000000"/>
+  </w:font>
+  <w:font w:name="Calibri Light">
+    <w:panose1 w:val="020F0302020204030204"/>
+    <w:charset w:val="00"/>
+    <w:family w:val="swiss"/>
+    <w:pitch w:val="variable"/>
+    <w:sig w:usb0="E0002AFF" w:usb1="C000247B" w:usb2="00000009" w:usb3="00000000" w:csb0="000001FF" w:csb1="00000000"/>
+  </w:font>
+</w:fonts>
+</file>
+
+<file path=word/glossary/settings.xml><?xml version="1.0" encoding="utf-8"?>
+<w:settings xmlns:mc="http://schemas.openxmlformats.org/markup-compatibility/2006" xmlns:o="urn:schemas-microsoft-com:office:office" xmlns:r="http://schemas.openxmlformats.org/officeDocument/2006/relationships" xmlns:m="http://schemas.openxmlformats.org/officeDocument/2006/math" xmlns:v="urn:schemas-microsoft-com:vml" xmlns:w10="urn:schemas-microsoft-com:office:word" xmlns:w="http://schemas.openxmlformats.org/wordprocessingml/2006/main" xmlns:w14="http://schemas.microsoft.com/office/word/2010/wordml" xmlns:w15="http://schemas.microsoft.com/office/word/2012/wordml" xmlns:w16cex="http://schemas.microsoft.com/office/word/2018/wordml/cex" xmlns:w16cid="http://schemas.microsoft.com/office/word/2016/wordml/cid" xmlns:w16="http://schemas.microsoft.com/office/word/2018/wordml" xmlns:w16sdtdh="http://schemas.microsoft.com/office/word/2020/wordml/sdtdatahash" xmlns:w16se="http://schemas.microsoft.com/office/word/2015/wordml/symex" xmlns:sl="http://schemas.openxmlformats.org/schemaLibrary/2006/main" mc:Ignorable="w14 w15 w16se w16cid w16 w16cex w16sdtdh">
+  <w:view w:val="normal"/>
+  <w:defaultTabStop w:val="1304"/>
+  <w:hyphenationZone w:val="425"/>
+  <w:characterSpacingControl w:val="doNotCompress"/>
+  <w:compat>
+    <w:useFELayout/>
+    <w:compatSetting w:name="compatibilityMode" w:uri="http://schemas.microsoft.com/office/word" w:val="15"/>
+    <w:compatSetting w:name="overrideTableStyleFontSizeAndJustification" w:uri="http://schemas.microsoft.com/office/word" w:val="1"/>
+    <w:compatSetting w:name="enableOpenTypeFeatures" w:uri="http://schemas.microsoft.com/office/word" w:val="1"/>
+    <w:compatSetting w:name="doNotFlipMirrorIndents" w:uri="http://schemas.microsoft.com/office/word" w:val="1"/>
+    <w:compatSetting w:name="differentiateMultirowTableHeaders" w:uri="http://schemas.microsoft.com/office/word" w:val="1"/>
+    <w:compatSetting w:name="useWord2013TrackBottomHyphenation" w:uri="http://schemas.microsoft.com/office/word" w:val="0"/>
+  </w:compat>
+  <w:rsids>
+    <w:rsidRoot w:val="00BE11E8"/>
+    <w:rsid w:val="00004B02"/>
+    <w:rsid w:val="000665E8"/>
+    <w:rsid w:val="001D7977"/>
+    <w:rsid w:val="0048298A"/>
+    <w:rsid w:val="006E57D1"/>
+    <w:rsid w:val="007A0487"/>
+    <w:rsid w:val="00844C2D"/>
+    <w:rsid w:val="009A43F3"/>
+    <w:rsid w:val="00A95C33"/>
+    <w:rsid w:val="00B46FCE"/>
+    <w:rsid w:val="00BE11E8"/>
+    <w:rsid w:val="00CA0CA1"/>
+    <w:rsid w:val="00CA7143"/>
+    <w:rsid w:val="00CF32E1"/>
+    <w:rsid w:val="00FD2BA0"/>
+  </w:rsids>
+  <m:mathPr>
+    <m:mathFont m:val="Cambria Math"/>
+    <m:brkBin m:val="before"/>
+    <m:brkBinSub m:val="--"/>
+    <m:smallFrac m:val="0"/>
+    <m:dispDef/>
+    <m:lMargin m:val="0"/>
+    <m:rMargin m:val="0"/>
+    <m:defJc m:val="centerGroup"/>
+    <m:wrapIndent m:val="1440"/>
+    <m:intLim m:val="subSup"/>
+    <m:naryLim m:val="undOvr"/>
+  </m:mathPr>
+  <w:themeFontLang w:val="da-DK"/>
+  <w:clrSchemeMapping w:bg1="light1" w:t1="dark1" w:bg2="light2" w:t2="dark2" w:accent1="accent1" w:accent2="accent2" w:accent3="accent3" w:accent4="accent4" w:accent5="accent5" w:accent6="accent6" w:hyperlink="hyperlink" w:followedHyperlink="followedHyperlink"/>
+  <w:decimalSymbol w:val=","/>
+  <w:listSeparator w:val=";"/>
+  <w15:chartTrackingRefBased/>
+</w:settings>
+</file>
+
+<file path=word/glossary/styles.xml><?xml version="1.0" encoding="utf-8"?>
+<w:styles xmlns:mc="http://schemas.openxmlformats.org/markup-compatibility/2006" xmlns:r="http://schemas.openxmlformats.org/officeDocument/2006/relationships" xmlns:w="http://schemas.openxmlformats.org/wordprocessingml/2006/main" xmlns:w14="http://schemas.microsoft.com/office/word/2010/wordml" xmlns:w15="http://schemas.microsoft.com/office/word/2012/wordml" xmlns:w16cex="http://schemas.microsoft.com/office/word/2018/wordml/cex" xmlns:w16cid="http://schemas.microsoft.com/office/word/2016/wordml/cid" xmlns:w16="http://schemas.microsoft.com/office/word/2018/wordml" xmlns:w16sdtdh="http://schemas.microsoft.com/office/word/2020/wordml/sdtdatahash" xmlns:w16se="http://schemas.microsoft.com/office/word/2015/wordml/symex" mc:Ignorable="w14 w15 w16se w16cid w16 w16cex w16sdtdh">
+  <w:docDefaults>
+    <w:rPrDefault>
+      <w:rPr>
+        <w:rFonts w:asciiTheme="minorHAnsi" w:eastAsiaTheme="minorEastAsia" w:hAnsiTheme="minorHAnsi" w:cstheme="minorBidi"/>
+        <w:sz w:val="22"/>
+        <w:szCs w:val="22"/>
+        <w:lang w:val="da-DK" w:eastAsia="da-DK" w:bidi="ar-SA"/>
+      </w:rPr>
+    </w:rPrDefault>
+    <w:pPrDefault>
+      <w:pPr>
+        <w:spacing w:after="160" w:line="259" w:lineRule="auto"/>
+      </w:pPr>
+    </w:pPrDefault>
+  </w:docDefaults>
+  <w:latentStyles w:defLockedState="0" w:defUIPriority="99" w:defSemiHidden="0" w:defUnhideWhenUsed="0" w:defQFormat="0" w:count="376">
+    <w:lsdException w:name="Normal" w:uiPriority="0" w:qFormat="1"/>
+    <w:lsdException w:name="heading 1" w:uiPriority="9" w:qFormat="1"/>
+    <w:lsdException w:name="heading 2" w:semiHidden="1" w:uiPriority="9" w:unhideWhenUsed="1" w:qFormat="1"/>
+    <w:lsdException w:name="heading 3" w:semiHidden="1" w:uiPriority="9" w:unhideWhenUsed="1" w:qFormat="1"/>
+    <w:lsdException w:name="heading 4" w:semiHidden="1" w:uiPriority="9" w:unhideWhenUsed="1" w:qFormat="1"/>
+    <w:lsdException w:name="heading 5" w:semiHidden="1" w:uiPriority="9" w:unhideWhenUsed="1" w:qFormat="1"/>
+    <w:lsdException w:name="heading 6" w:semiHidden="1" w:uiPriority="9" w:unhideWhenUsed="1" w:qFormat="1"/>
+    <w:lsdException w:name="heading 7" w:semiHidden="1" w:uiPriority="9" w:unhideWhenUsed="1" w:qFormat="1"/>
+    <w:lsdException w:name="heading 8" w:semiHidden="1" w:uiPriority="9" w:unhideWhenUsed="1" w:qFormat="1"/>
+    <w:lsdException w:name="heading 9" w:semiHidden="1" w:uiPriority="9" w:unhideWhenUsed="1" w:qFormat="1"/>
+    <w:lsdException w:name="index 1" w:semiHidden="1" w:unhideWhenUsed="1"/>
+    <w:lsdException w:name="index 2" w:semiHidden="1" w:unhideWhenUsed="1"/>
+    <w:lsdException w:name="index 3" w:semiHidden="1" w:unhideWhenUsed="1"/>
+    <w:lsdException w:name="index 4" w:semiHidden="1" w:unhideWhenUsed="1"/>
+    <w:lsdException w:name="index 5" w:semiHidden="1" w:unhideWhenUsed="1"/>
+    <w:lsdException w:name="index 6" w:semiHidden="1" w:unhideWhenUsed="1"/>
+    <w:lsdException w:name="index 7" w:semiHidden="1" w:unhideWhenUsed="1"/>
+    <w:lsdException w:name="index 8" w:semiHidden="1" w:unhideWhenUsed="1"/>
+    <w:lsdException w:name="index 9" w:semiHidden="1" w:unhideWhenUsed="1"/>
+    <w:lsdException w:name="toc 1" w:semiHidden="1" w:uiPriority="39" w:unhideWhenUsed="1"/>
+    <w:lsdException w:name="toc 2" w:semiHidden="1" w:uiPriority="39" w:unhideWhenUsed="1"/>
+    <w:lsdException w:name="toc 3" w:semiHidden="1" w:uiPriority="39" w:unhideWhenUsed="1"/>
+    <w:lsdException w:name="toc 4" w:semiHidden="1" w:uiPriority="39" w:unhideWhenUsed="1"/>
+    <w:lsdException w:name="toc 5" w:semiHidden="1" w:uiPriority="39" w:unhideWhenUsed="1"/>
+    <w:lsdException w:name="toc 6" w:semiHidden="1" w:uiPriority="39" w:unhideWhenUsed="1"/>
+    <w:lsdException w:name="toc 7" w:semiHidden="1" w:uiPriority="39" w:unhideWhenUsed="1"/>
+    <w:lsdException w:name="toc 8" w:semiHidden="1" w:uiPriority="39" w:unhideWhenUsed="1"/>
+    <w:lsdException w:name="toc 9" w:semiHidden="1" w:uiPriority="39" w:unhideWhenUsed="1"/>
+    <w:lsdException w:name="Normal Indent" w:semiHidden="1" w:unhideWhenUsed="1"/>
+    <w:lsdException w:name="footnote text" w:semiHidden="1" w:unhideWhenUsed="1"/>
+    <w:lsdException w:name="annotation text" w:semiHidden="1" w:unhideWhenUsed="1"/>
+    <w:lsdException w:name="header" w:semiHidden="1" w:unhideWhenUsed="1"/>
+    <w:lsdException w:name="footer" w:semiHidden="1" w:unhideWhenUsed="1"/>
+    <w:lsdException w:name="index heading" w:semiHidden="1" w:unhideWhenUsed="1"/>
+    <w:lsdException w:name="caption" w:semiHidden="1" w:uiPriority="35" w:unhideWhenUsed="1" w:qFormat="1"/>
+    <w:lsdException w:name="table of figures" w:semiHidden="1" w:unhideWhenUsed="1"/>
+    <w:lsdException w:name="envelope address" w:semiHidden="1" w:unhideWhenUsed="1"/>
+    <w:lsdException w:name="envelope return" w:semiHidden="1" w:unhideWhenUsed="1"/>
+    <w:lsdException w:name="footnote reference" w:semiHidden="1" w:unhideWhenUsed="1"/>
+    <w:lsdException w:name="annotation reference" w:semiHidden="1" w:unhideWhenUsed="1"/>
+    <w:lsdException w:name="line number" w:semiHidden="1" w:unhideWhenUsed="1"/>
+    <w:lsdException w:name="page number" w:semiHidden="1" w:unhideWhenUsed="1"/>
+    <w:lsdException w:name="endnote reference" w:semiHidden="1" w:unhideWhenUsed="1"/>
+    <w:lsdException w:name="endnote text" w:semiHidden="1" w:unhideWhenUsed="1"/>
+    <w:lsdException w:name="table of authorities" w:semiHidden="1" w:unhideWhenUsed="1"/>
+    <w:lsdException w:name="macro" w:semiHidden="1" w:unhideWhenUsed="1"/>
+    <w:lsdException w:name="toa heading" w:semiHidden="1" w:unhideWhenUsed="1"/>
+    <w:lsdException w:name="List" w:semiHidden="1" w:unhideWhenUsed="1"/>
+    <w:lsdException w:name="List Bullet" w:semiHidden="1" w:unhideWhenUsed="1"/>
+    <w:lsdException w:name="List Number" w:semiHidden="1" w:unhideWhenUsed="1"/>
+    <w:lsdException w:name="List 2" w:semiHidden="1" w:unhideWhenUsed="1"/>
+    <w:lsdException w:name="List 3" w:semiHidden="1" w:unhideWhenUsed="1"/>
+    <w:lsdException w:name="List 4" w:semiHidden="1" w:unhideWhenUsed="1"/>
+    <w:lsdException w:name="List 5" w:semiHidden="1" w:unhideWhenUsed="1"/>
+    <w:lsdException w:name="List Bullet 2" w:semiHidden="1" w:unhideWhenUsed="1"/>
+    <w:lsdException w:name="List Bullet 3" w:semiHidden="1" w:unhideWhenUsed="1"/>
+    <w:lsdException w:name="List Bullet 4" w:semiHidden="1" w:unhideWhenUsed="1"/>
+    <w:lsdException w:name="List Bullet 5" w:semiHidden="1" w:unhideWhenUsed="1"/>
+    <w:lsdException w:name="List Number 2" w:semiHidden="1" w:unhideWhenUsed="1"/>
+    <w:lsdException w:name="List Number 3" w:semiHidden="1" w:unhideWhenUsed="1"/>
+    <w:lsdException w:name="List Number 4" w:semiHidden="1" w:unhideWhenUsed="1"/>
+    <w:lsdException w:name="List Number 5" w:semiHidden="1" w:unhideWhenUsed="1"/>
+    <w:lsdException w:name="Title" w:uiPriority="10" w:qFormat="1"/>
+    <w:lsdException w:name="Closing" w:semiHidden="1" w:unhideWhenUsed="1"/>
+    <w:lsdException w:name="Signature" w:semiHidden="1" w:unhideWhenUsed="1"/>
+    <w:lsdException w:name="Default Paragraph Font" w:semiHidden="1" w:uiPriority="1" w:unhideWhenUsed="1"/>
+    <w:lsdException w:name="Body Text" w:semiHidden="1" w:unhideWhenUsed="1"/>
+    <w:lsdException w:name="Body Text Indent" w:semiHidden="1" w:unhideWhenUsed="1"/>
+    <w:lsdException w:name="List Continue" w:semiHidden="1" w:unhideWhenUsed="1"/>
+    <w:lsdException w:name="List Continue 2" w:semiHidden="1" w:unhideWhenUsed="1"/>
+    <w:lsdException w:name="List Continue 3" w:semiHidden="1" w:unhideWhenUsed="1"/>
+    <w:lsdException w:name="List Continue 4" w:semiHidden="1" w:unhideWhenUsed="1"/>
+    <w:lsdException w:name="List Continue 5" w:semiHidden="1" w:unhideWhenUsed="1"/>
+    <w:lsdException w:name="Message Header" w:semiHidden="1" w:unhideWhenUsed="1"/>
+    <w:lsdException w:name="Subtitle" w:uiPriority="11" w:qFormat="1"/>
+    <w:lsdException w:name="Salutation" w:semiHidden="1" w:unhideWhenUsed="1"/>
+    <w:lsdException w:name="Date" w:semiHidden="1" w:unhideWhenUsed="1"/>
+    <w:lsdException w:name="Body Text First Indent" w:semiHidden="1" w:unhideWhenUsed="1"/>
+    <w:lsdException w:name="Body Text First Indent 2" w:semiHidden="1" w:unhideWhenUsed="1"/>
+    <w:lsdException w:name="Note Heading" w:semiHidden="1" w:unhideWhenUsed="1"/>
+    <w:lsdException w:name="Body Text 2" w:semiHidden="1" w:unhideWhenUsed="1"/>
+    <w:lsdException w:name="Body Text 3" w:semiHidden="1" w:unhideWhenUsed="1"/>
+    <w:lsdException w:name="Body Text Indent 2" w:semiHidden="1" w:unhideWhenUsed="1"/>
+    <w:lsdException w:name="Body Text Indent 3" w:semiHidden="1" w:unhideWhenUsed="1"/>
+    <w:lsdException w:name="Block Text" w:semiHidden="1" w:unhideWhenUsed="1"/>
+    <w:lsdException w:name="Hyperlink" w:semiHidden="1" w:unhideWhenUsed="1"/>
+    <w:lsdException w:name="FollowedHyperlink" w:semiHidden="1" w:unhideWhenUsed="1"/>
+    <w:lsdException w:name="Strong" w:uiPriority="22" w:qFormat="1"/>
+    <w:lsdException w:name="Emphasis" w:uiPriority="20" w:qFormat="1"/>
+    <w:lsdException w:name="Document Map" w:semiHidden="1" w:unhideWhenUsed="1"/>
+    <w:lsdException w:name="Plain Text" w:semiHidden="1" w:unhideWhenUsed="1"/>
+    <w:lsdException w:name="E-mail Signature" w:semiHidden="1" w:unhideWhenUsed="1"/>
+    <w:lsdException w:name="HTML Top of Form" w:semiHidden="1" w:unhideWhenUsed="1"/>
+    <w:lsdException w:name="HTML Bottom of Form" w:semiHidden="1" w:unhideWhenUsed="1"/>
+    <w:lsdException w:name="Normal (Web)" w:semiHidden="1" w:unhideWhenUsed="1"/>
+    <w:lsdException w:name="HTML Acronym" w:semiHidden="1" w:unhideWhenUsed="1"/>
+    <w:lsdException w:name="HTML Address" w:semiHidden="1" w:unhideWhenUsed="1"/>
+    <w:lsdException w:name="HTML Cite" w:semiHidden="1" w:unhideWhenUsed="1"/>
+    <w:lsdException w:name="HTML Code" w:semiHidden="1" w:unhideWhenUsed="1"/>
+    <w:lsdException w:name="HTML Definition" w:semiHidden="1" w:unhideWhenUsed="1"/>
+    <w:lsdException w:name="HTML Keyboard" w:semiHidden="1" w:unhideWhenUsed="1"/>
+    <w:lsdException w:name="HTML Preformatted" w:semiHidden="1" w:unhideWhenUsed="1"/>
+    <w:lsdException w:name="HTML Sample" w:semiHidden="1" w:unhideWhenUsed="1"/>
+    <w:lsdException w:name="HTML Typewriter" w:semiHidden="1" w:unhideWhenUsed="1"/>
+    <w:lsdException w:name="HTML Variable" w:semiHidden="1" w:unhideWhenUsed="1"/>
+    <w:lsdException w:name="Normal Table" w:semiHidden="1" w:unhideWhenUsed="1"/>
+    <w:lsdException w:name="annotation subject" w:semiHidden="1" w:unhideWhenUsed="1"/>
+    <w:lsdException w:name="No List" w:semiHidden="1" w:unhideWhenUsed="1"/>
+    <w:lsdException w:name="Outline List 1" w:semiHidden="1" w:unhideWhenUsed="1"/>
+    <w:lsdException w:name="Outline List 2" w:semiHidden="1" w:unhideWhenUsed="1"/>
+    <w:lsdException w:name="Outline List 3" w:semiHidden="1" w:unhideWhenUsed="1"/>
+    <w:lsdException w:name="Table Simple 1" w:semiHidden="1" w:unhideWhenUsed="1"/>
+    <w:lsdException w:name="Table Simple 2" w:semiHidden="1" w:unhideWhenUsed="1"/>
+    <w:lsdException w:name="Table Simple 3" w:semiHidden="1" w:unhideWhenUsed="1"/>
+    <w:lsdException w:name="Table Classic 1" w:semiHidden="1" w:unhideWhenUsed="1"/>
+    <w:lsdException w:name="Table Classic 2" w:semiHidden="1" w:unhideWhenUsed="1"/>
+    <w:lsdException w:name="Table Classic 3" w:semiHidden="1" w:unhideWhenUsed="1"/>
+    <w:lsdException w:name="Table Classic 4" w:semiHidden="1" w:unhideWhenUsed="1"/>
+    <w:lsdException w:name="Table Colorful 1" w:semiHidden="1" w:unhideWhenUsed="1"/>
+    <w:lsdException w:name="Table Colorful 2" w:semiHidden="1" w:unhideWhenUsed="1"/>
+    <w:lsdException w:name="Table Colorful 3" w:semiHidden="1" w:unhideWhenUsed="1"/>
+    <w:lsdException w:name="Table Columns 1" w:semiHidden="1" w:unhideWhenUsed="1"/>
+    <w:lsdException w:name="Table Columns 2" w:semiHidden="1" w:unhideWhenUsed="1"/>
+    <w:lsdException w:name="Table Columns 3" w:semiHidden="1" w:unhideWhenUsed="1"/>
+    <w:lsdException w:name="Table Columns 4" w:semiHidden="1" w:unhideWhenUsed="1"/>
+    <w:lsdException w:name="Table Columns 5" w:semiHidden="1" w:unhideWhenUsed="1"/>
+    <w:lsdException w:name="Table Grid 1" w:semiHidden="1" w:unhideWhenUsed="1"/>
+    <w:lsdException w:name="Table Grid 2" w:semiHidden="1" w:unhideWhenUsed="1"/>
+    <w:lsdException w:name="Table Grid 3" w:semiHidden="1" w:unhideWhenUsed="1"/>
+    <w:lsdException w:name="Table Grid 4" w:semiHidden="1" w:unhideWhenUsed="1"/>
+    <w:lsdException w:name="Table Grid 5" w:semiHidden="1" w:unhideWhenUsed="1"/>
+    <w:lsdException w:name="Table Grid 6" w:semiHidden="1" w:unhideWhenUsed="1"/>
+    <w:lsdException w:name="Table Grid 7" w:semiHidden="1" w:unhideWhenUsed="1"/>
+    <w:lsdException w:name="Table Grid 8" w:semiHidden="1" w:unhideWhenUsed="1"/>
+    <w:lsdException w:name="Table List 1" w:semiHidden="1" w:unhideWhenUsed="1"/>
+    <w:lsdException w:name="Table List 2" w:semiHidden="1" w:unhideWhenUsed="1"/>
+    <w:lsdException w:name="Table List 3" w:semiHidden="1" w:unhideWhenUsed="1"/>
+    <w:lsdException w:name="Table List 4" w:semiHidden="1" w:unhideWhenUsed="1"/>
+    <w:lsdException w:name="Table List 5" w:semiHidden="1" w:unhideWhenUsed="1"/>
+    <w:lsdException w:name="Table List 6" w:semiHidden="1" w:unhideWhenUsed="1"/>
+    <w:lsdException w:name="Table List 7" w:semiHidden="1" w:unhideWhenUsed="1"/>
+    <w:lsdException w:name="Table List 8" w:semiHidden="1" w:unhideWhenUsed="1"/>
+    <w:lsdException w:name="Table 3D effects 1" w:semiHidden="1" w:unhideWhenUsed="1"/>
+    <w:lsdException w:name="Table 3D effects 2" w:semiHidden="1" w:unhideWhenUsed="1"/>
+    <w:lsdException w:name="Table 3D effects 3" w:semiHidden="1" w:unhideWhenUsed="1"/>
+    <w:lsdException w:name="Table Contemporary" w:semiHidden="1" w:unhideWhenUsed="1"/>
+    <w:lsdException w:name="Table Elegant" w:semiHidden="1" w:unhideWhenUsed="1"/>
+    <w:lsdException w:name="Table Professional" w:semiHidden="1" w:unhideWhenUsed="1"/>
+    <w:lsdException w:name="Table Subtle 1" w:semiHidden="1" w:unhideWhenUsed="1"/>
+    <w:lsdException w:name="Table Subtle 2" w:semiHidden="1" w:unhideWhenUsed="1"/>
+    <w:lsdException w:name="Table Web 1" w:semiHidden="1" w:unhideWhenUsed="1"/>
+    <w:lsdException w:name="Table Web 2" w:semiHidden="1" w:unhideWhenUsed="1"/>
+    <w:lsdException w:name="Table Web 3" w:semiHidden="1" w:unhideWhenUsed="1"/>
+    <w:lsdException w:name="Balloon Text" w:semiHidden="1" w:unhideWhenUsed="1"/>
+    <w:lsdException w:name="Table Grid" w:uiPriority="39"/>
+    <w:lsdException w:name="Table Theme" w:semiHidden="1" w:unhideWhenUsed="1"/>
     <w:lsdException w:name="Placeholder Text" w:semiHidden="1"/>
     <w:lsdException w:name="No Spacing" w:uiPriority="1" w:qFormat="1"/>
     <w:lsdException w:name="Light Shading" w:uiPriority="60"/>
@@ -1271,566 +3178,28 @@
     <w:basedOn w:val="Standardskrifttypeiafsnit"/>
     <w:uiPriority w:val="99"/>
     <w:semiHidden/>
-    <w:rsid w:val="001927CB"/>
+    <w:rsid w:val="0048298A"/>
     <w:rPr>
       <w:color w:val="808080"/>
     </w:rPr>
   </w:style>
-</w:styles>
-</file>
-
-<file path=word/glossary/document.xml><?xml version="1.0" encoding="utf-8"?>
-<w:glossaryDocument xmlns:wpc="http://schemas.microsoft.com/office/word/2010/wordprocessingCanvas" xmlns:cx="http://schemas.microsoft.com/office/drawing/2014/chartex" xmlns:cx1="http://schemas.microsoft.com/office/drawing/2015/9/8/chartex" xmlns:cx2="http://schemas.microsoft.com/office/drawing/2015/10/21/chartex" xmlns:cx3="http://schemas.microsoft.com/office/drawing/2016/5/9/chartex" xmlns:cx4="http://schemas.microsoft.com/office/drawing/2016/5/10/chartex" xmlns:cx5="http://schemas.microsoft.com/office/drawing/2016/5/11/chartex" xmlns:cx6="http://schemas.microsoft.com/office/drawing/2016/5/12/chartex" xmlns:cx7="http://schemas.microsoft.com/office/drawing/2016/5/13/chartex" xmlns:cx8="http://schemas.microsoft.com/office/drawing/2016/5/14/chartex" xmlns:mc="http://schemas.openxmlformats.org/markup-compatibility/2006" xmlns:aink="http://schemas.microsoft.com/office/drawing/2016/ink" xmlns:am3d="http://schemas.microsoft.com/office/drawing/2017/model3d" xmlns:o="urn:schemas-microsoft-com:office:office" xmlns:r="http://schemas.openxmlformats.org/officeDocument/2006/relationships" xmlns:m="http://schemas.openxmlformats.org/officeDocument/2006/math" xmlns:v="urn:schemas-microsoft-com:vml" xmlns:wp14="http://schemas.microsoft.com/office/word/2010/wordprocessingDrawing" xmlns:wp="http://schemas.openxmlformats.org/drawingml/2006/wordprocessingDrawing" xmlns:w10="urn:schemas-microsoft-com:office:word" xmlns:w="http://schemas.openxmlformats.org/wordprocessingml/2006/main" xmlns:w14="http://schemas.microsoft.com/office/word/2010/wordml" xmlns:w15="http://schemas.microsoft.com/office/word/2012/wordml" xmlns:w16cid="http://schemas.microsoft.com/office/word/2016/wordml/cid" xmlns:w16se="http://schemas.microsoft.com/office/word/2015/wordml/symex" xmlns:wpg="http://schemas.microsoft.com/office/word/2010/wordprocessingGroup" xmlns:wpi="http://schemas.microsoft.com/office/word/2010/wordprocessingInk" xmlns:wne="http://schemas.microsoft.com/office/word/2006/wordml" xmlns:wps="http://schemas.microsoft.com/office/word/2010/wordprocessingShape" mc:Ignorable="w14 w15 w16se w16cid wp14">
-  <w:docParts>
-    <w:docPart>
-      <w:docPartPr>
-        <w:name w:val="DefaultPlaceholder_-1854013440"/>
-        <w:category>
-          <w:name w:val="Generelt"/>
-          <w:gallery w:val="placeholder"/>
-        </w:category>
-        <w:types>
-          <w:type w:val="bbPlcHdr"/>
-        </w:types>
-        <w:behaviors>
-          <w:behavior w:val="content"/>
-        </w:behaviors>
-        <w:guid w:val="{77DFBDD7-904D-4D5A-8B4C-2C872C42EDD9}"/>
-      </w:docPartPr>
-      <w:docPartBody>
-        <w:p>
-          <w:r>
-            <w:rPr>
-              <w:rStyle w:val="Pladsholdertekst"/>
-            </w:rPr>
-            <w:t>Klik eller tryk her for at skrive tekst.</w:t>
-          </w:r>
-        </w:p>
-      </w:docPartBody>
-    </w:docPart>
-  </w:docParts>
-</w:glossaryDocument>
-</file>
-
-<file path=word/glossary/fontTable.xml><?xml version="1.0" encoding="utf-8"?>
-<w:fonts xmlns:mc="http://schemas.openxmlformats.org/markup-compatibility/2006" xmlns:r="http://schemas.openxmlformats.org/officeDocument/2006/relationships" xmlns:w="http://schemas.openxmlformats.org/wordprocessingml/2006/main" xmlns:w14="http://schemas.microsoft.com/office/word/2010/wordml" xmlns:w15="http://schemas.microsoft.com/office/word/2012/wordml" xmlns:w16cid="http://schemas.microsoft.com/office/word/2016/wordml/cid" xmlns:w16se="http://schemas.microsoft.com/office/word/2015/wordml/symex" mc:Ignorable="w14 w15 w16se w16cid">
-  <w:font w:name="Calibri">
-    <w:panose1 w:val="020F0502020204030204"/>
-    <w:charset w:val="00"/>
-    <w:family w:val="swiss"/>
-    <w:pitch w:val="variable"/>
-    <w:sig w:usb0="E0002AFF" w:usb1="C000247B" w:usb2="00000009" w:usb3="00000000" w:csb0="000001FF" w:csb1="00000000"/>
-  </w:font>
-  <w:font w:name="Times New Roman">
-    <w:panose1 w:val="02020603050405020304"/>
-    <w:charset w:val="00"/>
-    <w:family w:val="roman"/>
-    <w:pitch w:val="variable"/>
-    <w:sig w:usb0="E0002EFF" w:usb1="C000785B" w:usb2="00000009" w:usb3="00000000" w:csb0="000001FF" w:csb1="00000000"/>
-  </w:font>
-  <w:font w:name="Arial">
-    <w:panose1 w:val="020B0604020202020204"/>
-    <w:charset w:val="00"/>
-    <w:family w:val="swiss"/>
-    <w:pitch w:val="variable"/>
-    <w:sig w:usb0="E0002EFF" w:usb1="C0007843" w:usb2="00000009" w:usb3="00000000" w:csb0="000001FF" w:csb1="00000000"/>
-  </w:font>
-  <w:font w:name="Calibri Light">
-    <w:panose1 w:val="020F0302020204030204"/>
-    <w:charset w:val="00"/>
-    <w:family w:val="swiss"/>
-    <w:pitch w:val="variable"/>
-    <w:sig w:usb0="E0002AFF" w:usb1="C000247B" w:usb2="00000009" w:usb3="00000000" w:csb0="000001FF" w:csb1="00000000"/>
-  </w:font>
-</w:fonts>
-</file>
-
-<file path=word/glossary/settings.xml><?xml version="1.0" encoding="utf-8"?>
-<w:settings xmlns:mc="http://schemas.openxmlformats.org/markup-compatibility/2006" xmlns:o="urn:schemas-microsoft-com:office:office" xmlns:r="http://schemas.openxmlformats.org/officeDocument/2006/relationships" xmlns:m="http://schemas.openxmlformats.org/officeDocument/2006/math" xmlns:v="urn:schemas-microsoft-com:vml" xmlns:w10="urn:schemas-microsoft-com:office:word" xmlns:w="http://schemas.openxmlformats.org/wordprocessingml/2006/main" xmlns:w14="http://schemas.microsoft.com/office/word/2010/wordml" xmlns:w15="http://schemas.microsoft.com/office/word/2012/wordml" xmlns:w16cid="http://schemas.microsoft.com/office/word/2016/wordml/cid" xmlns:w16se="http://schemas.microsoft.com/office/word/2015/wordml/symex" xmlns:sl="http://schemas.openxmlformats.org/schemaLibrary/2006/main" mc:Ignorable="w14 w15 w16se w16cid">
-  <w:view w:val="normal"/>
-  <w:defaultTabStop w:val="1304"/>
-  <w:hyphenationZone w:val="425"/>
-  <w:characterSpacingControl w:val="doNotCompress"/>
-  <w:compat>
-    <w:useFELayout/>
-    <w:compatSetting w:name="compatibilityMode" w:uri="http://schemas.microsoft.com/office/word" w:val="15"/>
-    <w:compatSetting w:name="overrideTableStyleFontSizeAndJustification" w:uri="http://schemas.microsoft.com/office/word" w:val="1"/>
-    <w:compatSetting w:name="enableOpenTypeFeatures" w:uri="http://schemas.microsoft.com/office/word" w:val="1"/>
-    <w:compatSetting w:name="doNotFlipMirrorIndents" w:uri="http://schemas.microsoft.com/office/word" w:val="1"/>
-    <w:compatSetting w:name="differentiateMultirowTableHeaders" w:uri="http://schemas.microsoft.com/office/word" w:val="1"/>
-    <w:compatSetting w:name="useWord2013TrackBottomHyphenation" w:uri="http://schemas.microsoft.com/office/word" w:val="0"/>
-  </w:compat>
-  <w:rsids>
-    <w:rsidRoot w:val="00BE11E8"/>
-    <w:rsid w:val="001D7977"/>
-    <w:rsid w:val="006E57D1"/>
-    <w:rsid w:val="007A0487"/>
-    <w:rsid w:val="009A43F3"/>
-    <w:rsid w:val="00B46FCE"/>
-    <w:rsid w:val="00BE11E8"/>
-    <w:rsid w:val="00CA0CA1"/>
-    <w:rsid w:val="00CA7143"/>
-    <w:rsid w:val="00CF32E1"/>
-  </w:rsids>
-  <m:mathPr>
-    <m:mathFont m:val="Cambria Math"/>
-    <m:brkBin m:val="before"/>
-    <m:brkBinSub m:val="--"/>
-    <m:smallFrac m:val="0"/>
-    <m:dispDef/>
-    <m:lMargin m:val="0"/>
-    <m:rMargin m:val="0"/>
-    <m:defJc m:val="centerGroup"/>
-    <m:wrapIndent m:val="1440"/>
-    <m:intLim m:val="subSup"/>
-    <m:naryLim m:val="undOvr"/>
-  </m:mathPr>
-  <w:themeFontLang w:val="da-DK"/>
-  <w:clrSchemeMapping w:bg1="light1" w:t1="dark1" w:bg2="light2" w:t2="dark2" w:accent1="accent1" w:accent2="accent2" w:accent3="accent3" w:accent4="accent4" w:accent5="accent5" w:accent6="accent6" w:hyperlink="hyperlink" w:followedHyperlink="followedHyperlink"/>
-  <w:decimalSymbol w:val=","/>
-  <w:listSeparator w:val=";"/>
-  <w15:chartTrackingRefBased/>
-</w:settings>
-</file>
-
-<file path=word/glossary/styles.xml><?xml version="1.0" encoding="utf-8"?>
-<w:styles xmlns:mc="http://schemas.openxmlformats.org/markup-compatibility/2006" xmlns:r="http://schemas.openxmlformats.org/officeDocument/2006/relationships" xmlns:w="http://schemas.openxmlformats.org/wordprocessingml/2006/main" xmlns:w14="http://schemas.microsoft.com/office/word/2010/wordml" xmlns:w15="http://schemas.microsoft.com/office/word/2012/wordml" xmlns:w16cid="http://schemas.microsoft.com/office/word/2016/wordml/cid" xmlns:w16se="http://schemas.microsoft.com/office/word/2015/wordml/symex" mc:Ignorable="w14 w15 w16se w16cid">
-  <w:docDefaults>
-    <w:rPrDefault>
-      <w:rPr>
-        <w:rFonts w:asciiTheme="minorHAnsi" w:eastAsiaTheme="minorEastAsia" w:hAnsiTheme="minorHAnsi" w:cstheme="minorBidi"/>
-        <w:sz w:val="22"/>
-        <w:szCs w:val="22"/>
-        <w:lang w:val="da-DK" w:eastAsia="da-DK" w:bidi="ar-SA"/>
-      </w:rPr>
-    </w:rPrDefault>
-    <w:pPrDefault>
-      <w:pPr>
-        <w:spacing w:after="160" w:line="259" w:lineRule="auto"/>
-      </w:pPr>
-    </w:pPrDefault>
-  </w:docDefaults>
-  <w:latentStyles w:defLockedState="0" w:defUIPriority="99" w:defSemiHidden="0" w:defUnhideWhenUsed="0" w:defQFormat="0" w:count="376">
-    <w:lsdException w:name="Normal" w:uiPriority="0" w:qFormat="1"/>
-    <w:lsdException w:name="heading 1" w:uiPriority="9" w:qFormat="1"/>
-    <w:lsdException w:name="heading 2" w:semiHidden="1" w:uiPriority="9" w:unhideWhenUsed="1" w:qFormat="1"/>
-    <w:lsdException w:name="heading 3" w:semiHidden="1" w:uiPriority="9" w:unhideWhenUsed="1" w:qFormat="1"/>
-    <w:lsdException w:name="heading 4" w:semiHidden="1" w:uiPriority="9" w:unhideWhenUsed="1" w:qFormat="1"/>
-    <w:lsdException w:name="heading 5" w:semiHidden="1" w:uiPriority="9" w:unhideWhenUsed="1" w:qFormat="1"/>
-    <w:lsdException w:name="heading 6" w:semiHidden="1" w:uiPriority="9" w:unhideWhenUsed="1" w:qFormat="1"/>
-    <w:lsdException w:name="heading 7" w:semiHidden="1" w:uiPriority="9" w:unhideWhenUsed="1" w:qFormat="1"/>
-    <w:lsdException w:name="heading 8" w:semiHidden="1" w:uiPriority="9" w:unhideWhenUsed="1" w:qFormat="1"/>
-    <w:lsdException w:name="heading 9" w:semiHidden="1" w:uiPriority="9" w:unhideWhenUsed="1" w:qFormat="1"/>
-    <w:lsdException w:name="index 1" w:semiHidden="1" w:unhideWhenUsed="1"/>
-    <w:lsdException w:name="index 2" w:semiHidden="1" w:unhideWhenUsed="1"/>
-    <w:lsdException w:name="index 3" w:semiHidden="1" w:unhideWhenUsed="1"/>
-    <w:lsdException w:name="index 4" w:semiHidden="1" w:unhideWhenUsed="1"/>
-    <w:lsdException w:name="index 5" w:semiHidden="1" w:unhideWhenUsed="1"/>
-    <w:lsdException w:name="index 6" w:semiHidden="1" w:unhideWhenUsed="1"/>
-    <w:lsdException w:name="index 7" w:semiHidden="1" w:unhideWhenUsed="1"/>
-    <w:lsdException w:name="index 8" w:semiHidden="1" w:unhideWhenUsed="1"/>
-    <w:lsdException w:name="index 9" w:semiHidden="1" w:unhideWhenUsed="1"/>
-    <w:lsdException w:name="toc 1" w:semiHidden="1" w:uiPriority="39" w:unhideWhenUsed="1"/>
-    <w:lsdException w:name="toc 2" w:semiHidden="1" w:uiPriority="39" w:unhideWhenUsed="1"/>
-    <w:lsdException w:name="toc 3" w:semiHidden="1" w:uiPriority="39" w:unhideWhenUsed="1"/>
-    <w:lsdException w:name="toc 4" w:semiHidden="1" w:uiPriority="39" w:unhideWhenUsed="1"/>
-    <w:lsdException w:name="toc 5" w:semiHidden="1" w:uiPriority="39" w:unhideWhenUsed="1"/>
-    <w:lsdException w:name="toc 6" w:semiHidden="1" w:uiPriority="39" w:unhideWhenUsed="1"/>
-    <w:lsdException w:name="toc 7" w:semiHidden="1" w:uiPriority="39" w:unhideWhenUsed="1"/>
-    <w:lsdException w:name="toc 8" w:semiHidden="1" w:uiPriority="39" w:unhideWhenUsed="1"/>
-    <w:lsdException w:name="toc 9" w:semiHidden="1" w:uiPriority="39" w:unhideWhenUsed="1"/>
-    <w:lsdException w:name="Normal Indent" w:semiHidden="1" w:unhideWhenUsed="1"/>
-    <w:lsdException w:name="footnote text" w:semiHidden="1" w:unhideWhenUsed="1"/>
-    <w:lsdException w:name="annotation text" w:semiHidden="1" w:unhideWhenUsed="1"/>
-    <w:lsdException w:name="header" w:semiHidden="1" w:unhideWhenUsed="1"/>
-    <w:lsdException w:name="footer" w:semiHidden="1" w:unhideWhenUsed="1"/>
-    <w:lsdException w:name="index heading" w:semiHidden="1" w:unhideWhenUsed="1"/>
-    <w:lsdException w:name="caption" w:semiHidden="1" w:uiPriority="35" w:unhideWhenUsed="1" w:qFormat="1"/>
-    <w:lsdException w:name="table of figures" w:semiHidden="1" w:unhideWhenUsed="1"/>
-    <w:lsdException w:name="envelope address" w:semiHidden="1" w:unhideWhenUsed="1"/>
-    <w:lsdException w:name="envelope return" w:semiHidden="1" w:unhideWhenUsed="1"/>
-    <w:lsdException w:name="footnote reference" w:semiHidden="1" w:unhideWhenUsed="1"/>
-    <w:lsdException w:name="annotation reference" w:semiHidden="1" w:unhideWhenUsed="1"/>
-    <w:lsdException w:name="line number" w:semiHidden="1" w:unhideWhenUsed="1"/>
-    <w:lsdException w:name="page number" w:semiHidden="1" w:unhideWhenUsed="1"/>
-    <w:lsdException w:name="endnote reference" w:semiHidden="1" w:unhideWhenUsed="1"/>
-    <w:lsdException w:name="endnote text" w:semiHidden="1" w:unhideWhenUsed="1"/>
-    <w:lsdException w:name="table of authorities" w:semiHidden="1" w:unhideWhenUsed="1"/>
-    <w:lsdException w:name="macro" w:semiHidden="1" w:unhideWhenUsed="1"/>
-    <w:lsdException w:name="toa heading" w:semiHidden="1" w:unhideWhenUsed="1"/>
-    <w:lsdException w:name="List" w:semiHidden="1" w:unhideWhenUsed="1"/>
-    <w:lsdException w:name="List Bullet" w:semiHidden="1" w:unhideWhenUsed="1"/>
-    <w:lsdException w:name="List Number" w:semiHidden="1" w:unhideWhenUsed="1"/>
-    <w:lsdException w:name="List 2" w:semiHidden="1" w:unhideWhenUsed="1"/>
-    <w:lsdException w:name="List 3" w:semiHidden="1" w:unhideWhenUsed="1"/>
-    <w:lsdException w:name="List 4" w:semiHidden="1" w:unhideWhenUsed="1"/>
-    <w:lsdException w:name="List 5" w:semiHidden="1" w:unhideWhenUsed="1"/>
-    <w:lsdException w:name="List Bullet 2" w:semiHidden="1" w:unhideWhenUsed="1"/>
-    <w:lsdException w:name="List Bullet 3" w:semiHidden="1" w:unhideWhenUsed="1"/>
-    <w:lsdException w:name="List Bullet 4" w:semiHidden="1" w:unhideWhenUsed="1"/>
-    <w:lsdException w:name="List Bullet 5" w:semiHidden="1" w:unhideWhenUsed="1"/>
-    <w:lsdException w:name="List Number 2" w:semiHidden="1" w:unhideWhenUsed="1"/>
-    <w:lsdException w:name="List Number 3" w:semiHidden="1" w:unhideWhenUsed="1"/>
-    <w:lsdException w:name="List Number 4" w:semiHidden="1" w:unhideWhenUsed="1"/>
-    <w:lsdException w:name="List Number 5" w:semiHidden="1" w:unhideWhenUsed="1"/>
-    <w:lsdException w:name="Title" w:uiPriority="10" w:qFormat="1"/>
-    <w:lsdException w:name="Closing" w:semiHidden="1" w:unhideWhenUsed="1"/>
-    <w:lsdException w:name="Signature" w:semiHidden="1" w:unhideWhenUsed="1"/>
-    <w:lsdException w:name="Default Paragraph Font" w:semiHidden="1" w:uiPriority="1" w:unhideWhenUsed="1"/>
-    <w:lsdException w:name="Body Text" w:semiHidden="1" w:unhideWhenUsed="1"/>
-    <w:lsdException w:name="Body Text Indent" w:semiHidden="1" w:unhideWhenUsed="1"/>
-    <w:lsdException w:name="List Continue" w:semiHidden="1" w:unhideWhenUsed="1"/>
-    <w:lsdException w:name="List Continue 2" w:semiHidden="1" w:unhideWhenUsed="1"/>
-    <w:lsdException w:name="List Continue 3" w:semiHidden="1" w:unhideWhenUsed="1"/>
-    <w:lsdException w:name="List Continue 4" w:semiHidden="1" w:unhideWhenUsed="1"/>
-    <w:lsdException w:name="List Continue 5" w:semiHidden="1" w:unhideWhenUsed="1"/>
-    <w:lsdException w:name="Message Header" w:semiHidden="1" w:unhideWhenUsed="1"/>
-    <w:lsdException w:name="Subtitle" w:uiPriority="11" w:qFormat="1"/>
-    <w:lsdException w:name="Salutation" w:semiHidden="1" w:unhideWhenUsed="1"/>
-    <w:lsdException w:name="Date" w:semiHidden="1" w:unhideWhenUsed="1"/>
-    <w:lsdException w:name="Body Text First Indent" w:semiHidden="1" w:unhideWhenUsed="1"/>
-    <w:lsdException w:name="Body Text First Indent 2" w:semiHidden="1" w:unhideWhenUsed="1"/>
-    <w:lsdException w:name="Note Heading" w:semiHidden="1" w:unhideWhenUsed="1"/>
-    <w:lsdException w:name="Body Text 2" w:semiHidden="1" w:unhideWhenUsed="1"/>
-    <w:lsdException w:name="Body Text 3" w:semiHidden="1" w:unhideWhenUsed="1"/>
-    <w:lsdException w:name="Body Text Indent 2" w:semiHidden="1" w:unhideWhenUsed="1"/>
-    <w:lsdException w:name="Body Text Indent 3" w:semiHidden="1" w:unhideWhenUsed="1"/>
-    <w:lsdException w:name="Block Text" w:semiHidden="1" w:unhideWhenUsed="1"/>
-    <w:lsdException w:name="Hyperlink" w:semiHidden="1" w:unhideWhenUsed="1"/>
-    <w:lsdException w:name="FollowedHyperlink" w:semiHidden="1" w:unhideWhenUsed="1"/>
-    <w:lsdException w:name="Strong" w:uiPriority="22" w:qFormat="1"/>
-    <w:lsdException w:name="Emphasis" w:uiPriority="20" w:qFormat="1"/>
-    <w:lsdException w:name="Document Map" w:semiHidden="1" w:unhideWhenUsed="1"/>
-    <w:lsdException w:name="Plain Text" w:semiHidden="1" w:unhideWhenUsed="1"/>
-    <w:lsdException w:name="E-mail Signature" w:semiHidden="1" w:unhideWhenUsed="1"/>
-    <w:lsdException w:name="HTML Top of Form" w:semiHidden="1" w:unhideWhenUsed="1"/>
-    <w:lsdException w:name="HTML Bottom of Form" w:semiHidden="1" w:unhideWhenUsed="1"/>
-    <w:lsdException w:name="Normal (Web)" w:semiHidden="1" w:unhideWhenUsed="1"/>
-    <w:lsdException w:name="HTML Acronym" w:semiHidden="1" w:unhideWhenUsed="1"/>
-    <w:lsdException w:name="HTML Address" w:semiHidden="1" w:unhideWhenUsed="1"/>
-    <w:lsdException w:name="HTML Cite" w:semiHidden="1" w:unhideWhenUsed="1"/>
-    <w:lsdException w:name="HTML Code" w:semiHidden="1" w:unhideWhenUsed="1"/>
-    <w:lsdException w:name="HTML Definition" w:semiHidden="1" w:unhideWhenUsed="1"/>
-    <w:lsdException w:name="HTML Keyboard" w:semiHidden="1" w:unhideWhenUsed="1"/>
-    <w:lsdException w:name="HTML Preformatted" w:semiHidden="1" w:unhideWhenUsed="1"/>
-    <w:lsdException w:name="HTML Sample" w:semiHidden="1" w:unhideWhenUsed="1"/>
-    <w:lsdException w:name="HTML Typewriter" w:semiHidden="1" w:unhideWhenUsed="1"/>
-    <w:lsdException w:name="HTML Variable" w:semiHidden="1" w:unhideWhenUsed="1"/>
-    <w:lsdException w:name="annotation subject" w:semiHidden="1" w:unhideWhenUsed="1"/>
-    <w:lsdException w:name="No List" w:semiHidden="1" w:unhideWhenUsed="1"/>
-    <w:lsdException w:name="Outline List 1" w:semiHidden="1" w:unhideWhenUsed="1"/>
-    <w:lsdException w:name="Outline List 2" w:semiHidden="1" w:unhideWhenUsed="1"/>
-    <w:lsdException w:name="Outline List 3" w:semiHidden="1" w:unhideWhenUsed="1"/>
-    <w:lsdException w:name="Table Simple 1" w:semiHidden="1" w:unhideWhenUsed="1"/>
-    <w:lsdException w:name="Table Simple 2" w:semiHidden="1" w:unhideWhenUsed="1"/>
-    <w:lsdException w:name="Table Simple 3" w:semiHidden="1" w:unhideWhenUsed="1"/>
-    <w:lsdException w:name="Table Classic 1" w:semiHidden="1" w:unhideWhenUsed="1"/>
-    <w:lsdException w:name="Table Classic 2" w:semiHidden="1" w:unhideWhenUsed="1"/>
-    <w:lsdException w:name="Table Classic 3" w:semiHidden="1" w:unhideWhenUsed="1"/>
-    <w:lsdException w:name="Table Classic 4" w:semiHidden="1" w:unhideWhenUsed="1"/>
-    <w:lsdException w:name="Table Colorful 1" w:semiHidden="1" w:unhideWhenUsed="1"/>
-    <w:lsdException w:name="Table Colorful 2" w:semiHidden="1" w:unhideWhenUsed="1"/>
-    <w:lsdException w:name="Table Colorful 3" w:semiHidden="1" w:unhideWhenUsed="1"/>
-    <w:lsdException w:name="Table Columns 1" w:semiHidden="1" w:unhideWhenUsed="1"/>
-    <w:lsdException w:name="Table Columns 2" w:semiHidden="1" w:unhideWhenUsed="1"/>
-    <w:lsdException w:name="Table Columns 3" w:semiHidden="1" w:unhideWhenUsed="1"/>
-    <w:lsdException w:name="Table Columns 4" w:semiHidden="1" w:unhideWhenUsed="1"/>
-    <w:lsdException w:name="Table Columns 5" w:semiHidden="1" w:unhideWhenUsed="1"/>
-    <w:lsdException w:name="Table Grid 1" w:semiHidden="1" w:unhideWhenUsed="1"/>
-    <w:lsdException w:name="Table Grid 2" w:semiHidden="1" w:unhideWhenUsed="1"/>
-    <w:lsdException w:name="Table Grid 3" w:semiHidden="1" w:unhideWhenUsed="1"/>
-    <w:lsdException w:name="Table Grid 4" w:semiHidden="1" w:unhideWhenUsed="1"/>
-    <w:lsdException w:name="Table Grid 5" w:semiHidden="1" w:unhideWhenUsed="1"/>
-    <w:lsdException w:name="Table Grid 6" w:semiHidden="1" w:unhideWhenUsed="1"/>
-    <w:lsdException w:name="Table Grid 7" w:semiHidden="1" w:unhideWhenUsed="1"/>
-    <w:lsdException w:name="Table Grid 8" w:semiHidden="1" w:unhideWhenUsed="1"/>
-    <w:lsdException w:name="Table List 1" w:semiHidden="1" w:unhideWhenUsed="1"/>
-    <w:lsdException w:name="Table List 2" w:semiHidden="1" w:unhideWhenUsed="1"/>
-    <w:lsdException w:name="Table List 3" w:semiHidden="1" w:unhideWhenUsed="1"/>
-    <w:lsdException w:name="Table List 4" w:semiHidden="1" w:unhideWhenUsed="1"/>
-    <w:lsdException w:name="Table List 5" w:semiHidden="1" w:unhideWhenUsed="1"/>
-    <w:lsdException w:name="Table List 6" w:semiHidden="1" w:unhideWhenUsed="1"/>
-    <w:lsdException w:name="Table List 7" w:semiHidden="1" w:unhideWhenUsed="1"/>
-    <w:lsdException w:name="Table List 8" w:semiHidden="1" w:unhideWhenUsed="1"/>
-    <w:lsdException w:name="Table 3D effects 1" w:semiHidden="1" w:unhideWhenUsed="1"/>
-    <w:lsdException w:name="Table 3D effects 2" w:semiHidden="1" w:unhideWhenUsed="1"/>
-    <w:lsdException w:name="Table 3D effects 3" w:semiHidden="1" w:unhideWhenUsed="1"/>
-    <w:lsdException w:name="Table Contemporary" w:semiHidden="1" w:unhideWhenUsed="1"/>
-    <w:lsdException w:name="Table Elegant" w:semiHidden="1" w:unhideWhenUsed="1"/>
-    <w:lsdException w:name="Table Professional" w:semiHidden="1" w:unhideWhenUsed="1"/>
-    <w:lsdException w:name="Table Subtle 1" w:semiHidden="1" w:unhideWhenUsed="1"/>
-    <w:lsdException w:name="Table Subtle 2" w:semiHidden="1" w:unhideWhenUsed="1"/>
-    <w:lsdException w:name="Table Web 1" w:semiHidden="1" w:unhideWhenUsed="1"/>
-    <w:lsdException w:name="Table Web 2" w:semiHidden="1" w:unhideWhenUsed="1"/>
-    <w:lsdException w:name="Balloon Text" w:semiHidden="1" w:unhideWhenUsed="1"/>
-    <w:lsdException w:name="Table Grid" w:uiPriority="39"/>
-    <w:lsdException w:name="Placeholder Text" w:semiHidden="1"/>
-    <w:lsdException w:name="No Spacing" w:uiPriority="1" w:qFormat="1"/>
-    <w:lsdException w:name="Light Shading" w:uiPriority="60"/>
-    <w:lsdException w:name="Light List" w:uiPriority="61"/>
-    <w:lsdException w:name="Light Grid" w:uiPriority="62"/>
-    <w:lsdException w:name="Medium Shading 1" w:uiPriority="63"/>
-    <w:lsdException w:name="Medium Shading 2" w:uiPriority="64"/>
-    <w:lsdException w:name="Medium List 1" w:uiPriority="65"/>
-    <w:lsdException w:name="Medium List 2" w:uiPriority="66"/>
-    <w:lsdException w:name="Medium Grid 1" w:uiPriority="67"/>
-    <w:lsdException w:name="Medium Grid 2" w:uiPriority="68"/>
-    <w:lsdException w:name="Medium Grid 3" w:uiPriority="69"/>
-    <w:lsdException w:name="Dark List" w:uiPriority="70"/>
-    <w:lsdException w:name="Colorful Shading" w:uiPriority="71"/>
-    <w:lsdException w:name="Colorful List" w:uiPriority="72"/>
-    <w:lsdException w:name="Colorful Grid" w:uiPriority="73"/>
-    <w:lsdException w:name="Light Shading Accent 1" w:uiPriority="60"/>
-    <w:lsdException w:name="Light List Accent 1" w:uiPriority="61"/>
-    <w:lsdException w:name="Light Grid Accent 1" w:uiPriority="62"/>
-    <w:lsdException w:name="Medium Shading 1 Accent 1" w:uiPriority="63"/>
-    <w:lsdException w:name="Medium Shading 2 Accent 1" w:uiPriority="64"/>
-    <w:lsdException w:name="Medium List 1 Accent 1" w:uiPriority="65"/>
-    <w:lsdException w:name="Revision" w:semiHidden="1"/>
-    <w:lsdException w:name="List Paragraph" w:uiPriority="34" w:qFormat="1"/>
-    <w:lsdException w:name="Quote" w:uiPriority="29" w:qFormat="1"/>
-    <w:lsdException w:name="Intense Quote" w:uiPriority="30" w:qFormat="1"/>
-    <w:lsdException w:name="Medium List 2 Accent 1" w:uiPriority="66"/>
-    <w:lsdException w:name="Medium Grid 1 Accent 1" w:uiPriority="67"/>
-    <w:lsdException w:name="Medium Grid 2 Accent 1" w:uiPriority="68"/>
-    <w:lsdException w:name="Medium Grid 3 Accent 1" w:uiPriority="69"/>
-    <w:lsdException w:name="Dark List Accent 1" w:uiPriority="70"/>
-    <w:lsdException w:name="Colorful Shading Accent 1" w:uiPriority="71"/>
-    <w:lsdException w:name="Colorful List Accent 1" w:uiPriority="72"/>
-    <w:lsdException w:name="Colorful Grid Accent 1" w:uiPriority="73"/>
-    <w:lsdException w:name="Light Shading Accent 2" w:uiPriority="60"/>
-    <w:lsdException w:name="Light List Accent 2" w:uiPriority="61"/>
-    <w:lsdException w:name="Light Grid Accent 2" w:uiPriority="62"/>
-    <w:lsdException w:name="Medium Shading 1 Accent 2" w:uiPriority="63"/>
-    <w:lsdException w:name="Medium Shading 2 Accent 2" w:uiPriority="64"/>
-    <w:lsdException w:name="Medium List 1 Accent 2" w:uiPriority="65"/>
-    <w:lsdException w:name="Medium List 2 Accent 2" w:uiPriority="66"/>
-    <w:lsdException w:name="Medium Grid 1 Accent 2" w:uiPriority="67"/>
-    <w:lsdException w:name="Medium Grid 2 Accent 2" w:uiPriority="68"/>
-    <w:lsdException w:name="Medium Grid 3 Accent 2" w:uiPriority="69"/>
-    <w:lsdException w:name="Dark List Accent 2" w:uiPriority="70"/>
-    <w:lsdException w:name="Colorful Shading Accent 2" w:uiPriority="71"/>
-    <w:lsdException w:name="Colorful List Accent 2" w:uiPriority="72"/>
-    <w:lsdException w:name="Colorful Grid Accent 2" w:uiPriority="73"/>
-    <w:lsdException w:name="Light Shading Accent 3" w:uiPriority="60"/>
-    <w:lsdException w:name="Light List Accent 3" w:uiPriority="61"/>
-    <w:lsdException w:name="Light Grid Accent 3" w:uiPriority="62"/>
-    <w:lsdException w:name="Medium Shading 1 Accent 3" w:uiPriority="63"/>
-    <w:lsdException w:name="Medium Shading 2 Accent 3" w:uiPriority="64"/>
-    <w:lsdException w:name="Medium List 1 Accent 3" w:uiPriority="65"/>
-    <w:lsdException w:name="Medium List 2 Accent 3" w:uiPriority="66"/>
-    <w:lsdException w:name="Medium Grid 1 Accent 3" w:uiPriority="67"/>
-    <w:lsdException w:name="Medium Grid 2 Accent 3" w:uiPriority="68"/>
-    <w:lsdException w:name="Medium Grid 3 Accent 3" w:uiPriority="69"/>
-    <w:lsdException w:name="Dark List Accent 3" w:uiPriority="70"/>
-    <w:lsdException w:name="Colorful Shading Accent 3" w:uiPriority="71"/>
-    <w:lsdException w:name="Colorful List Accent 3" w:uiPriority="72"/>
-    <w:lsdException w:name="Colorful Grid Accent 3" w:uiPriority="73"/>
-    <w:lsdException w:name="Light Shading Accent 4" w:uiPriority="60"/>
-    <w:lsdException w:name="Light List Accent 4" w:uiPriority="61"/>
-    <w:lsdException w:name="Light Grid Accent 4" w:uiPriority="62"/>
-    <w:lsdException w:name="Medium Shading 1 Accent 4" w:uiPriority="63"/>
-    <w:lsdException w:name="Medium Shading 2 Accent 4" w:uiPriority="64"/>
-    <w:lsdException w:name="Medium List 1 Accent 4" w:uiPriority="65"/>
-    <w:lsdException w:name="Medium List 2 Accent 4" w:uiPriority="66"/>
-    <w:lsdException w:name="Medium Grid 1 Accent 4" w:uiPriority="67"/>
-    <w:lsdException w:name="Medium Grid 2 Accent 4" w:uiPriority="68"/>
-    <w:lsdException w:name="Medium Grid 3 Accent 4" w:uiPriority="69"/>
-    <w:lsdException w:name="Dark List Accent 4" w:uiPriority="70"/>
-    <w:lsdException w:name="Colorful Shading Accent 4" w:uiPriority="71"/>
-    <w:lsdException w:name="Colorful List Accent 4" w:uiPriority="72"/>
-    <w:lsdException w:name="Colorful Grid Accent 4" w:uiPriority="73"/>
-    <w:lsdException w:name="Light Shading Accent 5" w:uiPriority="60"/>
-    <w:lsdException w:name="Light List Accent 5" w:uiPriority="61"/>
-    <w:lsdException w:name="Light Grid Accent 5" w:uiPriority="62"/>
-    <w:lsdException w:name="Medium Shading 1 Accent 5" w:uiPriority="63"/>
-    <w:lsdException w:name="Medium Shading 2 Accent 5" w:uiPriority="64"/>
-    <w:lsdException w:name="Medium List 1 Accent 5" w:uiPriority="65"/>
-    <w:lsdException w:name="Medium List 2 Accent 5" w:uiPriority="66"/>
-    <w:lsdException w:name="Medium Grid 1 Accent 5" w:uiPriority="67"/>
-    <w:lsdException w:name="Medium Grid 2 Accent 5" w:uiPriority="68"/>
-    <w:lsdException w:name="Medium Grid 3 Accent 5" w:uiPriority="69"/>
-    <w:lsdException w:name="Dark List Accent 5" w:uiPriority="70"/>
-    <w:lsdException w:name="Colorful Shading Accent 5" w:uiPriority="71"/>
-    <w:lsdException w:name="Colorful List Accent 5" w:uiPriority="72"/>
-    <w:lsdException w:name="Colorful Grid Accent 5" w:uiPriority="73"/>
-    <w:lsdException w:name="Light Shading Accent 6" w:uiPriority="60"/>
-    <w:lsdException w:name="Light List Accent 6" w:uiPriority="61"/>
-    <w:lsdException w:name="Light Grid Accent 6" w:uiPriority="62"/>
-    <w:lsdException w:name="Medium Shading 1 Accent 6" w:uiPriority="63"/>
-    <w:lsdException w:name="Medium Shading 2 Accent 6" w:uiPriority="64"/>
-    <w:lsdException w:name="Medium List 1 Accent 6" w:uiPriority="65"/>
-    <w:lsdException w:name="Medium List 2 Accent 6" w:uiPriority="66"/>
-    <w:lsdException w:name="Medium Grid 1 Accent 6" w:uiPriority="67"/>
-    <w:lsdException w:name="Medium Grid 2 Accent 6" w:uiPriority="68"/>
-    <w:lsdException w:name="Medium Grid 3 Accent 6" w:uiPriority="69"/>
-    <w:lsdException w:name="Dark List Accent 6" w:uiPriority="70"/>
-    <w:lsdException w:name="Colorful Shading Accent 6" w:uiPriority="71"/>
-    <w:lsdException w:name="Colorful List Accent 6" w:uiPriority="72"/>
-    <w:lsdException w:name="Colorful Grid Accent 6" w:uiPriority="73"/>
-    <w:lsdException w:name="Subtle Emphasis" w:uiPriority="19" w:qFormat="1"/>
-    <w:lsdException w:name="Intense Emphasis" w:uiPriority="21" w:qFormat="1"/>
-    <w:lsdException w:name="Subtle Reference" w:uiPriority="31" w:qFormat="1"/>
-    <w:lsdException w:name="Intense Reference" w:uiPriority="32" w:qFormat="1"/>
-    <w:lsdException w:name="Book Title" w:uiPriority="33" w:qFormat="1"/>
-    <w:lsdException w:name="Bibliography" w:semiHidden="1" w:uiPriority="37" w:unhideWhenUsed="1"/>
-    <w:lsdException w:name="TOC Heading" w:semiHidden="1" w:uiPriority="39" w:unhideWhenUsed="1" w:qFormat="1"/>
-    <w:lsdException w:name="Plain Table 1" w:uiPriority="41"/>
-    <w:lsdException w:name="Plain Table 2" w:uiPriority="42"/>
-    <w:lsdException w:name="Plain Table 3" w:uiPriority="43"/>
-    <w:lsdException w:name="Plain Table 4" w:uiPriority="44"/>
-    <w:lsdException w:name="Plain Table 5" w:uiPriority="45"/>
-    <w:lsdException w:name="Grid Table Light" w:uiPriority="40"/>
-    <w:lsdException w:name="Grid Table 1 Light" w:uiPriority="46"/>
-    <w:lsdException w:name="Grid Table 2" w:uiPriority="47"/>
-    <w:lsdException w:name="Grid Table 3" w:uiPriority="48"/>
-    <w:lsdException w:name="Grid Table 4" w:uiPriority="49"/>
-    <w:lsdException w:name="Grid Table 5 Dark" w:uiPriority="50"/>
-    <w:lsdException w:name="Grid Table 6 Colorful" w:uiPriority="51"/>
-    <w:lsdException w:name="Grid Table 7 Colorful" w:uiPriority="52"/>
-    <w:lsdException w:name="Grid Table 1 Light Accent 1" w:uiPriority="46"/>
-    <w:lsdException w:name="Grid Table 2 Accent 1" w:uiPriority="47"/>
-    <w:lsdException w:name="Grid Table 3 Accent 1" w:uiPriority="48"/>
-    <w:lsdException w:name="Grid Table 4 Accent 1" w:uiPriority="49"/>
-    <w:lsdException w:name="Grid Table 5 Dark Accent 1" w:uiPriority="50"/>
-    <w:lsdException w:name="Grid Table 6 Colorful Accent 1" w:uiPriority="51"/>
-    <w:lsdException w:name="Grid Table 7 Colorful Accent 1" w:uiPriority="52"/>
-    <w:lsdException w:name="Grid Table 1 Light Accent 2" w:uiPriority="46"/>
-    <w:lsdException w:name="Grid Table 2 Accent 2" w:uiPriority="47"/>
-    <w:lsdException w:name="Grid Table 3 Accent 2" w:uiPriority="48"/>
-    <w:lsdException w:name="Grid Table 4 Accent 2" w:uiPriority="49"/>
-    <w:lsdException w:name="Grid Table 5 Dark Accent 2" w:uiPriority="50"/>
-    <w:lsdException w:name="Grid Table 6 Colorful Accent 2" w:uiPriority="51"/>
-    <w:lsdException w:name="Grid Table 7 Colorful Accent 2" w:uiPriority="52"/>
-    <w:lsdException w:name="Grid Table 1 Light Accent 3" w:uiPriority="46"/>
-    <w:lsdException w:name="Grid Table 2 Accent 3" w:uiPriority="47"/>
-    <w:lsdException w:name="Grid Table 3 Accent 3" w:uiPriority="48"/>
-    <w:lsdException w:name="Grid Table 4 Accent 3" w:uiPriority="49"/>
-    <w:lsdException w:name="Grid Table 5 Dark Accent 3" w:uiPriority="50"/>
-    <w:lsdException w:name="Grid Table 6 Colorful Accent 3" w:uiPriority="51"/>
-    <w:lsdException w:name="Grid Table 7 Colorful Accent 3" w:uiPriority="52"/>
-    <w:lsdException w:name="Grid Table 1 Light Accent 4" w:uiPriority="46"/>
-    <w:lsdException w:name="Grid Table 2 Accent 4" w:uiPriority="47"/>
-    <w:lsdException w:name="Grid Table 3 Accent 4" w:uiPriority="48"/>
-    <w:lsdException w:name="Grid Table 4 Accent 4" w:uiPriority="49"/>
-    <w:lsdException w:name="Grid Table 5 Dark Accent 4" w:uiPriority="50"/>
-    <w:lsdException w:name="Grid Table 6 Colorful Accent 4" w:uiPriority="51"/>
-    <w:lsdException w:name="Grid Table 7 Colorful Accent 4" w:uiPriority="52"/>
-    <w:lsdException w:name="Grid Table 1 Light Accent 5" w:uiPriority="46"/>
-    <w:lsdException w:name="Grid Table 2 Accent 5" w:uiPriority="47"/>
-    <w:lsdException w:name="Grid Table 3 Accent 5" w:uiPriority="48"/>
-    <w:lsdException w:name="Grid Table 4 Accent 5" w:uiPriority="49"/>
-    <w:lsdException w:name="Grid Table 5 Dark Accent 5" w:uiPriority="50"/>
-    <w:lsdException w:name="Grid Table 6 Colorful Accent 5" w:uiPriority="51"/>
-    <w:lsdException w:name="Grid Table 7 Colorful Accent 5" w:uiPriority="52"/>
-    <w:lsdException w:name="Grid Table 1 Light Accent 6" w:uiPriority="46"/>
-    <w:lsdException w:name="Grid Table 2 Accent 6" w:uiPriority="47"/>
-    <w:lsdException w:name="Grid Table 3 Accent 6" w:uiPriority="48"/>
-    <w:lsdException w:name="Grid Table 4 Accent 6" w:uiPriority="49"/>
-    <w:lsdException w:name="Grid Table 5 Dark Accent 6" w:uiPriority="50"/>
-    <w:lsdException w:name="Grid Table 6 Colorful Accent 6" w:uiPriority="51"/>
-    <w:lsdException w:name="Grid Table 7 Colorful Accent 6" w:uiPriority="52"/>
-    <w:lsdException w:name="List Table 1 Light" w:uiPriority="46"/>
-    <w:lsdException w:name="List Table 2" w:uiPriority="47"/>
-    <w:lsdException w:name="List Table 3" w:uiPriority="48"/>
-    <w:lsdException w:name="List Table 4" w:uiPriority="49"/>
-    <w:lsdException w:name="List Table 5 Dark" w:uiPriority="50"/>
-    <w:lsdException w:name="List Table 6 Colorful" w:uiPriority="51"/>
-    <w:lsdException w:name="List Table 7 Colorful" w:uiPriority="52"/>
-    <w:lsdException w:name="List Table 1 Light Accent 1" w:uiPriority="46"/>
-    <w:lsdException w:name="List Table 2 Accent 1" w:uiPriority="47"/>
-    <w:lsdException w:name="List Table 3 Accent 1" w:uiPriority="48"/>
-    <w:lsdException w:name="List Table 4 Accent 1" w:uiPriority="49"/>
-    <w:lsdException w:name="List Table 5 Dark Accent 1" w:uiPriority="50"/>
-    <w:lsdException w:name="List Table 6 Colorful Accent 1" w:uiPriority="51"/>
-    <w:lsdException w:name="List Table 7 Colorful Accent 1" w:uiPriority="52"/>
-    <w:lsdException w:name="List Table 1 Light Accent 2" w:uiPriority="46"/>
-    <w:lsdException w:name="List Table 2 Accent 2" w:uiPriority="47"/>
-    <w:lsdException w:name="List Table 3 Accent 2" w:uiPriority="48"/>
-    <w:lsdException w:name="List Table 4 Accent 2" w:uiPriority="49"/>
-    <w:lsdException w:name="List Table 5 Dark Accent 2" w:uiPriority="50"/>
-    <w:lsdException w:name="List Table 6 Colorful Accent 2" w:uiPriority="51"/>
-    <w:lsdException w:name="List Table 7 Colorful Accent 2" w:uiPriority="52"/>
-    <w:lsdException w:name="List Table 1 Light Accent 3" w:uiPriority="46"/>
-    <w:lsdException w:name="List Table 2 Accent 3" w:uiPriority="47"/>
-    <w:lsdException w:name="List Table 3 Accent 3" w:uiPriority="48"/>
-    <w:lsdException w:name="List Table 4 Accent 3" w:uiPriority="49"/>
-    <w:lsdException w:name="List Table 5 Dark Accent 3" w:uiPriority="50"/>
-    <w:lsdException w:name="List Table 6 Colorful Accent 3" w:uiPriority="51"/>
-    <w:lsdException w:name="List Table 7 Colorful Accent 3" w:uiPriority="52"/>
-    <w:lsdException w:name="List Table 1 Light Accent 4" w:uiPriority="46"/>
-    <w:lsdException w:name="List Table 2 Accent 4" w:uiPriority="47"/>
-    <w:lsdException w:name="List Table 3 Accent 4" w:uiPriority="48"/>
-    <w:lsdException w:name="List Table 4 Accent 4" w:uiPriority="49"/>
-    <w:lsdException w:name="List Table 5 Dark Accent 4" w:uiPriority="50"/>
-    <w:lsdException w:name="List Table 6 Colorful Accent 4" w:uiPriority="51"/>
-    <w:lsdException w:name="List Table 7 Colorful Accent 4" w:uiPriority="52"/>
-    <w:lsdException w:name="List Table 1 Light Accent 5" w:uiPriority="46"/>
-    <w:lsdException w:name="List Table 2 Accent 5" w:uiPriority="47"/>
-    <w:lsdException w:name="List Table 3 Accent 5" w:uiPriority="48"/>
-    <w:lsdException w:name="List Table 4 Accent 5" w:uiPriority="49"/>
-    <w:lsdException w:name="List Table 5 Dark Accent 5" w:uiPriority="50"/>
-    <w:lsdException w:name="List Table 6 Colorful Accent 5" w:uiPriority="51"/>
-    <w:lsdException w:name="List Table 7 Colorful Accent 5" w:uiPriority="52"/>
-    <w:lsdException w:name="List Table 1 Light Accent 6" w:uiPriority="46"/>
-    <w:lsdException w:name="List Table 2 Accent 6" w:uiPriority="47"/>
-    <w:lsdException w:name="List Table 3 Accent 6" w:uiPriority="48"/>
-    <w:lsdException w:name="List Table 4 Accent 6" w:uiPriority="49"/>
-    <w:lsdException w:name="List Table 5 Dark Accent 6" w:uiPriority="50"/>
-    <w:lsdException w:name="List Table 6 Colorful Accent 6" w:uiPriority="51"/>
-    <w:lsdException w:name="List Table 7 Colorful Accent 6" w:uiPriority="52"/>
-    <w:lsdException w:name="Mention" w:semiHidden="1" w:unhideWhenUsed="1"/>
-    <w:lsdException w:name="Smart Hyperlink" w:semiHidden="1" w:unhideWhenUsed="1"/>
-    <w:lsdException w:name="Hashtag" w:semiHidden="1" w:unhideWhenUsed="1"/>
-    <w:lsdException w:name="Unresolved Mention" w:semiHidden="1" w:unhideWhenUsed="1"/>
-    <w:lsdException w:name="Smart Link" w:semiHidden="1" w:unhideWhenUsed="1"/>
-  </w:latentStyles>
-  <w:style w:type="paragraph" w:default="1" w:styleId="Normal">
-    <w:name w:val="Normal"/>
-    <w:qFormat/>
+  <w:style w:type="paragraph" w:customStyle="1" w:styleId="DCF9D8F594B94804AAA80EFA93AC6FCD">
+    <w:name w:val="DCF9D8F594B94804AAA80EFA93AC6FCD"/>
+    <w:rsid w:val="000665E8"/>
   </w:style>
-  <w:style w:type="character" w:default="1" w:styleId="Standardskrifttypeiafsnit">
-    <w:name w:val="Default Paragraph Font"/>
-    <w:uiPriority w:val="1"/>
-    <w:semiHidden/>
-    <w:unhideWhenUsed/>
+  <w:style w:type="paragraph" w:customStyle="1" w:styleId="54D9A68769C641878FBFC2A6A0682E52">
+    <w:name w:val="54D9A68769C641878FBFC2A6A0682E52"/>
+    <w:rsid w:val="0048298A"/>
   </w:style>
-  <w:style w:type="table" w:default="1" w:styleId="Tabel-Normal">
-    <w:name w:val="Normal Table"/>
-    <w:uiPriority w:val="99"/>
-    <w:semiHidden/>
-    <w:unhideWhenUsed/>
-    <w:tblPr>
-      <w:tblInd w:w="0" w:type="dxa"/>
-      <w:tblCellMar>
-        <w:top w:w="0" w:type="dxa"/>
-        <w:left w:w="108" w:type="dxa"/>
-        <w:bottom w:w="0" w:type="dxa"/>
-        <w:right w:w="108" w:type="dxa"/>
-      </w:tblCellMar>
-    </w:tblPr>
-  </w:style>
-  <w:style w:type="numbering" w:default="1" w:styleId="Ingenoversigt">
-    <w:name w:val="No List"/>
-    <w:uiPriority w:val="99"/>
-    <w:semiHidden/>
-    <w:unhideWhenUsed/>
-  </w:style>
-  <w:style w:type="character" w:styleId="Pladsholdertekst">
-    <w:name w:val="Placeholder Text"/>
-    <w:basedOn w:val="Standardskrifttypeiafsnit"/>
-    <w:uiPriority w:val="99"/>
-    <w:semiHidden/>
-    <w:rsid w:val="00BE11E8"/>
-    <w:rPr>
-      <w:color w:val="808080"/>
-    </w:rPr>
+  <w:style w:type="paragraph" w:customStyle="1" w:styleId="0CB00AC2465C4756AD598E1BBE5053AD">
+    <w:name w:val="0CB00AC2465C4756AD598E1BBE5053AD"/>
+    <w:rsid w:val="0048298A"/>
   </w:style>
 </w:styles>
 </file>
 
 <file path=word/glossary/webSettings.xml><?xml version="1.0" encoding="utf-8"?>
-<w:webSettings xmlns:mc="http://schemas.openxmlformats.org/markup-compatibility/2006" xmlns:r="http://schemas.openxmlformats.org/officeDocument/2006/relationships" xmlns:w="http://schemas.openxmlformats.org/wordprocessingml/2006/main" xmlns:w14="http://schemas.microsoft.com/office/word/2010/wordml" xmlns:w15="http://schemas.microsoft.com/office/word/2012/wordml" xmlns:w16cid="http://schemas.microsoft.com/office/word/2016/wordml/cid" xmlns:w16se="http://schemas.microsoft.com/office/word/2015/wordml/symex" mc:Ignorable="w14 w15 w16se w16cid">
+<w:webSettings xmlns:mc="http://schemas.openxmlformats.org/markup-compatibility/2006" xmlns:r="http://schemas.openxmlformats.org/officeDocument/2006/relationships" xmlns:w="http://schemas.openxmlformats.org/wordprocessingml/2006/main" xmlns:w14="http://schemas.microsoft.com/office/word/2010/wordml" xmlns:w15="http://schemas.microsoft.com/office/word/2012/wordml" xmlns:w16cex="http://schemas.microsoft.com/office/word/2018/wordml/cex" xmlns:w16cid="http://schemas.microsoft.com/office/word/2016/wordml/cid" xmlns:w16="http://schemas.microsoft.com/office/word/2018/wordml" xmlns:w16sdtdh="http://schemas.microsoft.com/office/word/2020/wordml/sdtdatahash" xmlns:w16se="http://schemas.microsoft.com/office/word/2015/wordml/symex" mc:Ignorable="w14 w15 w16se w16cid w16 w16cex w16sdtdh">
   <w:optimizeForBrowser/>
   <w:allowPNG/>
 </w:webSettings>
@@ -2131,11 +3500,13 @@
 </a:theme>
 </file>
 
-<file path=customXML/item2.xml>��< ? x m l   v e r s i o n = " 1 . 0 "   e n c o d i n g = " u t f - 1 6 " ? > +<file path=customXml/item1.xml>��< ? x m l   v e r s i o n = " 1 . 0 "   e n c o d i n g = " u t f - 1 6 " ? >   
- < N a v W o r d R e p o r t X m l P a r t   x m l n s = " u r n : m i c r o s o f t - d y n a m i c s - n a v / r e p o r t s / S V A   R e p e a l   R e s / 5 0 0 1 5 / " > + < N a v W o r d R e p o r t X m l P a r t   x m l n s = " u r n : m i c r o s o f t - d y n a m i c s - n a v / r e p o r t s / S V A _ R e p e a l _ R e s / 5 0 0 1 5 / " >   
      < O c c u p a n t > + 
+         < N a m e 2 > N a m e 2 < / N a m e 2 >   
          < O a d d r e s s > O a d d r e s s < / O a d d r e s s >   
@@ -2191,7 +3562,19 @@
  
          < C P o s t C o d e > C P o s t C o d e < / C P o s t C o d e >   
+         < E _ M a i l > E _ M a i l < / E _ M a i l > + 
+         < H o m e _ P a g e > H o m e _ P a g e < / H o m e _ P a g e > + 
      < / C o m p a n y _ I n f o r m a t i o n >   
  < / N a v W o r d R e p o r t X m l P a r t > 
+</file>
+
+<file path=customXml/itemProps1.xml><?xml version="1.0" encoding="utf-8"?>
+<ds:datastoreItem xmlns:ds="http://schemas.openxmlformats.org/officeDocument/2006/customXml" ds:itemID="{6D80493C-D03A-4083-8313-DD61B444A23D}">
+  <ds:schemaRefs>
+    <ds:schemaRef ds:uri="urn:microsoft-dynamics-nav/reports/SVA_Repeal_Res/50015/"/>
+  </ds:schemaRefs>
+</ds:datastoreItem>
 </file>